--- a/Shiva-Stuti/Siva Stuti Tamil Corrections.docx
+++ b/Shiva-Stuti/Siva Stuti Tamil Corrections.docx
@@ -46,45 +46,60 @@
       </w:r>
       <w:r>
         <w:rPr>
-          <w:rFonts w:ascii="Arial" w:hAnsi="Arial" w:cs="Arial"/>
-          <w:bCs w:val="0"/>
-          <w:sz w:val="32"/>
+          <w:rFonts w:cs="Arial"/>
+          <w:sz w:val="36"/>
           <w:u w:val="single"/>
-          <w:lang w:bidi="ar-SA"/>
         </w:rPr>
-        <w:t>31</w:t>
+        <w:t>30</w:t>
       </w:r>
       <w:r>
         <w:rPr>
-          <w:rFonts w:ascii="Arial" w:hAnsi="Arial" w:cs="Arial"/>
-          <w:bCs w:val="0"/>
-          <w:sz w:val="32"/>
+          <w:rFonts w:cs="Arial"/>
+          <w:sz w:val="36"/>
           <w:u w:val="single"/>
           <w:vertAlign w:val="superscript"/>
-          <w:lang w:bidi="ar-SA"/>
         </w:rPr>
-        <w:t>st</w:t>
+        <w:t>th</w:t>
       </w:r>
       <w:r>
         <w:rPr>
-          <w:rFonts w:ascii="Arial" w:hAnsi="Arial" w:cs="Arial"/>
-          <w:bCs w:val="0"/>
-          <w:sz w:val="32"/>
+          <w:rFonts w:cs="Arial"/>
+          <w:sz w:val="36"/>
           <w:u w:val="single"/>
-          <w:lang w:bidi="ar-SA"/>
         </w:rPr>
         <w:t xml:space="preserve"> </w:t>
       </w:r>
       <w:r>
         <w:rPr>
-          <w:rFonts w:ascii="Arial" w:hAnsi="Arial" w:cs="Arial"/>
-          <w:bCs w:val="0"/>
-          <w:sz w:val="32"/>
-          <w:highlight w:val="red"/>
+          <w:rFonts w:cs="Arial"/>
+          <w:sz w:val="36"/>
           <w:u w:val="single"/>
-          <w:lang w:bidi="ar-SA"/>
         </w:rPr>
-        <w:t>August 2022</w:t>
+        <w:t>Sep</w:t>
+      </w:r>
+      <w:r>
+        <w:rPr>
+          <w:rFonts w:cs="Arial"/>
+          <w:sz w:val="36"/>
+          <w:u w:val="single"/>
+        </w:rPr>
+        <w:t>tember</w:t>
+      </w:r>
+      <w:r>
+        <w:rPr>
+          <w:rFonts w:cs="Arial"/>
+          <w:sz w:val="36"/>
+          <w:u w:val="single"/>
+        </w:rPr>
+        <w:t xml:space="preserve"> </w:t>
+      </w:r>
+      <w:r>
+        <w:rPr>
+          <w:rFonts w:cs="Arial"/>
+          <w:sz w:val="36"/>
+          <w:u w:val="single"/>
+        </w:rPr>
+        <w:t>2026</w:t>
       </w:r>
     </w:p>
     <w:p>
@@ -236,6 +251,131 @@
           </w:tcPr>
           <w:p>
             <w:pPr>
+              <w:rPr>
+                <w:rFonts w:ascii="Arial" w:hAnsi="Arial" w:cs="Arial"/>
+                <w:sz w:val="28"/>
+                <w:szCs w:val="28"/>
+              </w:rPr>
+            </w:pPr>
+            <w:r>
+              <w:rPr>
+                <w:rFonts w:ascii="Arial" w:hAnsi="Arial" w:cs="Arial"/>
+                <w:sz w:val="28"/>
+                <w:szCs w:val="28"/>
+              </w:rPr>
+              <w:t xml:space="preserve">7.2, </w:t>
+            </w:r>
+            <w:proofErr w:type="gramStart"/>
+            <w:r>
+              <w:rPr>
+                <w:rFonts w:ascii="Arial" w:hAnsi="Arial" w:cs="Arial"/>
+                <w:sz w:val="28"/>
+                <w:szCs w:val="28"/>
+              </w:rPr>
+              <w:t>p</w:t>
+            </w:r>
+            <w:r>
+              <w:rPr>
+                <w:rFonts w:ascii="Arial" w:hAnsi="Arial" w:cs="Arial"/>
+                <w:sz w:val="28"/>
+                <w:szCs w:val="28"/>
+              </w:rPr>
+              <w:t xml:space="preserve">ara </w:t>
+            </w:r>
+            <w:r>
+              <w:rPr>
+                <w:rFonts w:ascii="Arial" w:hAnsi="Arial" w:cs="Arial"/>
+                <w:sz w:val="28"/>
+                <w:szCs w:val="28"/>
+              </w:rPr>
+              <w:t>No.</w:t>
+            </w:r>
+            <w:proofErr w:type="gramEnd"/>
+            <w:r>
+              <w:rPr>
+                <w:rFonts w:ascii="Arial" w:hAnsi="Arial" w:cs="Arial"/>
+                <w:sz w:val="28"/>
+                <w:szCs w:val="28"/>
+              </w:rPr>
+              <w:t>9</w:t>
+            </w:r>
+          </w:p>
+          <w:p>
+            <w:pPr>
+              <w:rPr>
+                <w:rFonts w:cs="Arial"/>
+                <w:b w:val="0"/>
+                <w:sz w:val="28"/>
+                <w:szCs w:val="28"/>
+              </w:rPr>
+            </w:pPr>
+            <w:r>
+              <w:rPr>
+                <w:sz w:val="28"/>
+                <w:szCs w:val="28"/>
+                <w:u w:val="single"/>
+                <w:cs/>
+              </w:rPr>
+              <w:t>தே</w:t>
+            </w:r>
+            <w:r>
+              <w:rPr>
+                <w:position w:val="-12"/>
+                <w:sz w:val="28"/>
+                <w:szCs w:val="28"/>
+                <w:u w:val="single"/>
+                <w:cs/>
+              </w:rPr>
+              <w:t>3</w:t>
+            </w:r>
+            <w:r>
+              <w:rPr>
+                <w:sz w:val="28"/>
+                <w:szCs w:val="28"/>
+                <w:u w:val="single"/>
+                <w:cs/>
+              </w:rPr>
+              <w:t xml:space="preserve">வதா: </w:t>
+            </w:r>
+            <w:r>
+              <w:rPr>
+                <w:sz w:val="28"/>
+                <w:szCs w:val="28"/>
+                <w:u w:val="single"/>
+              </w:rPr>
+              <w:t xml:space="preserve">- </w:t>
+            </w:r>
+            <w:r>
+              <w:rPr>
+                <w:sz w:val="28"/>
+                <w:szCs w:val="28"/>
+                <w:u w:val="single"/>
+                <w:cs/>
+              </w:rPr>
+              <w:t>ப்</w:t>
+            </w:r>
+            <w:r>
+              <w:rPr>
+                <w:position w:val="-12"/>
+                <w:sz w:val="28"/>
+                <w:szCs w:val="28"/>
+                <w:u w:val="single"/>
+                <w:cs/>
+              </w:rPr>
+              <w:t>3</w:t>
+            </w:r>
+            <w:r>
+              <w:rPr>
+                <w:sz w:val="28"/>
+                <w:szCs w:val="28"/>
+                <w:u w:val="single"/>
+                <w:cs/>
+              </w:rPr>
+              <w:t>ரஹ்மா</w:t>
+            </w:r>
+          </w:p>
+          <w:p>
+            <w:pPr>
               <w:ind w:right="-166"/>
               <w:rPr>
                 <w:rFonts w:ascii="Arial" w:hAnsi="Arial" w:cs="Arial"/>
@@ -245,124 +385,6 @@
                 <w:lang w:bidi="ar-SA"/>
               </w:rPr>
             </w:pPr>
-            <w:r>
-              <w:rPr>
-                <w:rFonts w:ascii="Arial" w:hAnsi="Arial" w:cs="Arial"/>
-                <w:bCs w:val="0"/>
-                <w:sz w:val="28"/>
-                <w:szCs w:val="28"/>
-                <w:lang w:bidi="ar-SA"/>
-              </w:rPr>
-              <w:t xml:space="preserve">16.1 Rudra </w:t>
-            </w:r>
-            <w:proofErr w:type="spellStart"/>
-            <w:r>
-              <w:rPr>
-                <w:rFonts w:ascii="Arial" w:hAnsi="Arial" w:cs="Arial"/>
-                <w:bCs w:val="0"/>
-                <w:sz w:val="28"/>
-                <w:szCs w:val="28"/>
-                <w:lang w:bidi="ar-SA"/>
-              </w:rPr>
-              <w:t>Kramam</w:t>
-            </w:r>
-            <w:proofErr w:type="spellEnd"/>
-            <w:r>
-              <w:rPr>
-                <w:rFonts w:ascii="Arial" w:hAnsi="Arial" w:cs="Arial"/>
-                <w:bCs w:val="0"/>
-                <w:sz w:val="28"/>
-                <w:szCs w:val="28"/>
-                <w:lang w:bidi="ar-SA"/>
-              </w:rPr>
-              <w:t xml:space="preserve"> </w:t>
-            </w:r>
-          </w:p>
-          <w:p>
-            <w:pPr>
-              <w:ind w:right="-166"/>
-              <w:rPr>
-                <w:rFonts w:ascii="Arial" w:hAnsi="Arial" w:cs="Arial"/>
-                <w:bCs w:val="0"/>
-                <w:sz w:val="28"/>
-                <w:szCs w:val="28"/>
-                <w:lang w:bidi="ar-SA"/>
-              </w:rPr>
-            </w:pPr>
-            <w:r>
-              <w:rPr>
-                <w:rFonts w:ascii="Arial" w:hAnsi="Arial" w:cs="Arial"/>
-                <w:bCs w:val="0"/>
-                <w:sz w:val="28"/>
-                <w:szCs w:val="28"/>
-                <w:lang w:bidi="ar-SA"/>
-              </w:rPr>
-              <w:t xml:space="preserve">Statement No. – </w:t>
-            </w:r>
-            <w:r>
-              <w:rPr>
-                <w:rFonts w:ascii="Arial" w:hAnsi="Arial" w:cs="Arial"/>
-                <w:bCs w:val="0"/>
-                <w:sz w:val="28"/>
-                <w:szCs w:val="28"/>
-                <w:lang w:bidi="ar-SA"/>
-              </w:rPr>
-              <w:t>4</w:t>
-            </w:r>
-          </w:p>
-          <w:p>
-            <w:pPr>
-              <w:ind w:right="-166"/>
-              <w:rPr>
-                <w:rFonts w:ascii="Arial" w:hAnsi="Arial" w:cs="Arial"/>
-                <w:bCs w:val="0"/>
-                <w:sz w:val="28"/>
-                <w:szCs w:val="28"/>
-                <w:lang w:bidi="ar-SA"/>
-              </w:rPr>
-            </w:pPr>
-            <w:r>
-              <w:rPr>
-                <w:rFonts w:ascii="Arial" w:hAnsi="Arial" w:cs="Arial"/>
-                <w:bCs w:val="0"/>
-                <w:sz w:val="28"/>
-                <w:szCs w:val="28"/>
-                <w:lang w:bidi="ar-SA"/>
-              </w:rPr>
-              <w:t>Page No. 2</w:t>
-            </w:r>
-            <w:r>
-              <w:rPr>
-                <w:rFonts w:ascii="Arial" w:hAnsi="Arial" w:cs="Arial"/>
-                <w:bCs w:val="0"/>
-                <w:sz w:val="28"/>
-                <w:szCs w:val="28"/>
-                <w:lang w:bidi="ar-SA"/>
-              </w:rPr>
-              <w:t>66</w:t>
-            </w:r>
-          </w:p>
-          <w:p>
-            <w:pPr>
-              <w:ind w:right="-166"/>
-              <w:rPr>
-                <w:rFonts w:ascii="Arial" w:hAnsi="Arial" w:cs="Arial"/>
-                <w:bCs w:val="0"/>
-                <w:sz w:val="28"/>
-                <w:szCs w:val="28"/>
-                <w:lang w:bidi="ar-SA"/>
-              </w:rPr>
-            </w:pPr>
-            <w:r>
-              <w:rPr>
-                <w:rFonts w:ascii="Arial" w:hAnsi="Arial" w:cs="Arial"/>
-                <w:bCs w:val="0"/>
-                <w:sz w:val="28"/>
-                <w:szCs w:val="28"/>
-                <w:lang w:bidi="ar-SA"/>
-              </w:rPr>
-              <w:t>Left Column</w:t>
-            </w:r>
           </w:p>
         </w:tc>
         <w:tc>
@@ -373,16 +395,104 @@
             <w:pPr>
               <w:ind w:right="0"/>
               <w:rPr>
-                <w:rFonts w:ascii="BRH Malayalam Extra" w:hAnsi="BRH Malayalam Extra" w:cs="BRH Malayalam Extra"/>
-                <w:b w:val="0"/>
-                <w:bCs w:val="0"/>
-                <w:sz w:val="36"/>
-                <w:szCs w:val="36"/>
-                <w:lang w:bidi="ar-SA"/>
-              </w:rPr>
-            </w:pPr>
-            <w:r>
-              <w:rPr>
+                <w:b w:val="0"/>
+                <w:bCs w:val="0"/>
+                <w:sz w:val="28"/>
+                <w:szCs w:val="28"/>
+              </w:rPr>
+            </w:pPr>
+            <w:r>
+              <w:rPr>
+                <w:b w:val="0"/>
+                <w:bCs w:val="0"/>
+                <w:sz w:val="28"/>
+                <w:szCs w:val="28"/>
+                <w:cs/>
+              </w:rPr>
+              <w:t>பர்வ</w:t>
+            </w:r>
+            <w:r>
+              <w:rPr>
+                <w:rFonts w:ascii="BRH Tamil Tab Extra" w:hAnsi="BRH Tamil Tab Extra"/>
+                <w:b w:val="0"/>
+                <w:bCs w:val="0"/>
+                <w:sz w:val="28"/>
+                <w:szCs w:val="28"/>
+              </w:rPr>
+              <w:t>†</w:t>
+            </w:r>
+            <w:r>
+              <w:rPr>
+                <w:b w:val="0"/>
+                <w:bCs w:val="0"/>
+                <w:sz w:val="28"/>
+                <w:szCs w:val="28"/>
+                <w:cs/>
+              </w:rPr>
+              <w:t xml:space="preserve">தாஸோ </w:t>
+            </w:r>
+            <w:r>
+              <w:rPr>
+                <w:b w:val="0"/>
+                <w:bCs w:val="0"/>
+                <w:sz w:val="28"/>
+                <w:szCs w:val="28"/>
+                <w:highlight w:val="yellow"/>
+                <w:cs/>
+              </w:rPr>
+              <w:t>வ்</w:t>
+            </w:r>
+            <w:r>
+              <w:rPr>
+                <w:b w:val="0"/>
+                <w:bCs w:val="0"/>
+                <w:i/>
+                <w:iCs/>
+                <w:sz w:val="28"/>
+                <w:szCs w:val="28"/>
+                <w:highlight w:val="yellow"/>
+                <w:cs/>
+              </w:rPr>
+              <w:t>ரு</w:t>
+            </w:r>
+            <w:r>
+              <w:rPr>
+                <w:rFonts w:ascii="BRH Tamil Tab Extra" w:hAnsi="BRH Tamil Tab Extra"/>
+                <w:b w:val="0"/>
+                <w:bCs w:val="0"/>
+                <w:sz w:val="28"/>
+                <w:szCs w:val="28"/>
+              </w:rPr>
+              <w:t>…</w:t>
+            </w:r>
+            <w:r>
+              <w:rPr>
+                <w:b w:val="0"/>
+                <w:bCs w:val="0"/>
+                <w:sz w:val="28"/>
+                <w:szCs w:val="28"/>
+                <w:cs/>
+              </w:rPr>
+              <w:t>த்ரஹத்யே</w:t>
+            </w:r>
+          </w:p>
+          <w:p>
+            <w:pPr>
+              <w:ind w:right="0"/>
+              <w:rPr>
+                <w:b w:val="0"/>
+                <w:bCs w:val="0"/>
+                <w:sz w:val="28"/>
+                <w:szCs w:val="28"/>
+                <w:cs/>
+              </w:rPr>
+            </w:pPr>
+            <w:r>
+              <w:rPr>
+                <w:b w:val="0"/>
+                <w:bCs w:val="0"/>
+                <w:sz w:val="28"/>
+                <w:szCs w:val="28"/>
                 <w:cs/>
               </w:rPr>
               <w:t>அ</w:t>
@@ -390,78 +500,94 @@
             <w:r>
               <w:rPr>
                 <w:rFonts w:ascii="BRH Tamil Tab Extra" w:hAnsi="BRH Tamil Tab Extra"/>
-                <w:sz w:val="32"/>
-              </w:rPr>
-              <w:t>…</w:t>
-            </w:r>
-            <w:r>
-              <w:rPr>
-                <w:cs/>
-              </w:rPr>
-              <w:t>ய</w:t>
-            </w:r>
-            <w:r>
-              <w:rPr>
-                <w:rFonts w:ascii="BRH Tamil Tab Extra" w:hAnsi="BRH Tamil Tab Extra"/>
-                <w:sz w:val="32"/>
-              </w:rPr>
-              <w:t>…</w:t>
-            </w:r>
-            <w:r>
-              <w:rPr>
-                <w:cs/>
-              </w:rPr>
-              <w:t>க்ஷ்</w:t>
-            </w:r>
-            <w:r>
-              <w:rPr>
+                <w:b w:val="0"/>
+                <w:bCs w:val="0"/>
+                <w:sz w:val="28"/>
+                <w:szCs w:val="28"/>
+              </w:rPr>
+              <w:t>…</w:t>
+            </w:r>
+            <w:r>
+              <w:rPr>
+                <w:b w:val="0"/>
+                <w:bCs w:val="0"/>
+                <w:sz w:val="28"/>
+                <w:szCs w:val="28"/>
+                <w:cs/>
+              </w:rPr>
+              <w:t>ஸ்</w:t>
+            </w:r>
+            <w:r>
+              <w:rPr>
+                <w:b w:val="0"/>
+                <w:bCs w:val="0"/>
+                <w:sz w:val="28"/>
+                <w:szCs w:val="28"/>
                 <w:highlight w:val="yellow"/>
                 <w:cs/>
               </w:rPr>
-              <w:t>ம</w:t>
-            </w:r>
-            <w:r>
-              <w:rPr>
-                <w:cs/>
-              </w:rPr>
-              <w:t xml:space="preserve"> ஸு</w:t>
-            </w:r>
-            <w:r>
-              <w:rPr>
-                <w:rFonts w:ascii="BRH Tamil Tab Extra" w:hAnsi="BRH Tamil Tab Extra"/>
-                <w:sz w:val="32"/>
-              </w:rPr>
-              <w:t>…</w:t>
-            </w:r>
-            <w:r>
-              <w:rPr>
-                <w:cs/>
-              </w:rPr>
-              <w:t>மனா</w:t>
-            </w:r>
-            <w:r>
-              <w:rPr>
-                <w:rFonts w:ascii="BRH Tamil Tab Extra" w:hAnsi="BRH Tamil Tab Extra"/>
-                <w:sz w:val="36"/>
-              </w:rPr>
-              <w:t>‡</w:t>
-            </w:r>
-            <w:r>
-              <w:rPr>
-                <w:sz w:val="32"/>
-                <w:szCs w:val="32"/>
-                <w:cs/>
-              </w:rPr>
-              <w:t>:</w:t>
-            </w:r>
-            <w:r>
-              <w:rPr>
-                <w:cs/>
-              </w:rPr>
-              <w:t xml:space="preserve"> </w:t>
-            </w:r>
-            <w:r>
-              <w:t>&gt;</w:t>
+              <w:t>மா அ</w:t>
+            </w:r>
+            <w:r>
+              <w:rPr>
+                <w:rFonts w:ascii="BRH Tamil Tab Extra" w:hAnsi="BRH Tamil Tab Extra"/>
+                <w:b w:val="0"/>
+                <w:bCs w:val="0"/>
+                <w:sz w:val="28"/>
+                <w:szCs w:val="28"/>
+                <w:highlight w:val="yellow"/>
+              </w:rPr>
+              <w:t>†</w:t>
+            </w:r>
+            <w:r>
+              <w:rPr>
+                <w:b w:val="0"/>
+                <w:bCs w:val="0"/>
+                <w:sz w:val="28"/>
+                <w:szCs w:val="28"/>
+                <w:cs/>
+              </w:rPr>
+              <w:t>வந்து தே</w:t>
+            </w:r>
+            <w:r>
+              <w:rPr>
+                <w:rFonts w:ascii="BRH Tamil Tab Extra" w:hAnsi="BRH Tamil Tab Extra"/>
+                <w:b w:val="0"/>
+                <w:bCs w:val="0"/>
+                <w:sz w:val="28"/>
+                <w:szCs w:val="28"/>
+              </w:rPr>
+              <w:t>…</w:t>
+            </w:r>
+            <w:r>
+              <w:rPr>
+                <w:b w:val="0"/>
+                <w:bCs w:val="0"/>
+                <w:position w:val="-12"/>
+                <w:sz w:val="28"/>
+                <w:szCs w:val="28"/>
+                <w:cs/>
+              </w:rPr>
+              <w:t>3</w:t>
+            </w:r>
+            <w:r>
+              <w:rPr>
+                <w:b w:val="0"/>
+                <w:bCs w:val="0"/>
+                <w:sz w:val="28"/>
+                <w:szCs w:val="28"/>
+                <w:cs/>
+              </w:rPr>
+              <w:t xml:space="preserve">வா: </w:t>
+            </w:r>
+            <w:r>
+              <w:rPr>
+                <w:b w:val="0"/>
+                <w:bCs w:val="0"/>
+                <w:sz w:val="28"/>
+                <w:szCs w:val="28"/>
+              </w:rPr>
+              <w:t>|</w:t>
             </w:r>
           </w:p>
         </w:tc>
@@ -472,9 +598,101 @@
           <w:p>
             <w:pPr>
               <w:ind w:right="0"/>
-            </w:pPr>
-            <w:r>
-              <w:rPr>
+              <w:rPr>
+                <w:b w:val="0"/>
+                <w:bCs w:val="0"/>
+                <w:sz w:val="28"/>
+                <w:szCs w:val="28"/>
+              </w:rPr>
+            </w:pPr>
+            <w:r>
+              <w:rPr>
+                <w:b w:val="0"/>
+                <w:bCs w:val="0"/>
+                <w:sz w:val="28"/>
+                <w:szCs w:val="28"/>
+                <w:cs/>
+              </w:rPr>
+              <w:t>பர்வ</w:t>
+            </w:r>
+            <w:r>
+              <w:rPr>
+                <w:rFonts w:ascii="BRH Tamil Tab Extra" w:hAnsi="BRH Tamil Tab Extra"/>
+                <w:b w:val="0"/>
+                <w:bCs w:val="0"/>
+                <w:sz w:val="28"/>
+                <w:szCs w:val="28"/>
+              </w:rPr>
+              <w:t>†</w:t>
+            </w:r>
+            <w:r>
+              <w:rPr>
+                <w:b w:val="0"/>
+                <w:bCs w:val="0"/>
+                <w:sz w:val="28"/>
+                <w:szCs w:val="28"/>
+                <w:cs/>
+              </w:rPr>
+              <w:t>தாஸோ வ்</w:t>
+            </w:r>
+            <w:r>
+              <w:rPr>
+                <w:b w:val="0"/>
+                <w:bCs w:val="0"/>
+                <w:i/>
+                <w:iCs/>
+                <w:sz w:val="28"/>
+                <w:szCs w:val="28"/>
+                <w:cs/>
+              </w:rPr>
+              <w:t>ரு</w:t>
+            </w:r>
+            <w:r>
+              <w:rPr>
+                <w:b w:val="0"/>
+                <w:bCs w:val="0"/>
+                <w:sz w:val="28"/>
+                <w:szCs w:val="28"/>
+                <w:highlight w:val="green"/>
+                <w:cs/>
+              </w:rPr>
+              <w:t>த்ர</w:t>
+            </w:r>
+            <w:r>
+              <w:rPr>
+                <w:rFonts w:ascii="BRH Tamil Tab Extra" w:hAnsi="BRH Tamil Tab Extra"/>
+                <w:b w:val="0"/>
+                <w:bCs w:val="0"/>
+                <w:sz w:val="28"/>
+                <w:szCs w:val="28"/>
+                <w:highlight w:val="green"/>
+              </w:rPr>
+              <w:t>…</w:t>
+            </w:r>
+            <w:r>
+              <w:rPr>
+                <w:b w:val="0"/>
+                <w:bCs w:val="0"/>
+                <w:sz w:val="28"/>
+                <w:szCs w:val="28"/>
+                <w:cs/>
+              </w:rPr>
+              <w:t>ஹத்யே</w:t>
+            </w:r>
+          </w:p>
+          <w:p>
+            <w:pPr>
+              <w:ind w:right="0"/>
+              <w:rPr>
+                <w:cs/>
+              </w:rPr>
+            </w:pPr>
+            <w:r>
+              <w:rPr>
+                <w:b w:val="0"/>
+                <w:bCs w:val="0"/>
+                <w:sz w:val="28"/>
+                <w:szCs w:val="28"/>
                 <w:cs/>
               </w:rPr>
               <w:t>அ</w:t>
@@ -482,108 +700,103 @@
             <w:r>
               <w:rPr>
                 <w:rFonts w:ascii="BRH Tamil Tab Extra" w:hAnsi="BRH Tamil Tab Extra"/>
-                <w:sz w:val="32"/>
-              </w:rPr>
-              <w:t>…</w:t>
-            </w:r>
-            <w:r>
-              <w:rPr>
-                <w:cs/>
-              </w:rPr>
-              <w:t>ய</w:t>
-            </w:r>
-            <w:r>
-              <w:rPr>
-                <w:rFonts w:ascii="BRH Tamil Tab Extra" w:hAnsi="BRH Tamil Tab Extra"/>
-                <w:sz w:val="32"/>
-              </w:rPr>
-              <w:t>…</w:t>
-            </w:r>
-            <w:r>
-              <w:rPr>
-                <w:cs/>
-              </w:rPr>
-              <w:t>க்ஷ்</w:t>
-            </w:r>
-            <w:r>
-              <w:rPr>
+                <w:b w:val="0"/>
+                <w:bCs w:val="0"/>
+                <w:sz w:val="28"/>
+                <w:szCs w:val="28"/>
+              </w:rPr>
+              <w:t>…</w:t>
+            </w:r>
+            <w:r>
+              <w:rPr>
+                <w:b w:val="0"/>
+                <w:bCs w:val="0"/>
+                <w:sz w:val="28"/>
+                <w:szCs w:val="28"/>
+                <w:cs/>
+              </w:rPr>
+              <w:t>ஸ்</w:t>
+            </w:r>
+            <w:r>
+              <w:rPr>
+                <w:b w:val="0"/>
+                <w:bCs w:val="0"/>
+                <w:sz w:val="28"/>
+                <w:szCs w:val="28"/>
                 <w:highlight w:val="green"/>
                 <w:cs/>
               </w:rPr>
-              <w:t>ம</w:t>
-            </w:r>
-            <w:proofErr w:type="spellStart"/>
-            <w:r>
-              <w:rPr>
-                <w:rFonts w:ascii="BRH Devanagari Extra" w:hAnsi="BRH Devanagari Extra"/>
-                <w:sz w:val="36"/>
-                <w:highlight w:val="green"/>
-              </w:rPr>
-              <w:t>óè</w:t>
-            </w:r>
-            <w:proofErr w:type="spellEnd"/>
-            <w:r>
-              <w:rPr>
-                <w:cs/>
-              </w:rPr>
-              <w:t xml:space="preserve"> ஸு</w:t>
-            </w:r>
-            <w:r>
-              <w:rPr>
-                <w:rFonts w:ascii="BRH Tamil Tab Extra" w:hAnsi="BRH Tamil Tab Extra"/>
-                <w:sz w:val="32"/>
-              </w:rPr>
-              <w:t>…</w:t>
-            </w:r>
-            <w:r>
-              <w:rPr>
-                <w:cs/>
-              </w:rPr>
-              <w:t>மனா</w:t>
-            </w:r>
-            <w:r>
-              <w:rPr>
-                <w:rFonts w:ascii="BRH Tamil Tab Extra" w:hAnsi="BRH Tamil Tab Extra"/>
-                <w:sz w:val="36"/>
-              </w:rPr>
-              <w:t>‡</w:t>
-            </w:r>
-            <w:r>
-              <w:rPr>
-                <w:sz w:val="32"/>
-                <w:szCs w:val="32"/>
-                <w:cs/>
-              </w:rPr>
-              <w:t>:</w:t>
-            </w:r>
-            <w:r>
-              <w:rPr>
-                <w:cs/>
-              </w:rPr>
-              <w:t xml:space="preserve"> </w:t>
-            </w:r>
-            <w:r>
-              <w:t>&gt;</w:t>
-            </w:r>
-          </w:p>
-          <w:p>
-            <w:pPr>
-              <w:ind w:right="0"/>
-              <w:rPr>
-                <w:rFonts w:ascii="BRH Malayalam Extra" w:hAnsi="BRH Malayalam Extra" w:cs="BRH Malayalam Extra"/>
-                <w:b w:val="0"/>
-                <w:bCs w:val="0"/>
-                <w:sz w:val="28"/>
-                <w:szCs w:val="28"/>
-                <w:lang w:bidi="ar-SA"/>
-              </w:rPr>
-            </w:pPr>
-            <w:r>
-              <w:rPr>
-                <w:sz w:val="28"/>
-                <w:szCs w:val="28"/>
-              </w:rPr>
-              <w:t>(gm deletion restored)</w:t>
+              <w:t>மான்</w:t>
+            </w:r>
+            <w:r>
+              <w:rPr>
+                <w:b w:val="0"/>
+                <w:bCs w:val="0"/>
+                <w:sz w:val="28"/>
+                <w:szCs w:val="28"/>
+                <w:cs/>
+              </w:rPr>
+              <w:t xml:space="preserve"> அ</w:t>
+            </w:r>
+            <w:r>
+              <w:rPr>
+                <w:rFonts w:ascii="BRH Tamil Tab Extra" w:hAnsi="BRH Tamil Tab Extra"/>
+                <w:b w:val="0"/>
+                <w:bCs w:val="0"/>
+                <w:sz w:val="28"/>
+                <w:szCs w:val="28"/>
+              </w:rPr>
+              <w:t>†</w:t>
+            </w:r>
+            <w:r>
+              <w:rPr>
+                <w:b w:val="0"/>
+                <w:bCs w:val="0"/>
+                <w:sz w:val="28"/>
+                <w:szCs w:val="28"/>
+                <w:cs/>
+              </w:rPr>
+              <w:t>வந்து தே</w:t>
+            </w:r>
+            <w:r>
+              <w:rPr>
+                <w:rFonts w:ascii="BRH Tamil Tab Extra" w:hAnsi="BRH Tamil Tab Extra"/>
+                <w:b w:val="0"/>
+                <w:bCs w:val="0"/>
+                <w:sz w:val="28"/>
+                <w:szCs w:val="28"/>
+              </w:rPr>
+              <w:t>…</w:t>
+            </w:r>
+            <w:r>
+              <w:rPr>
+                <w:b w:val="0"/>
+                <w:bCs w:val="0"/>
+                <w:position w:val="-12"/>
+                <w:sz w:val="28"/>
+                <w:szCs w:val="28"/>
+                <w:cs/>
+              </w:rPr>
+              <w:t>3</w:t>
+            </w:r>
+            <w:r>
+              <w:rPr>
+                <w:b w:val="0"/>
+                <w:bCs w:val="0"/>
+                <w:sz w:val="28"/>
+                <w:szCs w:val="28"/>
+                <w:cs/>
+              </w:rPr>
+              <w:t xml:space="preserve">வா: </w:t>
+            </w:r>
+            <w:r>
+              <w:rPr>
+                <w:b w:val="0"/>
+                <w:bCs w:val="0"/>
+                <w:sz w:val="28"/>
+                <w:szCs w:val="28"/>
+              </w:rPr>
+              <w:t>|</w:t>
             </w:r>
           </w:p>
         </w:tc>
@@ -598,133 +811,117 @@
           </w:tcPr>
           <w:p>
             <w:pPr>
-              <w:ind w:right="-166"/>
-              <w:rPr>
-                <w:rFonts w:ascii="Arial" w:hAnsi="Arial" w:cs="Arial"/>
-                <w:bCs w:val="0"/>
-                <w:sz w:val="28"/>
-                <w:szCs w:val="28"/>
-                <w:lang w:bidi="ar-SA"/>
-              </w:rPr>
-            </w:pPr>
-            <w:r>
-              <w:rPr>
-                <w:rFonts w:ascii="Arial" w:hAnsi="Arial" w:cs="Arial"/>
-                <w:bCs w:val="0"/>
-                <w:sz w:val="28"/>
-                <w:szCs w:val="28"/>
-                <w:lang w:bidi="ar-SA"/>
-              </w:rPr>
-              <w:t xml:space="preserve">16.1 Rudra </w:t>
-            </w:r>
-            <w:proofErr w:type="spellStart"/>
-            <w:r>
-              <w:rPr>
-                <w:rFonts w:ascii="Arial" w:hAnsi="Arial" w:cs="Arial"/>
-                <w:bCs w:val="0"/>
-                <w:sz w:val="28"/>
-                <w:szCs w:val="28"/>
-                <w:lang w:bidi="ar-SA"/>
-              </w:rPr>
-              <w:t>Kramam</w:t>
-            </w:r>
-            <w:proofErr w:type="spellEnd"/>
-            <w:r>
-              <w:rPr>
-                <w:rFonts w:ascii="Arial" w:hAnsi="Arial" w:cs="Arial"/>
-                <w:bCs w:val="0"/>
-                <w:sz w:val="28"/>
-                <w:szCs w:val="28"/>
-                <w:lang w:bidi="ar-SA"/>
+              <w:rPr>
+                <w:rFonts w:ascii="Arial" w:hAnsi="Arial" w:cs="Arial"/>
+                <w:sz w:val="28"/>
+                <w:szCs w:val="28"/>
+              </w:rPr>
+            </w:pPr>
+            <w:r>
+              <w:rPr>
+                <w:rFonts w:ascii="Arial" w:hAnsi="Arial" w:cs="Arial"/>
+                <w:sz w:val="28"/>
+                <w:szCs w:val="32"/>
+              </w:rPr>
+              <w:t>Chapter No. 14</w:t>
+            </w:r>
+            <w:r>
+              <w:rPr>
+                <w:rFonts w:ascii="Arial" w:hAnsi="Arial" w:cs="Arial"/>
+                <w:sz w:val="28"/>
+                <w:szCs w:val="32"/>
               </w:rPr>
               <w:t xml:space="preserve"> </w:t>
             </w:r>
-          </w:p>
-          <w:p>
-            <w:pPr>
-              <w:ind w:right="-166"/>
-              <w:rPr>
-                <w:rFonts w:ascii="Arial" w:hAnsi="Arial" w:cs="Arial"/>
-                <w:bCs w:val="0"/>
-                <w:sz w:val="28"/>
-                <w:szCs w:val="28"/>
-                <w:lang w:bidi="ar-SA"/>
-              </w:rPr>
-            </w:pPr>
-            <w:r>
-              <w:rPr>
-                <w:rFonts w:ascii="Arial" w:hAnsi="Arial" w:cs="Arial"/>
-                <w:bCs w:val="0"/>
-                <w:sz w:val="28"/>
-                <w:szCs w:val="28"/>
-                <w:lang w:bidi="ar-SA"/>
-              </w:rPr>
-              <w:t xml:space="preserve">Statement No. – </w:t>
-            </w:r>
-            <w:r>
-              <w:rPr>
-                <w:rFonts w:ascii="Arial" w:hAnsi="Arial" w:cs="Arial"/>
-                <w:bCs w:val="0"/>
-                <w:sz w:val="28"/>
-                <w:szCs w:val="28"/>
-                <w:lang w:bidi="ar-SA"/>
-              </w:rPr>
-              <w:t>last</w:t>
-            </w:r>
-          </w:p>
-          <w:p>
-            <w:pPr>
-              <w:ind w:right="-166"/>
-              <w:rPr>
-                <w:rFonts w:ascii="Arial" w:hAnsi="Arial" w:cs="Arial"/>
-                <w:bCs w:val="0"/>
-                <w:sz w:val="28"/>
-                <w:szCs w:val="28"/>
-                <w:lang w:bidi="ar-SA"/>
-              </w:rPr>
-            </w:pPr>
-            <w:r>
-              <w:rPr>
-                <w:rFonts w:ascii="Arial" w:hAnsi="Arial" w:cs="Arial"/>
-                <w:bCs w:val="0"/>
-                <w:sz w:val="28"/>
-                <w:szCs w:val="28"/>
-                <w:lang w:bidi="ar-SA"/>
-              </w:rPr>
-              <w:t>Page No. 2</w:t>
-            </w:r>
-            <w:r>
-              <w:rPr>
-                <w:rFonts w:ascii="Arial" w:hAnsi="Arial" w:cs="Arial"/>
-                <w:bCs w:val="0"/>
-                <w:sz w:val="28"/>
-                <w:szCs w:val="28"/>
-                <w:lang w:bidi="ar-SA"/>
-              </w:rPr>
-              <w:t>66</w:t>
-            </w:r>
-          </w:p>
-          <w:p>
-            <w:pPr>
-              <w:ind w:right="-166"/>
-              <w:rPr>
-                <w:rFonts w:ascii="Arial" w:hAnsi="Arial" w:cs="Arial"/>
-                <w:bCs w:val="0"/>
-                <w:sz w:val="28"/>
-                <w:szCs w:val="28"/>
-                <w:lang w:bidi="ar-SA"/>
-              </w:rPr>
-            </w:pPr>
-            <w:r>
-              <w:rPr>
-                <w:rFonts w:ascii="Arial" w:hAnsi="Arial" w:cs="Arial"/>
-                <w:bCs w:val="0"/>
-                <w:sz w:val="28"/>
-                <w:szCs w:val="28"/>
-                <w:lang w:bidi="ar-SA"/>
-              </w:rPr>
-              <w:t>Right column</w:t>
-            </w:r>
+            <w:r>
+              <w:rPr>
+                <w:rFonts w:ascii="Arial" w:hAnsi="Arial" w:cs="Arial"/>
+                <w:sz w:val="28"/>
+                <w:szCs w:val="32"/>
+              </w:rPr>
+              <w:br/>
+            </w:r>
+            <w:r>
+              <w:rPr>
+                <w:rFonts w:ascii="Arial" w:hAnsi="Arial" w:cs="Arial"/>
+                <w:sz w:val="28"/>
+                <w:szCs w:val="28"/>
+              </w:rPr>
+              <w:t>14.</w:t>
+            </w:r>
+            <w:r>
+              <w:rPr>
+                <w:rFonts w:ascii="Arial" w:hAnsi="Arial" w:cs="Arial"/>
+                <w:sz w:val="28"/>
+                <w:szCs w:val="28"/>
+              </w:rPr>
+              <w:t>1</w:t>
+            </w:r>
+            <w:r>
+              <w:rPr>
+                <w:rFonts w:ascii="Arial" w:hAnsi="Arial" w:cs="Arial"/>
+                <w:sz w:val="28"/>
+                <w:szCs w:val="28"/>
+              </w:rPr>
+              <w:t>.</w:t>
+            </w:r>
+            <w:proofErr w:type="gramStart"/>
+            <w:r>
+              <w:rPr>
+                <w:rFonts w:ascii="Arial" w:hAnsi="Arial" w:cs="Arial"/>
+                <w:sz w:val="28"/>
+                <w:szCs w:val="28"/>
+              </w:rPr>
+              <w:t xml:space="preserve">2 </w:t>
+            </w:r>
+            <w:r>
+              <w:rPr>
+                <w:rFonts w:ascii="Arial" w:hAnsi="Arial" w:cs="Arial"/>
+                <w:sz w:val="28"/>
+                <w:szCs w:val="28"/>
+              </w:rPr>
+              <w:t xml:space="preserve"> in</w:t>
+            </w:r>
+            <w:proofErr w:type="gramEnd"/>
+            <w:r>
+              <w:rPr>
+                <w:rFonts w:ascii="Arial" w:hAnsi="Arial" w:cs="Arial"/>
+                <w:sz w:val="28"/>
+                <w:szCs w:val="28"/>
+              </w:rPr>
+              <w:t xml:space="preserve"> the first chapter only</w:t>
+            </w:r>
+            <w:r>
+              <w:rPr>
+                <w:rFonts w:ascii="Arial" w:hAnsi="Arial" w:cs="Arial"/>
+                <w:sz w:val="28"/>
+                <w:szCs w:val="28"/>
+              </w:rPr>
+              <w:t xml:space="preserve"> – under </w:t>
+            </w:r>
+          </w:p>
+          <w:p>
+            <w:pPr>
+              <w:pStyle w:val="Heading3"/>
+            </w:pPr>
+            <w:bookmarkStart w:id="0" w:name="_Toc74494525"/>
+            <w:r>
+              <w:rPr>
+                <w:rFonts w:hint="cs"/>
+                <w:cs/>
+              </w:rPr>
+              <w:t>பஞ்சோபசார பூஜா</w:t>
+            </w:r>
+            <w:bookmarkEnd w:id="0"/>
+          </w:p>
+          <w:p>
+            <w:pPr>
+              <w:rPr>
+                <w:rFonts w:ascii="Arial" w:hAnsi="Arial" w:cs="Arial"/>
+                <w:sz w:val="28"/>
+                <w:szCs w:val="28"/>
+              </w:rPr>
+            </w:pPr>
           </w:p>
         </w:tc>
         <w:tc>
@@ -735,171 +932,328 @@
             <w:pPr>
               <w:ind w:right="0"/>
               <w:rPr>
-                <w:cs/>
-              </w:rPr>
-            </w:pPr>
-            <w:r>
-              <w:rPr>
-                <w:cs/>
-              </w:rPr>
-              <w:t>இ</w:t>
-            </w:r>
-            <w:r>
-              <w:rPr>
-                <w:rFonts w:ascii="BRH Tamil Tab Extra" w:hAnsi="BRH Tamil Tab Extra"/>
-                <w:sz w:val="32"/>
+                <w:b w:val="0"/>
+                <w:bCs w:val="0"/>
+                <w:sz w:val="28"/>
+                <w:szCs w:val="28"/>
+                <w:cs/>
+              </w:rPr>
+            </w:pPr>
+            <w:r>
+              <w:rPr>
+                <w:b w:val="0"/>
+                <w:bCs w:val="0"/>
+                <w:sz w:val="28"/>
+                <w:szCs w:val="28"/>
+                <w:cs/>
+              </w:rPr>
+              <w:t>நைவேத்</w:t>
+            </w:r>
+            <w:r>
+              <w:rPr>
+                <w:b w:val="0"/>
+                <w:bCs w:val="0"/>
+                <w:position w:val="-12"/>
+                <w:sz w:val="28"/>
+                <w:szCs w:val="28"/>
+                <w:cs/>
+              </w:rPr>
+              <w:t>3</w:t>
+            </w:r>
+            <w:r>
+              <w:rPr>
+                <w:b w:val="0"/>
+                <w:bCs w:val="0"/>
+                <w:sz w:val="28"/>
+                <w:szCs w:val="28"/>
+                <w:cs/>
+              </w:rPr>
+              <w:t xml:space="preserve">யம் </w:t>
+            </w:r>
+            <w:r>
+              <w:rPr>
+                <w:b w:val="0"/>
+                <w:bCs w:val="0"/>
+                <w:sz w:val="28"/>
+                <w:szCs w:val="28"/>
+              </w:rPr>
+              <w:t xml:space="preserve">- </w:t>
+            </w:r>
+            <w:r>
+              <w:rPr>
+                <w:b w:val="0"/>
+                <w:bCs w:val="0"/>
+                <w:sz w:val="28"/>
+                <w:szCs w:val="28"/>
+              </w:rPr>
+              <w:br/>
+            </w:r>
+            <w:r>
+              <w:rPr>
+                <w:b w:val="0"/>
+                <w:bCs w:val="0"/>
+                <w:sz w:val="28"/>
+                <w:szCs w:val="28"/>
+                <w:cs/>
+              </w:rPr>
+              <w:t>ஓம் பூ</w:t>
+            </w:r>
+            <w:r>
+              <w:rPr>
+                <w:b w:val="0"/>
+                <w:bCs w:val="0"/>
+                <w:position w:val="-12"/>
+                <w:sz w:val="28"/>
+                <w:szCs w:val="28"/>
+                <w:cs/>
+              </w:rPr>
+              <w:t>4</w:t>
+            </w:r>
+            <w:r>
+              <w:rPr>
+                <w:b w:val="0"/>
+                <w:bCs w:val="0"/>
+                <w:sz w:val="28"/>
+                <w:szCs w:val="28"/>
+                <w:cs/>
+              </w:rPr>
+              <w:t>ர்பு</w:t>
+            </w:r>
+            <w:r>
+              <w:rPr>
+                <w:b w:val="0"/>
+                <w:bCs w:val="0"/>
+                <w:position w:val="-12"/>
+                <w:sz w:val="28"/>
+                <w:szCs w:val="28"/>
+                <w:cs/>
+              </w:rPr>
+              <w:t>4</w:t>
+            </w:r>
+            <w:r>
+              <w:rPr>
+                <w:b w:val="0"/>
+                <w:bCs w:val="0"/>
+                <w:sz w:val="28"/>
+                <w:szCs w:val="28"/>
+                <w:cs/>
+              </w:rPr>
+              <w:t>வ</w:t>
+            </w:r>
+            <w:r>
+              <w:rPr>
+                <w:rFonts w:ascii="BRH Tamil Tab Extra" w:hAnsi="BRH Tamil Tab Extra"/>
+                <w:b w:val="0"/>
+                <w:bCs w:val="0"/>
+                <w:sz w:val="28"/>
+                <w:szCs w:val="28"/>
+              </w:rPr>
+              <w:t>…</w:t>
+            </w:r>
+            <w:r>
+              <w:rPr>
+                <w:b w:val="0"/>
+                <w:bCs w:val="0"/>
+                <w:sz w:val="28"/>
+                <w:szCs w:val="28"/>
+                <w:cs/>
+              </w:rPr>
+              <w:t>ஸ்ஸு</w:t>
+            </w:r>
+            <w:r>
+              <w:rPr>
+                <w:b w:val="0"/>
+                <w:bCs w:val="0"/>
+                <w:sz w:val="28"/>
+                <w:szCs w:val="28"/>
                 <w:highlight w:val="yellow"/>
-              </w:rPr>
-              <w:t>…</w:t>
-            </w:r>
-            <w:r>
-              <w:rPr>
+                <w:cs/>
+              </w:rPr>
+              <w:t>வ</w:t>
+            </w:r>
+            <w:r>
+              <w:rPr>
+                <w:rFonts w:ascii="BRH Tamil Tab Extra" w:hAnsi="BRH Tamil Tab Extra"/>
+                <w:sz w:val="28"/>
+                <w:szCs w:val="28"/>
                 <w:highlight w:val="yellow"/>
-                <w:cs/>
-              </w:rPr>
-              <w:t>மா</w:t>
-            </w:r>
-            <w:r>
-              <w:rPr>
-                <w:cs/>
-              </w:rPr>
-              <w:t xml:space="preserve"> ரு</w:t>
-            </w:r>
-            <w:r>
-              <w:rPr>
-                <w:rFonts w:ascii="BRH Tamil Tab Extra" w:hAnsi="BRH Tamil Tab Extra"/>
-                <w:sz w:val="32"/>
-              </w:rPr>
-              <w:t>…</w:t>
-            </w:r>
-            <w:r>
-              <w:rPr>
-                <w:cs/>
-              </w:rPr>
-              <w:t>த்</w:t>
-            </w:r>
-            <w:r>
-              <w:rPr>
-                <w:position w:val="-12"/>
+              </w:rPr>
+              <w:t>…</w:t>
+            </w:r>
+            <w:r>
+              <w:rPr>
+                <w:sz w:val="28"/>
+                <w:szCs w:val="28"/>
+                <w:highlight w:val="yellow"/>
+                <w:cs/>
+              </w:rPr>
+              <w:t>:</w:t>
+            </w:r>
+          </w:p>
+        </w:tc>
+        <w:tc>
+          <w:tcPr>
+            <w:tcW w:w="5220" w:type="dxa"/>
+          </w:tcPr>
+          <w:p>
+            <w:pPr>
+              <w:ind w:right="0"/>
+              <w:rPr>
+                <w:b w:val="0"/>
+                <w:bCs w:val="0"/>
+                <w:sz w:val="28"/>
+                <w:szCs w:val="28"/>
+                <w:cs/>
+              </w:rPr>
+            </w:pPr>
+            <w:r>
+              <w:rPr>
+                <w:b w:val="0"/>
+                <w:bCs w:val="0"/>
+                <w:sz w:val="28"/>
+                <w:szCs w:val="28"/>
+                <w:cs/>
+              </w:rPr>
+              <w:t>நைவேத்</w:t>
+            </w:r>
+            <w:r>
+              <w:rPr>
+                <w:b w:val="0"/>
+                <w:bCs w:val="0"/>
+                <w:position w:val="-12"/>
+                <w:sz w:val="28"/>
+                <w:szCs w:val="28"/>
                 <w:cs/>
               </w:rPr>
               <w:t>3</w:t>
             </w:r>
             <w:r>
               <w:rPr>
-                <w:cs/>
-              </w:rPr>
-              <w:t>ரா</w:t>
-            </w:r>
-            <w:r>
-              <w:rPr>
-                <w:sz w:val="32"/>
-                <w:szCs w:val="32"/>
+                <w:b w:val="0"/>
+                <w:bCs w:val="0"/>
+                <w:sz w:val="28"/>
+                <w:szCs w:val="28"/>
+                <w:cs/>
+              </w:rPr>
+              <w:t xml:space="preserve">யம் </w:t>
+            </w:r>
+            <w:r>
+              <w:rPr>
+                <w:b w:val="0"/>
+                <w:bCs w:val="0"/>
+                <w:sz w:val="28"/>
+                <w:szCs w:val="28"/>
+              </w:rPr>
+              <w:t xml:space="preserve">- </w:t>
+            </w:r>
+            <w:r>
+              <w:rPr>
+                <w:b w:val="0"/>
+                <w:bCs w:val="0"/>
+                <w:sz w:val="28"/>
+                <w:szCs w:val="28"/>
+              </w:rPr>
+              <w:br/>
+            </w:r>
+            <w:r>
+              <w:rPr>
+                <w:b w:val="0"/>
+                <w:bCs w:val="0"/>
+                <w:sz w:val="28"/>
+                <w:szCs w:val="28"/>
+                <w:cs/>
+              </w:rPr>
+              <w:t>ஓம் பூ</w:t>
+            </w:r>
+            <w:r>
+              <w:rPr>
+                <w:b w:val="0"/>
+                <w:bCs w:val="0"/>
+                <w:position w:val="-12"/>
+                <w:sz w:val="28"/>
+                <w:szCs w:val="28"/>
+                <w:cs/>
+              </w:rPr>
+              <w:t>4</w:t>
+            </w:r>
+            <w:r>
+              <w:rPr>
+                <w:b w:val="0"/>
+                <w:bCs w:val="0"/>
+                <w:sz w:val="28"/>
+                <w:szCs w:val="28"/>
+                <w:cs/>
+              </w:rPr>
+              <w:t>ர்பு</w:t>
+            </w:r>
+            <w:r>
+              <w:rPr>
+                <w:b w:val="0"/>
+                <w:bCs w:val="0"/>
+                <w:position w:val="-12"/>
+                <w:sz w:val="28"/>
+                <w:szCs w:val="28"/>
+                <w:cs/>
+              </w:rPr>
+              <w:t>4</w:t>
+            </w:r>
+            <w:r>
+              <w:rPr>
+                <w:b w:val="0"/>
+                <w:bCs w:val="0"/>
+                <w:sz w:val="28"/>
+                <w:szCs w:val="28"/>
+                <w:cs/>
+              </w:rPr>
+              <w:t>வ</w:t>
+            </w:r>
+            <w:r>
+              <w:rPr>
+                <w:rFonts w:ascii="BRH Tamil Tab Extra" w:hAnsi="BRH Tamil Tab Extra"/>
+                <w:b w:val="0"/>
+                <w:bCs w:val="0"/>
+                <w:sz w:val="28"/>
+                <w:szCs w:val="28"/>
+              </w:rPr>
+              <w:t>…</w:t>
+            </w:r>
+            <w:r>
+              <w:rPr>
+                <w:b w:val="0"/>
+                <w:bCs w:val="0"/>
+                <w:sz w:val="28"/>
+                <w:szCs w:val="28"/>
+                <w:cs/>
+              </w:rPr>
+              <w:t>ஸ்ஸு</w:t>
+            </w:r>
+            <w:r>
+              <w:rPr>
+                <w:b w:val="0"/>
+                <w:bCs w:val="0"/>
+                <w:sz w:val="28"/>
+                <w:szCs w:val="28"/>
+                <w:highlight w:val="green"/>
+                <w:cs/>
+              </w:rPr>
+              <w:t>வ</w:t>
+            </w:r>
+            <w:r>
+              <w:rPr>
+                <w:rFonts w:ascii="BRH Tamil Tab Extra" w:hAnsi="BRH Tamil Tab Extra"/>
+                <w:sz w:val="36"/>
+                <w:highlight w:val="green"/>
+              </w:rPr>
+              <w:t>†</w:t>
+            </w:r>
+            <w:r>
+              <w:rPr>
+                <w:sz w:val="28"/>
+                <w:szCs w:val="28"/>
+                <w:highlight w:val="green"/>
                 <w:cs/>
               </w:rPr>
               <w:t>:</w:t>
-            </w:r>
-          </w:p>
-        </w:tc>
-        <w:tc>
-          <w:tcPr>
-            <w:tcW w:w="5220" w:type="dxa"/>
-          </w:tcPr>
-          <w:p>
-            <w:pPr>
-              <w:ind w:right="0"/>
-              <w:rPr>
-                <w:sz w:val="32"/>
-                <w:szCs w:val="32"/>
-              </w:rPr>
-            </w:pPr>
-            <w:r>
-              <w:rPr>
-                <w:cs/>
-              </w:rPr>
-              <w:t>இ</w:t>
-            </w:r>
-            <w:r>
-              <w:rPr>
-                <w:rFonts w:ascii="BRH Tamil Tab Extra" w:hAnsi="BRH Tamil Tab Extra"/>
-                <w:sz w:val="32"/>
-                <w:highlight w:val="green"/>
-              </w:rPr>
-              <w:t>…</w:t>
-            </w:r>
-            <w:r>
-              <w:rPr>
-                <w:highlight w:val="green"/>
-                <w:cs/>
-              </w:rPr>
-              <w:t>மா</w:t>
-            </w:r>
-            <w:proofErr w:type="spellStart"/>
-            <w:r>
-              <w:rPr>
-                <w:rFonts w:ascii="BRH Devanagari Extra" w:hAnsi="BRH Devanagari Extra"/>
-                <w:sz w:val="36"/>
-                <w:highlight w:val="green"/>
-              </w:rPr>
-              <w:t>óè</w:t>
-            </w:r>
-            <w:proofErr w:type="spellEnd"/>
-            <w:r>
-              <w:rPr>
-                <w:cs/>
-              </w:rPr>
-              <w:t xml:space="preserve"> ரு</w:t>
-            </w:r>
-            <w:r>
-              <w:rPr>
-                <w:rFonts w:ascii="BRH Tamil Tab Extra" w:hAnsi="BRH Tamil Tab Extra"/>
-                <w:sz w:val="32"/>
-              </w:rPr>
-              <w:t>…</w:t>
-            </w:r>
-            <w:r>
-              <w:rPr>
-                <w:cs/>
-              </w:rPr>
-              <w:t>த்</w:t>
-            </w:r>
-            <w:r>
-              <w:rPr>
-                <w:position w:val="-12"/>
-                <w:cs/>
-              </w:rPr>
-              <w:t>3</w:t>
-            </w:r>
-            <w:r>
-              <w:rPr>
-                <w:cs/>
-              </w:rPr>
-              <w:t>ரா</w:t>
-            </w:r>
-            <w:r>
-              <w:rPr>
-                <w:sz w:val="32"/>
-                <w:szCs w:val="32"/>
-                <w:cs/>
-              </w:rPr>
-              <w:t>:</w:t>
-            </w:r>
-          </w:p>
-          <w:p>
-            <w:pPr>
-              <w:ind w:right="0"/>
-              <w:rPr>
-                <w:sz w:val="28"/>
-                <w:szCs w:val="28"/>
-                <w:cs/>
-              </w:rPr>
-            </w:pPr>
-            <w:r>
-              <w:rPr>
-                <w:sz w:val="28"/>
-                <w:szCs w:val="28"/>
-              </w:rPr>
-              <w:t>(gm deletion restored)</w:t>
             </w:r>
           </w:p>
         </w:tc>
@@ -931,7 +1285,7 @@
                 <w:szCs w:val="28"/>
                 <w:lang w:bidi="ar-SA"/>
               </w:rPr>
-              <w:t>16.</w:t>
+              <w:t>16.1 Rudra Kramam</w:t>
             </w:r>
             <w:r>
               <w:rPr>
@@ -941,9 +1295,12 @@
                 <w:szCs w:val="28"/>
                 <w:lang w:bidi="ar-SA"/>
               </w:rPr>
-              <w:t>2</w:t>
-            </w:r>
-            <w:r>
+              <w:t xml:space="preserve"> </w:t>
+            </w:r>
+          </w:p>
+          <w:p>
+            <w:pPr>
+              <w:ind w:right="-166"/>
               <w:rPr>
                 <w:rFonts w:ascii="Arial" w:hAnsi="Arial" w:cs="Arial"/>
                 <w:bCs w:val="0"/>
@@ -951,9 +1308,7 @@
                 <w:szCs w:val="28"/>
                 <w:lang w:bidi="ar-SA"/>
               </w:rPr>
-              <w:t xml:space="preserve"> Rudra </w:t>
-            </w:r>
-            <w:proofErr w:type="spellStart"/>
+            </w:pPr>
             <w:r>
               <w:rPr>
                 <w:rFonts w:ascii="Arial" w:hAnsi="Arial" w:cs="Arial"/>
@@ -962,9 +1317,8 @@
                 <w:szCs w:val="28"/>
                 <w:lang w:bidi="ar-SA"/>
               </w:rPr>
-              <w:t>Kramam</w:t>
-            </w:r>
-            <w:proofErr w:type="spellEnd"/>
+              <w:t>Page No. 2</w:t>
+            </w:r>
             <w:r>
               <w:rPr>
                 <w:rFonts w:ascii="Arial" w:hAnsi="Arial" w:cs="Arial"/>
@@ -973,12 +1327,9 @@
                 <w:szCs w:val="28"/>
                 <w:lang w:bidi="ar-SA"/>
               </w:rPr>
-              <w:t xml:space="preserve"> </w:t>
-            </w:r>
-          </w:p>
-          <w:p>
-            <w:pPr>
-              <w:ind w:right="-166"/>
+              <w:t>6</w:t>
+            </w:r>
+            <w:r>
               <w:rPr>
                 <w:rFonts w:ascii="Arial" w:hAnsi="Arial" w:cs="Arial"/>
                 <w:bCs w:val="0"/>
@@ -986,6 +1337,16 @@
                 <w:szCs w:val="28"/>
                 <w:lang w:bidi="ar-SA"/>
               </w:rPr>
+              <w:t>5 in the middle</w:t>
+            </w:r>
+          </w:p>
+          <w:p>
+            <w:pPr>
+              <w:rPr>
+                <w:rFonts w:ascii="Arial" w:hAnsi="Arial" w:cs="Arial"/>
+                <w:sz w:val="28"/>
+                <w:szCs w:val="32"/>
+              </w:rPr>
             </w:pPr>
             <w:r>
               <w:rPr>
@@ -995,71 +1356,7 @@
                 <w:szCs w:val="28"/>
                 <w:lang w:bidi="ar-SA"/>
               </w:rPr>
-              <w:t xml:space="preserve">Statement No. – </w:t>
-            </w:r>
-            <w:r>
-              <w:rPr>
-                <w:rFonts w:ascii="Arial" w:hAnsi="Arial" w:cs="Arial"/>
-                <w:bCs w:val="0"/>
-                <w:sz w:val="28"/>
-                <w:szCs w:val="28"/>
-                <w:lang w:bidi="ar-SA"/>
-              </w:rPr>
-              <w:t>1</w:t>
-            </w:r>
-          </w:p>
-          <w:p>
-            <w:pPr>
-              <w:ind w:right="-166"/>
-              <w:rPr>
-                <w:rFonts w:ascii="Arial" w:hAnsi="Arial" w:cs="Arial"/>
-                <w:bCs w:val="0"/>
-                <w:sz w:val="28"/>
-                <w:szCs w:val="28"/>
-                <w:lang w:bidi="ar-SA"/>
-              </w:rPr>
-            </w:pPr>
-            <w:r>
-              <w:rPr>
-                <w:rFonts w:ascii="Arial" w:hAnsi="Arial" w:cs="Arial"/>
-                <w:bCs w:val="0"/>
-                <w:sz w:val="28"/>
-                <w:szCs w:val="28"/>
-                <w:lang w:bidi="ar-SA"/>
-              </w:rPr>
-              <w:t>Page No. 2</w:t>
-            </w:r>
-            <w:r>
-              <w:rPr>
-                <w:rFonts w:ascii="Arial" w:hAnsi="Arial" w:cs="Arial"/>
-                <w:bCs w:val="0"/>
-                <w:sz w:val="28"/>
-                <w:szCs w:val="28"/>
-                <w:lang w:bidi="ar-SA"/>
-              </w:rPr>
-              <w:t>74</w:t>
-            </w:r>
-          </w:p>
-          <w:p>
-            <w:pPr>
-              <w:ind w:right="-166"/>
-              <w:rPr>
-                <w:rFonts w:ascii="Arial" w:hAnsi="Arial" w:cs="Arial"/>
-                <w:bCs w:val="0"/>
-                <w:sz w:val="28"/>
-                <w:szCs w:val="28"/>
-                <w:lang w:bidi="ar-SA"/>
-              </w:rPr>
-            </w:pPr>
-            <w:r>
-              <w:rPr>
-                <w:rFonts w:ascii="Arial" w:hAnsi="Arial" w:cs="Arial"/>
-                <w:bCs w:val="0"/>
-                <w:sz w:val="28"/>
-                <w:szCs w:val="28"/>
-                <w:lang w:bidi="ar-SA"/>
-              </w:rPr>
-              <w:t>Right column</w:t>
+              <w:t>Left Column</w:t>
             </w:r>
           </w:p>
         </w:tc>
@@ -1071,147 +1368,225 @@
             <w:pPr>
               <w:ind w:right="0"/>
               <w:rPr>
-                <w:cs/>
-              </w:rPr>
-            </w:pPr>
-            <w:r>
-              <w:rPr>
-                <w:cs/>
-              </w:rPr>
-              <w:t>தா</w:t>
-            </w:r>
-            <w:r>
-              <w:rPr>
-                <w:position w:val="-12"/>
+                <w:b w:val="0"/>
+                <w:bCs w:val="0"/>
+                <w:sz w:val="28"/>
+                <w:szCs w:val="28"/>
+                <w:cs/>
+              </w:rPr>
+            </w:pPr>
+            <w:r>
+              <w:rPr>
+                <w:sz w:val="28"/>
+                <w:szCs w:val="28"/>
+                <w:cs/>
+              </w:rPr>
+              <w:t>பி</w:t>
+            </w:r>
+            <w:r>
+              <w:rPr>
+                <w:position w:val="-12"/>
+                <w:sz w:val="28"/>
+                <w:szCs w:val="28"/>
+                <w:cs/>
+              </w:rPr>
+              <w:t>3</w:t>
+            </w:r>
+            <w:r>
+              <w:rPr>
+                <w:sz w:val="28"/>
+                <w:szCs w:val="28"/>
+                <w:cs/>
+              </w:rPr>
+              <w:t>ப</w:t>
+            </w:r>
+            <w:r>
+              <w:rPr>
+                <w:rFonts w:ascii="BRH Tamil Tab Extra" w:hAnsi="BRH Tamil Tab Extra"/>
+                <w:sz w:val="28"/>
+                <w:szCs w:val="28"/>
+              </w:rPr>
+              <w:t>…</w:t>
+            </w:r>
+            <w:r>
+              <w:rPr>
+                <w:position w:val="-12"/>
+                <w:sz w:val="28"/>
+                <w:szCs w:val="28"/>
                 <w:cs/>
               </w:rPr>
               <w:t>4</w:t>
             </w:r>
             <w:r>
               <w:rPr>
-                <w:rFonts w:ascii="BRH Tamil Tab Extra" w:hAnsi="BRH Tamil Tab Extra" w:hint="cs"/>
-                <w:sz w:val="36"/>
+                <w:sz w:val="28"/>
+                <w:szCs w:val="28"/>
+                <w:cs/>
+              </w:rPr>
+              <w:t>ர்</w:t>
+            </w:r>
+            <w:r>
+              <w:rPr>
+                <w:sz w:val="28"/>
+                <w:szCs w:val="28"/>
                 <w:highlight w:val="yellow"/>
+              </w:rPr>
+              <w:t>.</w:t>
+            </w:r>
+            <w:r>
+              <w:rPr>
+                <w:sz w:val="28"/>
+                <w:szCs w:val="28"/>
+                <w:highlight w:val="yellow"/>
+                <w:cs/>
+              </w:rPr>
+              <w:t>ஷ்</w:t>
+            </w:r>
+            <w:r>
+              <w:rPr>
+                <w:sz w:val="28"/>
+                <w:szCs w:val="28"/>
+                <w:cs/>
+              </w:rPr>
+              <w:t>யஸ்த</w:t>
+            </w:r>
+            <w:r>
+              <w:rPr>
+                <w:rFonts w:ascii="BRH Tamil Tab Extra" w:hAnsi="BRH Tamil Tab Extra"/>
+                <w:sz w:val="28"/>
+                <w:szCs w:val="28"/>
+              </w:rPr>
+              <w:t>†</w:t>
+            </w:r>
+            <w:r>
+              <w:rPr>
+                <w:sz w:val="28"/>
+                <w:szCs w:val="28"/>
                 <w:cs/>
               </w:rPr>
               <w:t>வே</w:t>
             </w:r>
             <w:r>
               <w:rPr>
-                <w:rFonts w:ascii="BRH Tamil Tab Extra" w:hAnsi="BRH Tamil Tab Extra"/>
-                <w:sz w:val="36"/>
+                <w:sz w:val="28"/>
+                <w:szCs w:val="28"/>
+              </w:rPr>
+              <w:tab/>
+            </w:r>
+          </w:p>
+        </w:tc>
+        <w:tc>
+          <w:tcPr>
+            <w:tcW w:w="5220" w:type="dxa"/>
+          </w:tcPr>
+          <w:p>
+            <w:pPr>
+              <w:ind w:right="0"/>
+              <w:rPr>
+                <w:b w:val="0"/>
+                <w:bCs w:val="0"/>
+                <w:sz w:val="28"/>
+                <w:szCs w:val="28"/>
+                <w:cs/>
+              </w:rPr>
+            </w:pPr>
+            <w:r>
+              <w:rPr>
+                <w:sz w:val="28"/>
+                <w:szCs w:val="28"/>
+                <w:cs/>
+              </w:rPr>
+              <w:t>பி</w:t>
+            </w:r>
+            <w:r>
+              <w:rPr>
+                <w:position w:val="-12"/>
+                <w:sz w:val="28"/>
+                <w:szCs w:val="28"/>
+                <w:cs/>
+              </w:rPr>
+              <w:t>3</w:t>
+            </w:r>
+            <w:r>
+              <w:rPr>
+                <w:sz w:val="28"/>
+                <w:szCs w:val="28"/>
+                <w:cs/>
+              </w:rPr>
+              <w:t>ப</w:t>
+            </w:r>
+            <w:r>
+              <w:rPr>
+                <w:rFonts w:ascii="BRH Tamil Tab Extra" w:hAnsi="BRH Tamil Tab Extra"/>
+                <w:sz w:val="28"/>
+                <w:szCs w:val="28"/>
+              </w:rPr>
+              <w:t>…</w:t>
+            </w:r>
+            <w:r>
+              <w:rPr>
+                <w:position w:val="-12"/>
+                <w:sz w:val="28"/>
+                <w:szCs w:val="28"/>
+                <w:cs/>
+              </w:rPr>
+              <w:t>4</w:t>
+            </w:r>
+            <w:r>
+              <w:rPr>
+                <w:sz w:val="28"/>
+                <w:szCs w:val="28"/>
+                <w:cs/>
+              </w:rPr>
+              <w:t>ர்</w:t>
+            </w:r>
+            <w:r>
+              <w:rPr>
+                <w:sz w:val="28"/>
+                <w:szCs w:val="28"/>
+                <w:highlight w:val="green"/>
+                <w:cs/>
+              </w:rPr>
+              <w:t>ஷ்</w:t>
+            </w:r>
+            <w:r>
+              <w:rPr>
+                <w:sz w:val="28"/>
+                <w:szCs w:val="28"/>
+                <w:cs/>
+              </w:rPr>
+              <w:t>யஸ்த</w:t>
+            </w:r>
+            <w:r>
+              <w:rPr>
+                <w:rFonts w:ascii="BRH Tamil Tab Extra" w:hAnsi="BRH Tamil Tab Extra"/>
+                <w:sz w:val="28"/>
+                <w:szCs w:val="28"/>
               </w:rPr>
               <w:t>†</w:t>
             </w:r>
             <w:r>
               <w:rPr>
-                <w:cs/>
-              </w:rPr>
-              <w:t>தே</w:t>
-            </w:r>
-            <w:r>
-              <w:rPr>
-                <w:rFonts w:ascii="BRH Tamil Tab Extra" w:hAnsi="BRH Tamil Tab Extra"/>
-                <w:sz w:val="32"/>
-              </w:rPr>
-              <w:t>…</w:t>
-            </w:r>
-            <w:r>
-              <w:t xml:space="preserve"> </w:t>
-            </w:r>
-            <w:r>
-              <w:rPr>
-                <w:cs/>
-              </w:rPr>
-              <w:t>ஸத்வ</w:t>
-            </w:r>
-            <w:r>
-              <w:rPr>
-                <w:rFonts w:ascii="BRH Tamil Tab Extra" w:hAnsi="BRH Tamil Tab Extra"/>
-                <w:sz w:val="36"/>
-              </w:rPr>
-              <w:t>†</w:t>
-            </w:r>
-            <w:r>
-              <w:rPr>
-                <w:cs/>
-              </w:rPr>
-              <w:t>னாம்</w:t>
-            </w:r>
-          </w:p>
-        </w:tc>
-        <w:tc>
-          <w:tcPr>
-            <w:tcW w:w="5220" w:type="dxa"/>
-          </w:tcPr>
-          <w:p>
-            <w:pPr>
-              <w:ind w:right="0"/>
-              <w:rPr>
-                <w:cs/>
-              </w:rPr>
-            </w:pPr>
-            <w:r>
-              <w:rPr>
-                <w:cs/>
-              </w:rPr>
-              <w:t>தா</w:t>
-            </w:r>
-            <w:r>
-              <w:rPr>
-                <w:position w:val="-12"/>
-                <w:cs/>
-              </w:rPr>
-              <w:t>4</w:t>
-            </w:r>
-            <w:r>
-              <w:rPr>
-                <w:highlight w:val="green"/>
-                <w:cs/>
-              </w:rPr>
-              <w:t>வ</w:t>
-            </w:r>
-            <w:r>
-              <w:rPr>
-                <w:rFonts w:ascii="BRH Tamil Tab Extra" w:hAnsi="BRH Tamil Tab Extra"/>
-                <w:sz w:val="36"/>
-              </w:rPr>
-              <w:t>†</w:t>
-            </w:r>
-            <w:r>
-              <w:rPr>
-                <w:cs/>
-              </w:rPr>
-              <w:t>தே</w:t>
-            </w:r>
-            <w:r>
-              <w:rPr>
-                <w:rFonts w:ascii="BRH Tamil Tab Extra" w:hAnsi="BRH Tamil Tab Extra"/>
-                <w:sz w:val="32"/>
-              </w:rPr>
-              <w:t>…</w:t>
-            </w:r>
-            <w:r>
-              <w:t xml:space="preserve"> </w:t>
-            </w:r>
-            <w:r>
-              <w:rPr>
-                <w:cs/>
-              </w:rPr>
-              <w:t>ஸத்வ</w:t>
-            </w:r>
-            <w:r>
-              <w:rPr>
-                <w:rFonts w:ascii="BRH Tamil Tab Extra" w:hAnsi="BRH Tamil Tab Extra"/>
-                <w:sz w:val="36"/>
-              </w:rPr>
-              <w:t>†</w:t>
-            </w:r>
-            <w:r>
-              <w:rPr>
-                <w:cs/>
-              </w:rPr>
-              <w:t>னாம்</w:t>
+                <w:sz w:val="28"/>
+                <w:szCs w:val="28"/>
+                <w:cs/>
+              </w:rPr>
+              <w:t>வே</w:t>
+            </w:r>
+            <w:r>
+              <w:rPr>
+                <w:sz w:val="28"/>
+                <w:szCs w:val="28"/>
+              </w:rPr>
+              <w:tab/>
+            </w:r>
+            <w:r>
+              <w:rPr>
+                <w:sz w:val="28"/>
+                <w:szCs w:val="28"/>
+              </w:rPr>
+              <w:br/>
+              <w:t>(No swara bhakti)</w:t>
             </w:r>
           </w:p>
         </w:tc>
@@ -1243,17 +1618,7 @@
                 <w:szCs w:val="28"/>
                 <w:lang w:bidi="ar-SA"/>
               </w:rPr>
-              <w:t>16.</w:t>
-            </w:r>
-            <w:r>
-              <w:rPr>
-                <w:rFonts w:ascii="Arial" w:hAnsi="Arial" w:cs="Arial"/>
-                <w:bCs w:val="0"/>
-                <w:sz w:val="28"/>
-                <w:szCs w:val="28"/>
-                <w:lang w:val="en-IN" w:bidi="ar-SA"/>
-              </w:rPr>
-              <w:t>10</w:t>
+              <w:t>16.1 Rudra Kramam</w:t>
             </w:r>
             <w:r>
               <w:rPr>
@@ -1263,10 +1628,12 @@
                 <w:szCs w:val="28"/>
                 <w:lang w:bidi="ar-SA"/>
               </w:rPr>
-              <w:t xml:space="preserve"> Rudra </w:t>
-            </w:r>
-            <w:proofErr w:type="spellStart"/>
-            <w:r>
+              <w:t xml:space="preserve"> </w:t>
+            </w:r>
+          </w:p>
+          <w:p>
+            <w:pPr>
+              <w:ind w:right="-166"/>
               <w:rPr>
                 <w:rFonts w:ascii="Arial" w:hAnsi="Arial" w:cs="Arial"/>
                 <w:bCs w:val="0"/>
@@ -1274,9 +1641,7 @@
                 <w:szCs w:val="28"/>
                 <w:lang w:bidi="ar-SA"/>
               </w:rPr>
-              <w:t>Kramam</w:t>
-            </w:r>
-            <w:proofErr w:type="spellEnd"/>
+            </w:pPr>
             <w:r>
               <w:rPr>
                 <w:rFonts w:ascii="Arial" w:hAnsi="Arial" w:cs="Arial"/>
@@ -1285,7 +1650,17 @@
                 <w:szCs w:val="28"/>
                 <w:lang w:bidi="ar-SA"/>
               </w:rPr>
-              <w:t xml:space="preserve"> </w:t>
+              <w:t xml:space="preserve">Statement No. – </w:t>
+            </w:r>
+            <w:r>
+              <w:rPr>
+                <w:rFonts w:ascii="Arial" w:hAnsi="Arial" w:cs="Arial"/>
+                <w:bCs w:val="0"/>
+                <w:sz w:val="28"/>
+                <w:szCs w:val="28"/>
+                <w:lang w:bidi="ar-SA"/>
+              </w:rPr>
+              <w:t>4</w:t>
             </w:r>
           </w:p>
           <w:p>
@@ -1307,7 +1682,7 @@
                 <w:szCs w:val="28"/>
                 <w:lang w:bidi="ar-SA"/>
               </w:rPr>
-              <w:t xml:space="preserve">Statement No. – </w:t>
+              <w:t>Page No. 2</w:t>
             </w:r>
             <w:r>
               <w:rPr>
@@ -1317,7 +1692,7 @@
                 <w:szCs w:val="28"/>
                 <w:lang w:bidi="ar-SA"/>
               </w:rPr>
-              <w:t>2</w:t>
+              <w:t>66</w:t>
             </w:r>
           </w:p>
           <w:p>
@@ -1339,24 +1714,286 @@
                 <w:szCs w:val="28"/>
                 <w:lang w:bidi="ar-SA"/>
               </w:rPr>
-              <w:t xml:space="preserve">Page No. </w:t>
-            </w:r>
-            <w:r>
-              <w:rPr>
-                <w:rFonts w:ascii="Arial" w:hAnsi="Arial" w:cs="Arial"/>
+              <w:t>Left Column</w:t>
+            </w:r>
+          </w:p>
+        </w:tc>
+        <w:tc>
+          <w:tcPr>
+            <w:tcW w:w="4633" w:type="dxa"/>
+          </w:tcPr>
+          <w:p>
+            <w:pPr>
+              <w:ind w:right="0"/>
+              <w:rPr>
+                <w:rFonts w:ascii="BRH Malayalam Extra" w:hAnsi="BRH Malayalam Extra" w:cs="BRH Malayalam Extra"/>
+                <w:b w:val="0"/>
                 <w:bCs w:val="0"/>
                 <w:sz w:val="28"/>
                 <w:szCs w:val="28"/>
                 <w:lang w:bidi="ar-SA"/>
               </w:rPr>
-              <w:t>304</w:t>
-            </w:r>
-          </w:p>
-          <w:p>
-            <w:pPr>
-              <w:ind w:right="-166"/>
-              <w:rPr>
-                <w:rFonts w:ascii="Arial" w:hAnsi="Arial" w:cs="Arial"/>
+            </w:pPr>
+            <w:r>
+              <w:rPr>
+                <w:b w:val="0"/>
+                <w:bCs w:val="0"/>
+                <w:sz w:val="28"/>
+                <w:szCs w:val="28"/>
+                <w:cs/>
+              </w:rPr>
+              <w:t>அ</w:t>
+            </w:r>
+            <w:r>
+              <w:rPr>
+                <w:rFonts w:ascii="BRH Tamil Tab Extra" w:hAnsi="BRH Tamil Tab Extra"/>
+                <w:b w:val="0"/>
+                <w:bCs w:val="0"/>
+                <w:sz w:val="28"/>
+                <w:szCs w:val="28"/>
+              </w:rPr>
+              <w:t>…</w:t>
+            </w:r>
+            <w:r>
+              <w:rPr>
+                <w:b w:val="0"/>
+                <w:bCs w:val="0"/>
+                <w:sz w:val="28"/>
+                <w:szCs w:val="28"/>
+                <w:cs/>
+              </w:rPr>
+              <w:t>ய</w:t>
+            </w:r>
+            <w:r>
+              <w:rPr>
+                <w:rFonts w:ascii="BRH Tamil Tab Extra" w:hAnsi="BRH Tamil Tab Extra"/>
+                <w:b w:val="0"/>
+                <w:bCs w:val="0"/>
+                <w:sz w:val="28"/>
+                <w:szCs w:val="28"/>
+              </w:rPr>
+              <w:t>…</w:t>
+            </w:r>
+            <w:r>
+              <w:rPr>
+                <w:b w:val="0"/>
+                <w:bCs w:val="0"/>
+                <w:sz w:val="28"/>
+                <w:szCs w:val="28"/>
+                <w:cs/>
+              </w:rPr>
+              <w:t>க்ஷ்</w:t>
+            </w:r>
+            <w:r>
+              <w:rPr>
+                <w:b w:val="0"/>
+                <w:bCs w:val="0"/>
+                <w:sz w:val="28"/>
+                <w:szCs w:val="28"/>
+                <w:highlight w:val="yellow"/>
+                <w:cs/>
+              </w:rPr>
+              <w:t>ம</w:t>
+            </w:r>
+            <w:r>
+              <w:rPr>
+                <w:b w:val="0"/>
+                <w:bCs w:val="0"/>
+                <w:sz w:val="28"/>
+                <w:szCs w:val="28"/>
+                <w:cs/>
+              </w:rPr>
+              <w:t xml:space="preserve"> ஸு</w:t>
+            </w:r>
+            <w:r>
+              <w:rPr>
+                <w:rFonts w:ascii="BRH Tamil Tab Extra" w:hAnsi="BRH Tamil Tab Extra"/>
+                <w:b w:val="0"/>
+                <w:bCs w:val="0"/>
+                <w:sz w:val="28"/>
+                <w:szCs w:val="28"/>
+              </w:rPr>
+              <w:t>…</w:t>
+            </w:r>
+            <w:r>
+              <w:rPr>
+                <w:b w:val="0"/>
+                <w:bCs w:val="0"/>
+                <w:sz w:val="28"/>
+                <w:szCs w:val="28"/>
+                <w:cs/>
+              </w:rPr>
+              <w:t>மனா</w:t>
+            </w:r>
+            <w:r>
+              <w:rPr>
+                <w:rFonts w:ascii="BRH Tamil Tab Extra" w:hAnsi="BRH Tamil Tab Extra"/>
+                <w:sz w:val="28"/>
+                <w:szCs w:val="28"/>
+              </w:rPr>
+              <w:t>‡</w:t>
+            </w:r>
+            <w:r>
+              <w:rPr>
+                <w:sz w:val="28"/>
+                <w:szCs w:val="28"/>
+                <w:cs/>
+              </w:rPr>
+              <w:t xml:space="preserve">: </w:t>
+            </w:r>
+            <w:r>
+              <w:rPr>
+                <w:b w:val="0"/>
+                <w:bCs w:val="0"/>
+                <w:sz w:val="28"/>
+                <w:szCs w:val="28"/>
+              </w:rPr>
+              <w:t>&gt;</w:t>
+            </w:r>
+          </w:p>
+        </w:tc>
+        <w:tc>
+          <w:tcPr>
+            <w:tcW w:w="5220" w:type="dxa"/>
+          </w:tcPr>
+          <w:p>
+            <w:pPr>
+              <w:ind w:right="0"/>
+              <w:rPr>
+                <w:sz w:val="28"/>
+                <w:szCs w:val="28"/>
+              </w:rPr>
+            </w:pPr>
+            <w:r>
+              <w:rPr>
+                <w:b w:val="0"/>
+                <w:bCs w:val="0"/>
+                <w:sz w:val="28"/>
+                <w:szCs w:val="28"/>
+                <w:cs/>
+              </w:rPr>
+              <w:t>அ</w:t>
+            </w:r>
+            <w:r>
+              <w:rPr>
+                <w:rFonts w:ascii="BRH Tamil Tab Extra" w:hAnsi="BRH Tamil Tab Extra"/>
+                <w:b w:val="0"/>
+                <w:bCs w:val="0"/>
+                <w:sz w:val="28"/>
+                <w:szCs w:val="28"/>
+              </w:rPr>
+              <w:t>…</w:t>
+            </w:r>
+            <w:r>
+              <w:rPr>
+                <w:b w:val="0"/>
+                <w:bCs w:val="0"/>
+                <w:sz w:val="28"/>
+                <w:szCs w:val="28"/>
+                <w:cs/>
+              </w:rPr>
+              <w:t>ய</w:t>
+            </w:r>
+            <w:r>
+              <w:rPr>
+                <w:rFonts w:ascii="BRH Tamil Tab Extra" w:hAnsi="BRH Tamil Tab Extra"/>
+                <w:b w:val="0"/>
+                <w:bCs w:val="0"/>
+                <w:sz w:val="28"/>
+                <w:szCs w:val="28"/>
+              </w:rPr>
+              <w:t>…</w:t>
+            </w:r>
+            <w:r>
+              <w:rPr>
+                <w:b w:val="0"/>
+                <w:bCs w:val="0"/>
+                <w:sz w:val="28"/>
+                <w:szCs w:val="28"/>
+                <w:cs/>
+              </w:rPr>
+              <w:t>க்ஷ்</w:t>
+            </w:r>
+            <w:r>
+              <w:rPr>
+                <w:b w:val="0"/>
+                <w:bCs w:val="0"/>
+                <w:sz w:val="28"/>
+                <w:szCs w:val="28"/>
+                <w:highlight w:val="green"/>
+                <w:cs/>
+              </w:rPr>
+              <w:t>ம</w:t>
+            </w:r>
+            <w:r>
+              <w:rPr>
+                <w:rFonts w:ascii="BRH Devanagari Extra" w:hAnsi="BRH Devanagari Extra"/>
+                <w:sz w:val="32"/>
+                <w:szCs w:val="32"/>
+                <w:highlight w:val="green"/>
+              </w:rPr>
+              <w:t>óè</w:t>
+            </w:r>
+            <w:r>
+              <w:rPr>
+                <w:b w:val="0"/>
+                <w:bCs w:val="0"/>
+                <w:sz w:val="28"/>
+                <w:szCs w:val="28"/>
+                <w:cs/>
+              </w:rPr>
+              <w:t xml:space="preserve"> ஸு</w:t>
+            </w:r>
+            <w:r>
+              <w:rPr>
+                <w:rFonts w:ascii="BRH Tamil Tab Extra" w:hAnsi="BRH Tamil Tab Extra"/>
+                <w:b w:val="0"/>
+                <w:bCs w:val="0"/>
+                <w:sz w:val="28"/>
+                <w:szCs w:val="28"/>
+              </w:rPr>
+              <w:t>…</w:t>
+            </w:r>
+            <w:r>
+              <w:rPr>
+                <w:b w:val="0"/>
+                <w:bCs w:val="0"/>
+                <w:sz w:val="28"/>
+                <w:szCs w:val="28"/>
+                <w:cs/>
+              </w:rPr>
+              <w:t>மனா</w:t>
+            </w:r>
+            <w:r>
+              <w:rPr>
+                <w:rFonts w:ascii="BRH Tamil Tab Extra" w:hAnsi="BRH Tamil Tab Extra"/>
+                <w:sz w:val="28"/>
+                <w:szCs w:val="28"/>
+              </w:rPr>
+              <w:t>‡</w:t>
+            </w:r>
+            <w:r>
+              <w:rPr>
+                <w:sz w:val="28"/>
+                <w:szCs w:val="28"/>
+                <w:cs/>
+              </w:rPr>
+              <w:t xml:space="preserve">: </w:t>
+            </w:r>
+            <w:r>
+              <w:rPr>
+                <w:sz w:val="28"/>
+                <w:szCs w:val="28"/>
+              </w:rPr>
+              <w:t>&gt;</w:t>
+            </w:r>
+          </w:p>
+          <w:p>
+            <w:pPr>
+              <w:ind w:right="0"/>
+              <w:rPr>
+                <w:rFonts w:ascii="BRH Malayalam Extra" w:hAnsi="BRH Malayalam Extra" w:cs="BRH Malayalam Extra"/>
+                <w:b w:val="0"/>
                 <w:bCs w:val="0"/>
                 <w:sz w:val="28"/>
                 <w:szCs w:val="28"/>
@@ -1365,191 +2002,10 @@
             </w:pPr>
             <w:r>
               <w:rPr>
-                <w:rFonts w:ascii="Arial" w:hAnsi="Arial" w:cs="Arial"/>
-                <w:bCs w:val="0"/>
-                <w:sz w:val="28"/>
-                <w:szCs w:val="28"/>
-                <w:lang w:bidi="ar-SA"/>
-              </w:rPr>
-              <w:t>Left Column</w:t>
-            </w:r>
-          </w:p>
-        </w:tc>
-        <w:tc>
-          <w:tcPr>
-            <w:tcW w:w="4633" w:type="dxa"/>
-          </w:tcPr>
-          <w:p>
-            <w:pPr>
-              <w:ind w:right="0"/>
-              <w:rPr>
-                <w:cs/>
-              </w:rPr>
-            </w:pPr>
-            <w:r>
-              <w:rPr>
-                <w:cs/>
-              </w:rPr>
-              <w:t>ஸ</w:t>
-            </w:r>
-            <w:r>
-              <w:rPr>
-                <w:rFonts w:ascii="BRH Tamil Tab Extra" w:hAnsi="BRH Tamil Tab Extra"/>
-                <w:sz w:val="32"/>
-              </w:rPr>
-              <w:t>…</w:t>
-            </w:r>
-            <w:r>
-              <w:rPr>
-                <w:cs/>
-              </w:rPr>
-              <w:t>ஹஸ்</w:t>
-            </w:r>
-            <w:r>
-              <w:rPr>
-                <w:highlight w:val="yellow"/>
-                <w:cs/>
-              </w:rPr>
-              <w:t>ர</w:t>
-            </w:r>
-            <w:r>
-              <w:rPr>
-                <w:rFonts w:ascii="BRH Tamil Tab Extra" w:hAnsi="BRH Tamil Tab Extra"/>
-                <w:sz w:val="36"/>
-                <w:highlight w:val="yellow"/>
-              </w:rPr>
-              <w:t>†</w:t>
-            </w:r>
-            <w:r>
-              <w:t xml:space="preserve"> </w:t>
-            </w:r>
-            <w:r>
-              <w:rPr>
-                <w:cs/>
-              </w:rPr>
-              <w:t>ஹே</w:t>
-            </w:r>
-            <w:r>
-              <w:rPr>
-                <w:rFonts w:ascii="BRH Tamil Tab Extra" w:hAnsi="BRH Tamil Tab Extra"/>
-                <w:sz w:val="32"/>
-              </w:rPr>
-              <w:t>…</w:t>
-            </w:r>
-            <w:r>
-              <w:rPr>
-                <w:cs/>
-              </w:rPr>
-              <w:t>தய</w:t>
-            </w:r>
-            <w:r>
-              <w:rPr>
-                <w:rFonts w:ascii="BRH Tamil Tab Extra" w:hAnsi="BRH Tamil Tab Extra"/>
-                <w:sz w:val="36"/>
-              </w:rPr>
-              <w:t>†</w:t>
-            </w:r>
-            <w:r>
-              <w:rPr>
-                <w:sz w:val="32"/>
-                <w:szCs w:val="32"/>
-                <w:cs/>
-              </w:rPr>
-              <w:t>:</w:t>
-            </w:r>
-          </w:p>
-        </w:tc>
-        <w:tc>
-          <w:tcPr>
-            <w:tcW w:w="5220" w:type="dxa"/>
-          </w:tcPr>
-          <w:p>
-            <w:pPr>
-              <w:ind w:right="0"/>
-              <w:rPr>
-                <w:cs/>
-              </w:rPr>
-            </w:pPr>
-            <w:r>
-              <w:rPr>
-                <w:cs/>
-              </w:rPr>
-              <w:t>ஸ</w:t>
-            </w:r>
-            <w:r>
-              <w:rPr>
-                <w:rFonts w:ascii="BRH Tamil Tab Extra" w:hAnsi="BRH Tamil Tab Extra"/>
-                <w:sz w:val="32"/>
-              </w:rPr>
-              <w:t>…</w:t>
-            </w:r>
-            <w:r>
-              <w:rPr>
-                <w:cs/>
-              </w:rPr>
-              <w:t>ஹஸ்</w:t>
-            </w:r>
-            <w:r>
-              <w:rPr>
-                <w:highlight w:val="green"/>
-                <w:cs/>
-              </w:rPr>
-              <w:t>ர</w:t>
-            </w:r>
-            <w:proofErr w:type="spellStart"/>
-            <w:r>
-              <w:rPr>
-                <w:rFonts w:ascii="BRH Devanagari Extra" w:hAnsi="BRH Devanagari Extra"/>
-                <w:sz w:val="36"/>
-                <w:highlight w:val="green"/>
-              </w:rPr>
-              <w:t>óè</w:t>
-            </w:r>
-            <w:proofErr w:type="spellEnd"/>
-            <w:r>
-              <w:rPr>
-                <w:rFonts w:ascii="BRH Tamil Tab Extra" w:hAnsi="BRH Tamil Tab Extra"/>
-                <w:sz w:val="36"/>
-                <w:highlight w:val="green"/>
-              </w:rPr>
-              <w:t>†</w:t>
-            </w:r>
-            <w:r>
-              <w:t xml:space="preserve"> </w:t>
-            </w:r>
-            <w:r>
-              <w:rPr>
-                <w:cs/>
-              </w:rPr>
-              <w:t>ஹே</w:t>
-            </w:r>
-            <w:r>
-              <w:rPr>
-                <w:rFonts w:ascii="BRH Tamil Tab Extra" w:hAnsi="BRH Tamil Tab Extra"/>
-                <w:sz w:val="32"/>
-              </w:rPr>
-              <w:t>…</w:t>
-            </w:r>
-            <w:r>
-              <w:rPr>
-                <w:cs/>
-              </w:rPr>
-              <w:t>தய</w:t>
-            </w:r>
-            <w:r>
-              <w:rPr>
-                <w:rFonts w:ascii="BRH Tamil Tab Extra" w:hAnsi="BRH Tamil Tab Extra"/>
-                <w:sz w:val="36"/>
-              </w:rPr>
-              <w:t>†</w:t>
-            </w:r>
-            <w:r>
-              <w:rPr>
-                <w:sz w:val="32"/>
-                <w:szCs w:val="32"/>
-                <w:cs/>
-              </w:rPr>
-              <w:t>:</w:t>
+                <w:sz w:val="28"/>
+                <w:szCs w:val="28"/>
+              </w:rPr>
+              <w:t>(gm deletion restored)</w:t>
             </w:r>
           </w:p>
         </w:tc>
@@ -1581,27 +2037,7 @@
                 <w:szCs w:val="28"/>
                 <w:lang w:bidi="ar-SA"/>
               </w:rPr>
-              <w:t>16.</w:t>
-            </w:r>
-            <w:r>
-              <w:rPr>
-                <w:rFonts w:ascii="Arial" w:hAnsi="Arial" w:cs="Arial"/>
-                <w:bCs w:val="0"/>
-                <w:sz w:val="28"/>
-                <w:szCs w:val="28"/>
-                <w:lang w:val="en-IN" w:bidi="ar-SA"/>
-              </w:rPr>
-              <w:t>1</w:t>
-            </w:r>
-            <w:r>
-              <w:rPr>
-                <w:rFonts w:ascii="Arial" w:hAnsi="Arial" w:cs="Arial"/>
-                <w:bCs w:val="0"/>
-                <w:sz w:val="28"/>
-                <w:szCs w:val="28"/>
-                <w:lang w:val="en-IN" w:bidi="ar-SA"/>
-              </w:rPr>
-              <w:t xml:space="preserve">1 </w:t>
+              <w:t>16.1 Rudra Kramam</w:t>
             </w:r>
             <w:r>
               <w:rPr>
@@ -1611,10 +2047,12 @@
                 <w:szCs w:val="28"/>
                 <w:lang w:bidi="ar-SA"/>
               </w:rPr>
-              <w:t xml:space="preserve">Rudra </w:t>
-            </w:r>
-            <w:proofErr w:type="spellStart"/>
-            <w:r>
+              <w:t xml:space="preserve"> </w:t>
+            </w:r>
+          </w:p>
+          <w:p>
+            <w:pPr>
+              <w:ind w:right="-166"/>
               <w:rPr>
                 <w:rFonts w:ascii="Arial" w:hAnsi="Arial" w:cs="Arial"/>
                 <w:bCs w:val="0"/>
@@ -1622,9 +2060,7 @@
                 <w:szCs w:val="28"/>
                 <w:lang w:bidi="ar-SA"/>
               </w:rPr>
-              <w:t>Kramam</w:t>
-            </w:r>
-            <w:proofErr w:type="spellEnd"/>
+            </w:pPr>
             <w:r>
               <w:rPr>
                 <w:rFonts w:ascii="Arial" w:hAnsi="Arial" w:cs="Arial"/>
@@ -1633,7 +2069,17 @@
                 <w:szCs w:val="28"/>
                 <w:lang w:bidi="ar-SA"/>
               </w:rPr>
-              <w:t xml:space="preserve"> </w:t>
+              <w:t xml:space="preserve">Statement No. – </w:t>
+            </w:r>
+            <w:r>
+              <w:rPr>
+                <w:rFonts w:ascii="Arial" w:hAnsi="Arial" w:cs="Arial"/>
+                <w:bCs w:val="0"/>
+                <w:sz w:val="28"/>
+                <w:szCs w:val="28"/>
+                <w:lang w:bidi="ar-SA"/>
+              </w:rPr>
+              <w:t>last</w:t>
             </w:r>
           </w:p>
           <w:p>
@@ -1655,7 +2101,7 @@
                 <w:szCs w:val="28"/>
                 <w:lang w:bidi="ar-SA"/>
               </w:rPr>
-              <w:t xml:space="preserve">Statement No. – </w:t>
+              <w:t>Page No. 2</w:t>
             </w:r>
             <w:r>
               <w:rPr>
@@ -1665,7 +2111,7 @@
                 <w:szCs w:val="28"/>
                 <w:lang w:bidi="ar-SA"/>
               </w:rPr>
-              <w:t>Last</w:t>
+              <w:t>66</w:t>
             </w:r>
           </w:p>
           <w:p>
@@ -1687,59 +2133,7 @@
                 <w:szCs w:val="28"/>
                 <w:lang w:bidi="ar-SA"/>
               </w:rPr>
-              <w:t xml:space="preserve">Page No. </w:t>
-            </w:r>
-            <w:r>
-              <w:rPr>
-                <w:rFonts w:ascii="Arial" w:hAnsi="Arial" w:cs="Arial"/>
-                <w:bCs w:val="0"/>
-                <w:sz w:val="28"/>
-                <w:szCs w:val="28"/>
-                <w:lang w:bidi="ar-SA"/>
-              </w:rPr>
-              <w:t>30</w:t>
-            </w:r>
-            <w:r>
-              <w:rPr>
-                <w:rFonts w:ascii="Arial" w:hAnsi="Arial" w:cs="Arial"/>
-                <w:bCs w:val="0"/>
-                <w:sz w:val="28"/>
-                <w:szCs w:val="28"/>
-                <w:lang w:bidi="ar-SA"/>
-              </w:rPr>
-              <w:t>5</w:t>
-            </w:r>
-          </w:p>
-          <w:p>
-            <w:pPr>
-              <w:ind w:right="-166"/>
-              <w:rPr>
-                <w:rFonts w:ascii="Arial" w:hAnsi="Arial" w:cs="Arial"/>
-                <w:bCs w:val="0"/>
-                <w:sz w:val="28"/>
-                <w:szCs w:val="28"/>
-                <w:lang w:bidi="ar-SA"/>
-              </w:rPr>
-            </w:pPr>
-            <w:r>
-              <w:rPr>
-                <w:rFonts w:ascii="Arial" w:hAnsi="Arial" w:cs="Arial"/>
-                <w:bCs w:val="0"/>
-                <w:sz w:val="28"/>
-                <w:szCs w:val="28"/>
-                <w:lang w:bidi="ar-SA"/>
-              </w:rPr>
-              <w:t>Left Column</w:t>
-            </w:r>
-            <w:r>
-              <w:rPr>
-                <w:rFonts w:ascii="Arial" w:hAnsi="Arial" w:cs="Arial"/>
-                <w:bCs w:val="0"/>
-                <w:sz w:val="28"/>
-                <w:szCs w:val="28"/>
-                <w:lang w:bidi="ar-SA"/>
-              </w:rPr>
-              <w:t xml:space="preserve"> </w:t>
+              <w:t>Right column</w:t>
             </w:r>
           </w:p>
         </w:tc>
@@ -1756,49 +2150,148 @@
             </w:pPr>
             <w:r>
               <w:rPr>
-                <w:cs/>
-              </w:rPr>
-              <w:t>தி</w:t>
-            </w:r>
-            <w:r>
-              <w:rPr>
-                <w:position w:val="-12"/>
+                <w:sz w:val="28"/>
+                <w:szCs w:val="28"/>
+                <w:cs/>
+              </w:rPr>
+              <w:t>இ</w:t>
+            </w:r>
+            <w:r>
+              <w:rPr>
+                <w:rFonts w:ascii="BRH Tamil Tab Extra" w:hAnsi="BRH Tamil Tab Extra"/>
+                <w:sz w:val="28"/>
+                <w:szCs w:val="28"/>
+                <w:highlight w:val="yellow"/>
+              </w:rPr>
+              <w:t>…</w:t>
+            </w:r>
+            <w:r>
+              <w:rPr>
+                <w:sz w:val="28"/>
+                <w:szCs w:val="28"/>
+                <w:highlight w:val="yellow"/>
+                <w:cs/>
+              </w:rPr>
+              <w:t>மா</w:t>
+            </w:r>
+            <w:r>
+              <w:rPr>
+                <w:sz w:val="28"/>
+                <w:szCs w:val="28"/>
+                <w:cs/>
+              </w:rPr>
+              <w:t xml:space="preserve"> ரு</w:t>
+            </w:r>
+            <w:r>
+              <w:rPr>
+                <w:rFonts w:ascii="BRH Tamil Tab Extra" w:hAnsi="BRH Tamil Tab Extra"/>
+                <w:sz w:val="28"/>
+                <w:szCs w:val="28"/>
+              </w:rPr>
+              <w:t>…</w:t>
+            </w:r>
+            <w:r>
+              <w:rPr>
+                <w:sz w:val="28"/>
+                <w:szCs w:val="28"/>
+                <w:cs/>
+              </w:rPr>
+              <w:t>த்</w:t>
+            </w:r>
+            <w:r>
+              <w:rPr>
+                <w:position w:val="-12"/>
+                <w:sz w:val="28"/>
+                <w:szCs w:val="28"/>
                 <w:cs/>
               </w:rPr>
               <w:t>3</w:t>
             </w:r>
             <w:r>
               <w:rPr>
-                <w:highlight w:val="yellow"/>
-                <w:cs/>
-              </w:rPr>
-              <w:t>வ</w:t>
-            </w:r>
-            <w:r>
-              <w:rPr>
-                <w:rFonts w:ascii="BRH Tamil Tab Extra" w:hAnsi="BRH Tamil Tab Extra"/>
-                <w:sz w:val="36"/>
-              </w:rPr>
-              <w:t>†</w:t>
-            </w:r>
-            <w:r>
-              <w:t xml:space="preserve"> </w:t>
-            </w:r>
-            <w:r>
-              <w:rPr>
-                <w:cs/>
-              </w:rPr>
-              <w:t>ரு</w:t>
-            </w:r>
-            <w:r>
-              <w:rPr>
-                <w:rFonts w:ascii="BRH Tamil Tab Extra" w:hAnsi="BRH Tamil Tab Extra"/>
-                <w:sz w:val="32"/>
-              </w:rPr>
-              <w:t>…</w:t>
-            </w:r>
-            <w:r>
-              <w:rPr>
+                <w:sz w:val="28"/>
+                <w:szCs w:val="28"/>
+                <w:cs/>
+              </w:rPr>
+              <w:t>ரா</w:t>
+            </w:r>
+            <w:r>
+              <w:rPr>
+                <w:sz w:val="32"/>
+                <w:szCs w:val="32"/>
+                <w:cs/>
+              </w:rPr>
+              <w:t>:</w:t>
+            </w:r>
+          </w:p>
+        </w:tc>
+        <w:tc>
+          <w:tcPr>
+            <w:tcW w:w="5220" w:type="dxa"/>
+          </w:tcPr>
+          <w:p>
+            <w:pPr>
+              <w:ind w:right="0"/>
+              <w:rPr>
+                <w:sz w:val="28"/>
+                <w:szCs w:val="28"/>
+              </w:rPr>
+            </w:pPr>
+            <w:r>
+              <w:rPr>
+                <w:sz w:val="28"/>
+                <w:szCs w:val="28"/>
+                <w:cs/>
+              </w:rPr>
+              <w:t>இ</w:t>
+            </w:r>
+            <w:r>
+              <w:rPr>
+                <w:rFonts w:ascii="BRH Tamil Tab Extra" w:hAnsi="BRH Tamil Tab Extra"/>
+                <w:sz w:val="28"/>
+                <w:szCs w:val="28"/>
+                <w:highlight w:val="green"/>
+              </w:rPr>
+              <w:t>…</w:t>
+            </w:r>
+            <w:r>
+              <w:rPr>
+                <w:sz w:val="28"/>
+                <w:szCs w:val="28"/>
+                <w:highlight w:val="green"/>
+                <w:cs/>
+              </w:rPr>
+              <w:t>மா</w:t>
+            </w:r>
+            <w:r>
+              <w:rPr>
+                <w:rFonts w:ascii="BRH Devanagari Extra" w:hAnsi="BRH Devanagari Extra"/>
+                <w:sz w:val="28"/>
+                <w:szCs w:val="28"/>
+                <w:highlight w:val="green"/>
+              </w:rPr>
+              <w:t>óè</w:t>
+            </w:r>
+            <w:r>
+              <w:rPr>
+                <w:sz w:val="28"/>
+                <w:szCs w:val="28"/>
+                <w:cs/>
+              </w:rPr>
+              <w:t xml:space="preserve"> ரு</w:t>
+            </w:r>
+            <w:r>
+              <w:rPr>
+                <w:rFonts w:ascii="BRH Tamil Tab Extra" w:hAnsi="BRH Tamil Tab Extra"/>
+                <w:sz w:val="28"/>
+                <w:szCs w:val="28"/>
+              </w:rPr>
+              <w:t>…</w:t>
+            </w:r>
+            <w:r>
+              <w:rPr>
+                <w:sz w:val="28"/>
+                <w:szCs w:val="28"/>
                 <w:cs/>
               </w:rPr>
               <w:t>த்</w:t>
@@ -1806,132 +2299,36 @@
             <w:r>
               <w:rPr>
                 <w:position w:val="-12"/>
+                <w:sz w:val="28"/>
+                <w:szCs w:val="28"/>
                 <w:cs/>
               </w:rPr>
               <w:t>3</w:t>
             </w:r>
             <w:r>
               <w:rPr>
-                <w:cs/>
-              </w:rPr>
-              <w:t>ரா</w:t>
-            </w:r>
-            <w:r>
-              <w:rPr>
-                <w:sz w:val="32"/>
-                <w:szCs w:val="32"/>
-                <w:cs/>
-              </w:rPr>
-              <w:t>:</w:t>
-            </w:r>
-          </w:p>
-        </w:tc>
-        <w:tc>
-          <w:tcPr>
-            <w:tcW w:w="5220" w:type="dxa"/>
-          </w:tcPr>
+                <w:sz w:val="28"/>
+                <w:szCs w:val="28"/>
+                <w:cs/>
+              </w:rPr>
+              <w:t>ரா:</w:t>
+            </w:r>
+          </w:p>
           <w:p>
             <w:pPr>
               <w:ind w:right="0"/>
               <w:rPr>
-                <w:cs/>
-              </w:rPr>
-            </w:pPr>
-            <w:r>
-              <w:rPr>
-                <w:cs/>
-              </w:rPr>
-              <w:t>தி</w:t>
-            </w:r>
-            <w:r>
-              <w:rPr>
-                <w:position w:val="-12"/>
-                <w:cs/>
-              </w:rPr>
-              <w:t>3</w:t>
-            </w:r>
-            <w:r>
-              <w:rPr>
-                <w:highlight w:val="green"/>
-                <w:cs/>
-              </w:rPr>
-              <w:t>வ</w:t>
-            </w:r>
-            <w:proofErr w:type="spellStart"/>
-            <w:r>
-              <w:rPr>
-                <w:rFonts w:ascii="BRH Devanagari Extra" w:hAnsi="BRH Devanagari Extra"/>
-                <w:sz w:val="36"/>
-                <w:highlight w:val="green"/>
-              </w:rPr>
-              <w:t>ó</w:t>
-            </w:r>
-            <w:r>
-              <w:rPr>
-                <w:rFonts w:ascii="BRH Devanagari Extra" w:hAnsi="BRH Devanagari Extra"/>
-                <w:sz w:val="36"/>
-                <w:highlight w:val="green"/>
-              </w:rPr>
-              <w:t>è</w:t>
-            </w:r>
-            <w:proofErr w:type="spellEnd"/>
-            <w:r>
-              <w:rPr>
-                <w:rFonts w:ascii="BRH Tamil Tab Extra" w:hAnsi="BRH Tamil Tab Extra"/>
-                <w:sz w:val="36"/>
-                <w:highlight w:val="green"/>
-              </w:rPr>
-              <w:t>†</w:t>
-            </w:r>
-            <w:r>
-              <w:rPr>
-                <w:rFonts w:ascii="BRH Tamil Tab Extra" w:hAnsi="BRH Tamil Tab Extra"/>
-                <w:sz w:val="36"/>
-              </w:rPr>
-              <w:t>†</w:t>
-            </w:r>
-            <w:r>
-              <w:t xml:space="preserve"> </w:t>
-            </w:r>
-            <w:r>
-              <w:rPr>
-                <w:cs/>
-              </w:rPr>
-              <w:t>ரு</w:t>
-            </w:r>
-            <w:r>
-              <w:rPr>
-                <w:rFonts w:ascii="BRH Tamil Tab Extra" w:hAnsi="BRH Tamil Tab Extra"/>
-                <w:sz w:val="32"/>
-              </w:rPr>
-              <w:t>…</w:t>
-            </w:r>
-            <w:r>
-              <w:rPr>
-                <w:cs/>
-              </w:rPr>
-              <w:t>த்</w:t>
-            </w:r>
-            <w:r>
-              <w:rPr>
-                <w:position w:val="-12"/>
-                <w:cs/>
-              </w:rPr>
-              <w:t>3</w:t>
-            </w:r>
-            <w:r>
-              <w:rPr>
-                <w:cs/>
-              </w:rPr>
-              <w:t>ரா</w:t>
-            </w:r>
-            <w:r>
-              <w:rPr>
-                <w:sz w:val="32"/>
-                <w:szCs w:val="32"/>
-                <w:cs/>
-              </w:rPr>
-              <w:t>:</w:t>
+                <w:sz w:val="28"/>
+                <w:szCs w:val="28"/>
+                <w:cs/>
+              </w:rPr>
+            </w:pPr>
+            <w:r>
+              <w:rPr>
+                <w:sz w:val="28"/>
+                <w:szCs w:val="28"/>
+              </w:rPr>
+              <w:t>(gm deletion restored)</w:t>
             </w:r>
           </w:p>
         </w:tc>
@@ -1963,6 +2360,2146 @@
                 <w:szCs w:val="28"/>
                 <w:lang w:bidi="ar-SA"/>
               </w:rPr>
+              <w:lastRenderedPageBreak/>
+              <w:t>16.1 Rudra Kramam</w:t>
+            </w:r>
+            <w:r>
+              <w:rPr>
+                <w:rFonts w:ascii="Arial" w:hAnsi="Arial" w:cs="Arial"/>
+                <w:bCs w:val="0"/>
+                <w:sz w:val="28"/>
+                <w:szCs w:val="28"/>
+                <w:lang w:bidi="ar-SA"/>
+              </w:rPr>
+              <w:t xml:space="preserve"> </w:t>
+            </w:r>
+          </w:p>
+          <w:p>
+            <w:pPr>
+              <w:ind w:right="-166"/>
+              <w:rPr>
+                <w:rFonts w:ascii="Arial" w:hAnsi="Arial" w:cs="Arial"/>
+                <w:bCs w:val="0"/>
+                <w:sz w:val="28"/>
+                <w:szCs w:val="28"/>
+                <w:lang w:bidi="ar-SA"/>
+              </w:rPr>
+            </w:pPr>
+            <w:r>
+              <w:rPr>
+                <w:rFonts w:ascii="Arial" w:hAnsi="Arial" w:cs="Arial"/>
+                <w:bCs w:val="0"/>
+                <w:sz w:val="28"/>
+                <w:szCs w:val="28"/>
+                <w:lang w:bidi="ar-SA"/>
+              </w:rPr>
+              <w:t xml:space="preserve">Statement No. – </w:t>
+            </w:r>
+            <w:r>
+              <w:rPr>
+                <w:rFonts w:ascii="Arial" w:hAnsi="Arial" w:cs="Arial"/>
+                <w:bCs w:val="0"/>
+                <w:sz w:val="28"/>
+                <w:szCs w:val="28"/>
+                <w:lang w:bidi="ar-SA"/>
+              </w:rPr>
+              <w:t>last</w:t>
+            </w:r>
+          </w:p>
+          <w:p>
+            <w:pPr>
+              <w:ind w:right="-166"/>
+              <w:rPr>
+                <w:rFonts w:ascii="Arial" w:hAnsi="Arial" w:cs="Arial"/>
+                <w:bCs w:val="0"/>
+                <w:sz w:val="28"/>
+                <w:szCs w:val="28"/>
+                <w:lang w:bidi="ar-SA"/>
+              </w:rPr>
+            </w:pPr>
+            <w:r>
+              <w:rPr>
+                <w:rFonts w:ascii="Arial" w:hAnsi="Arial" w:cs="Arial"/>
+                <w:bCs w:val="0"/>
+                <w:sz w:val="28"/>
+                <w:szCs w:val="28"/>
+                <w:lang w:bidi="ar-SA"/>
+              </w:rPr>
+              <w:t>Page No. 2</w:t>
+            </w:r>
+            <w:r>
+              <w:rPr>
+                <w:rFonts w:ascii="Arial" w:hAnsi="Arial" w:cs="Arial"/>
+                <w:bCs w:val="0"/>
+                <w:sz w:val="28"/>
+                <w:szCs w:val="28"/>
+                <w:lang w:bidi="ar-SA"/>
+              </w:rPr>
+              <w:t>6</w:t>
+            </w:r>
+            <w:r>
+              <w:rPr>
+                <w:rFonts w:ascii="Arial" w:hAnsi="Arial" w:cs="Arial"/>
+                <w:bCs w:val="0"/>
+                <w:sz w:val="28"/>
+                <w:szCs w:val="28"/>
+                <w:lang w:bidi="ar-SA"/>
+              </w:rPr>
+              <w:t>9</w:t>
+            </w:r>
+          </w:p>
+          <w:p>
+            <w:pPr>
+              <w:ind w:right="-166"/>
+              <w:rPr>
+                <w:rFonts w:ascii="Arial" w:hAnsi="Arial" w:cs="Arial"/>
+                <w:bCs w:val="0"/>
+                <w:sz w:val="28"/>
+                <w:szCs w:val="28"/>
+                <w:lang w:bidi="ar-SA"/>
+              </w:rPr>
+            </w:pPr>
+            <w:r>
+              <w:rPr>
+                <w:rFonts w:ascii="Arial" w:hAnsi="Arial" w:cs="Arial"/>
+                <w:bCs w:val="0"/>
+                <w:sz w:val="28"/>
+                <w:szCs w:val="28"/>
+                <w:lang w:bidi="ar-SA"/>
+              </w:rPr>
+              <w:t>Left</w:t>
+            </w:r>
+            <w:r>
+              <w:rPr>
+                <w:rFonts w:ascii="Arial" w:hAnsi="Arial" w:cs="Arial"/>
+                <w:bCs w:val="0"/>
+                <w:sz w:val="28"/>
+                <w:szCs w:val="28"/>
+                <w:lang w:bidi="ar-SA"/>
+              </w:rPr>
+              <w:t xml:space="preserve"> column</w:t>
+            </w:r>
+          </w:p>
+        </w:tc>
+        <w:tc>
+          <w:tcPr>
+            <w:tcW w:w="4633" w:type="dxa"/>
+          </w:tcPr>
+          <w:p>
+            <w:pPr>
+              <w:ind w:right="0"/>
+              <w:rPr>
+                <w:sz w:val="28"/>
+                <w:szCs w:val="28"/>
+                <w:cs/>
+              </w:rPr>
+            </w:pPr>
+            <w:r>
+              <w:rPr>
+                <w:cs/>
+              </w:rPr>
+              <w:t>இஷ</w:t>
+            </w:r>
+            <w:r>
+              <w:rPr>
+                <w:rFonts w:ascii="BRH Tamil Tab Extra" w:hAnsi="BRH Tamil Tab Extra"/>
+                <w:sz w:val="36"/>
+              </w:rPr>
+              <w:t>†</w:t>
+            </w:r>
+            <w:r>
+              <w:rPr>
+                <w:highlight w:val="yellow"/>
+                <w:cs/>
+              </w:rPr>
+              <w:t>வ</w:t>
+            </w:r>
+            <w:r>
+              <w:rPr>
+                <w:sz w:val="32"/>
+                <w:szCs w:val="32"/>
+                <w:highlight w:val="yellow"/>
+                <w:cs/>
+              </w:rPr>
+              <w:t>:</w:t>
+            </w:r>
+            <w:r>
+              <w:rPr>
+                <w:cs/>
+              </w:rPr>
+              <w:t xml:space="preserve"> ஆ</w:t>
+            </w:r>
+            <w:r>
+              <w:rPr>
+                <w:rFonts w:ascii="BRH Tamil Tab Extra" w:hAnsi="BRH Tamil Tab Extra"/>
+                <w:sz w:val="32"/>
+              </w:rPr>
+              <w:t>…</w:t>
+            </w:r>
+            <w:r>
+              <w:rPr>
+                <w:cs/>
+              </w:rPr>
+              <w:t>பு</w:t>
+            </w:r>
+            <w:r>
+              <w:rPr>
+                <w:position w:val="-12"/>
+                <w:cs/>
+              </w:rPr>
+              <w:t>4</w:t>
+            </w:r>
+            <w:r>
+              <w:rPr>
+                <w:sz w:val="32"/>
+                <w:szCs w:val="32"/>
+                <w:cs/>
+              </w:rPr>
+              <w:t>:</w:t>
+            </w:r>
+            <w:r>
+              <w:tab/>
+            </w:r>
+          </w:p>
+        </w:tc>
+        <w:tc>
+          <w:tcPr>
+            <w:tcW w:w="5220" w:type="dxa"/>
+          </w:tcPr>
+          <w:p>
+            <w:pPr>
+              <w:ind w:right="0"/>
+              <w:rPr>
+                <w:sz w:val="28"/>
+                <w:szCs w:val="28"/>
+                <w:cs/>
+              </w:rPr>
+            </w:pPr>
+            <w:r>
+              <w:rPr>
+                <w:cs/>
+              </w:rPr>
+              <w:t>இஷ</w:t>
+            </w:r>
+            <w:r>
+              <w:rPr>
+                <w:rFonts w:ascii="BRH Tamil Tab Extra" w:hAnsi="BRH Tamil Tab Extra"/>
+                <w:sz w:val="36"/>
+                <w:highlight w:val="green"/>
+              </w:rPr>
+              <w:t>†</w:t>
+            </w:r>
+            <w:r>
+              <w:rPr>
+                <w:highlight w:val="green"/>
+                <w:cs/>
+              </w:rPr>
+              <w:t>வ</w:t>
+            </w:r>
+            <w:r>
+              <w:rPr>
+                <w:cs/>
+              </w:rPr>
+              <w:t xml:space="preserve"> ஆ</w:t>
+            </w:r>
+            <w:r>
+              <w:rPr>
+                <w:rFonts w:ascii="BRH Tamil Tab Extra" w:hAnsi="BRH Tamil Tab Extra"/>
+                <w:sz w:val="32"/>
+              </w:rPr>
+              <w:t>…</w:t>
+            </w:r>
+            <w:r>
+              <w:rPr>
+                <w:cs/>
+              </w:rPr>
+              <w:t>பு</w:t>
+            </w:r>
+            <w:r>
+              <w:rPr>
+                <w:position w:val="-12"/>
+                <w:cs/>
+              </w:rPr>
+              <w:t>4</w:t>
+            </w:r>
+            <w:r>
+              <w:rPr>
+                <w:sz w:val="32"/>
+                <w:szCs w:val="32"/>
+                <w:cs/>
+              </w:rPr>
+              <w:t>:</w:t>
+            </w:r>
+            <w:r>
+              <w:tab/>
+            </w:r>
+            <w:r>
+              <w:rPr>
+                <w:sz w:val="28"/>
+                <w:szCs w:val="28"/>
+              </w:rPr>
+              <w:t xml:space="preserve">(no </w:t>
+            </w:r>
+            <w:proofErr w:type="spellStart"/>
+            <w:r>
+              <w:rPr>
+                <w:sz w:val="28"/>
+                <w:szCs w:val="28"/>
+              </w:rPr>
+              <w:t>visargam</w:t>
+            </w:r>
+            <w:proofErr w:type="spellEnd"/>
+            <w:r>
+              <w:rPr>
+                <w:sz w:val="28"/>
+                <w:szCs w:val="28"/>
+              </w:rPr>
+              <w:t>)</w:t>
+            </w:r>
+          </w:p>
+        </w:tc>
+      </w:tr>
+      <w:tr>
+        <w:trPr>
+          <w:trHeight w:val="1124"/>
+        </w:trPr>
+        <w:tc>
+          <w:tcPr>
+            <w:tcW w:w="3481" w:type="dxa"/>
+          </w:tcPr>
+          <w:p>
+            <w:pPr>
+              <w:ind w:right="-166"/>
+              <w:rPr>
+                <w:rFonts w:ascii="Arial" w:hAnsi="Arial" w:cs="Arial"/>
+                <w:bCs w:val="0"/>
+                <w:sz w:val="28"/>
+                <w:szCs w:val="28"/>
+                <w:lang w:bidi="ar-SA"/>
+              </w:rPr>
+            </w:pPr>
+            <w:r>
+              <w:rPr>
+                <w:rFonts w:ascii="Arial" w:hAnsi="Arial" w:cs="Arial"/>
+                <w:bCs w:val="0"/>
+                <w:sz w:val="28"/>
+                <w:szCs w:val="28"/>
+                <w:lang w:bidi="ar-SA"/>
+              </w:rPr>
+              <w:t>16.2 Rudra Kramam</w:t>
+            </w:r>
+            <w:r>
+              <w:rPr>
+                <w:rFonts w:ascii="Arial" w:hAnsi="Arial" w:cs="Arial"/>
+                <w:bCs w:val="0"/>
+                <w:sz w:val="28"/>
+                <w:szCs w:val="28"/>
+                <w:lang w:bidi="ar-SA"/>
+              </w:rPr>
+              <w:t xml:space="preserve"> </w:t>
+            </w:r>
+          </w:p>
+          <w:p>
+            <w:pPr>
+              <w:ind w:right="-166"/>
+              <w:rPr>
+                <w:rFonts w:ascii="Arial" w:hAnsi="Arial" w:cs="Arial"/>
+                <w:bCs w:val="0"/>
+                <w:sz w:val="28"/>
+                <w:szCs w:val="28"/>
+                <w:lang w:bidi="ar-SA"/>
+              </w:rPr>
+            </w:pPr>
+            <w:r>
+              <w:rPr>
+                <w:rFonts w:ascii="Arial" w:hAnsi="Arial" w:cs="Arial"/>
+                <w:bCs w:val="0"/>
+                <w:sz w:val="28"/>
+                <w:szCs w:val="28"/>
+                <w:lang w:bidi="ar-SA"/>
+              </w:rPr>
+              <w:t xml:space="preserve">Statement No. – </w:t>
+            </w:r>
+            <w:r>
+              <w:rPr>
+                <w:rFonts w:ascii="Arial" w:hAnsi="Arial" w:cs="Arial"/>
+                <w:bCs w:val="0"/>
+                <w:sz w:val="28"/>
+                <w:szCs w:val="28"/>
+                <w:lang w:bidi="ar-SA"/>
+              </w:rPr>
+              <w:t>1</w:t>
+            </w:r>
+          </w:p>
+          <w:p>
+            <w:pPr>
+              <w:ind w:right="-166"/>
+              <w:rPr>
+                <w:rFonts w:ascii="Arial" w:hAnsi="Arial" w:cs="Arial"/>
+                <w:bCs w:val="0"/>
+                <w:sz w:val="28"/>
+                <w:szCs w:val="28"/>
+                <w:lang w:bidi="ar-SA"/>
+              </w:rPr>
+            </w:pPr>
+            <w:r>
+              <w:rPr>
+                <w:rFonts w:ascii="Arial" w:hAnsi="Arial" w:cs="Arial"/>
+                <w:bCs w:val="0"/>
+                <w:sz w:val="28"/>
+                <w:szCs w:val="28"/>
+                <w:lang w:bidi="ar-SA"/>
+              </w:rPr>
+              <w:t>Page No. 2</w:t>
+            </w:r>
+            <w:r>
+              <w:rPr>
+                <w:rFonts w:ascii="Arial" w:hAnsi="Arial" w:cs="Arial"/>
+                <w:bCs w:val="0"/>
+                <w:sz w:val="28"/>
+                <w:szCs w:val="28"/>
+                <w:lang w:bidi="ar-SA"/>
+              </w:rPr>
+              <w:t>74</w:t>
+            </w:r>
+          </w:p>
+          <w:p>
+            <w:pPr>
+              <w:ind w:right="-166"/>
+              <w:rPr>
+                <w:rFonts w:ascii="Arial" w:hAnsi="Arial" w:cs="Arial"/>
+                <w:bCs w:val="0"/>
+                <w:sz w:val="28"/>
+                <w:szCs w:val="28"/>
+                <w:lang w:bidi="ar-SA"/>
+              </w:rPr>
+            </w:pPr>
+            <w:r>
+              <w:rPr>
+                <w:rFonts w:ascii="Arial" w:hAnsi="Arial" w:cs="Arial"/>
+                <w:bCs w:val="0"/>
+                <w:sz w:val="28"/>
+                <w:szCs w:val="28"/>
+                <w:lang w:bidi="ar-SA"/>
+              </w:rPr>
+              <w:t>Right column</w:t>
+            </w:r>
+          </w:p>
+        </w:tc>
+        <w:tc>
+          <w:tcPr>
+            <w:tcW w:w="4633" w:type="dxa"/>
+          </w:tcPr>
+          <w:p>
+            <w:pPr>
+              <w:ind w:right="0"/>
+              <w:rPr>
+                <w:cs/>
+              </w:rPr>
+            </w:pPr>
+            <w:r>
+              <w:rPr>
+                <w:cs/>
+              </w:rPr>
+              <w:t>தா</w:t>
+            </w:r>
+            <w:r>
+              <w:rPr>
+                <w:position w:val="-12"/>
+                <w:cs/>
+              </w:rPr>
+              <w:t>4</w:t>
+            </w:r>
+            <w:r>
+              <w:rPr>
+                <w:rFonts w:ascii="BRH Tamil Tab Extra" w:hAnsi="BRH Tamil Tab Extra" w:hint="cs"/>
+                <w:sz w:val="36"/>
+                <w:highlight w:val="yellow"/>
+                <w:cs/>
+              </w:rPr>
+              <w:t>வே</w:t>
+            </w:r>
+            <w:r>
+              <w:rPr>
+                <w:rFonts w:ascii="BRH Tamil Tab Extra" w:hAnsi="BRH Tamil Tab Extra"/>
+                <w:sz w:val="36"/>
+              </w:rPr>
+              <w:t>†</w:t>
+            </w:r>
+            <w:r>
+              <w:rPr>
+                <w:cs/>
+              </w:rPr>
+              <w:t>தே</w:t>
+            </w:r>
+            <w:r>
+              <w:rPr>
+                <w:rFonts w:ascii="BRH Tamil Tab Extra" w:hAnsi="BRH Tamil Tab Extra"/>
+                <w:sz w:val="32"/>
+              </w:rPr>
+              <w:t>…</w:t>
+            </w:r>
+            <w:r>
+              <w:t xml:space="preserve"> </w:t>
+            </w:r>
+            <w:r>
+              <w:rPr>
+                <w:cs/>
+              </w:rPr>
+              <w:t>ஸத்வ</w:t>
+            </w:r>
+            <w:r>
+              <w:rPr>
+                <w:rFonts w:ascii="BRH Tamil Tab Extra" w:hAnsi="BRH Tamil Tab Extra"/>
+                <w:sz w:val="36"/>
+              </w:rPr>
+              <w:t>†</w:t>
+            </w:r>
+            <w:r>
+              <w:rPr>
+                <w:cs/>
+              </w:rPr>
+              <w:t>னாம்</w:t>
+            </w:r>
+          </w:p>
+        </w:tc>
+        <w:tc>
+          <w:tcPr>
+            <w:tcW w:w="5220" w:type="dxa"/>
+          </w:tcPr>
+          <w:p>
+            <w:pPr>
+              <w:ind w:right="0"/>
+              <w:rPr>
+                <w:cs/>
+              </w:rPr>
+            </w:pPr>
+            <w:r>
+              <w:rPr>
+                <w:cs/>
+              </w:rPr>
+              <w:t>தா</w:t>
+            </w:r>
+            <w:r>
+              <w:rPr>
+                <w:position w:val="-12"/>
+                <w:cs/>
+              </w:rPr>
+              <w:t>4</w:t>
+            </w:r>
+            <w:r>
+              <w:rPr>
+                <w:highlight w:val="green"/>
+                <w:cs/>
+              </w:rPr>
+              <w:t>வ</w:t>
+            </w:r>
+            <w:r>
+              <w:rPr>
+                <w:rFonts w:ascii="BRH Tamil Tab Extra" w:hAnsi="BRH Tamil Tab Extra"/>
+                <w:sz w:val="36"/>
+              </w:rPr>
+              <w:t>†</w:t>
+            </w:r>
+            <w:r>
+              <w:rPr>
+                <w:cs/>
+              </w:rPr>
+              <w:t>தே</w:t>
+            </w:r>
+            <w:r>
+              <w:rPr>
+                <w:rFonts w:ascii="BRH Tamil Tab Extra" w:hAnsi="BRH Tamil Tab Extra"/>
+                <w:sz w:val="32"/>
+              </w:rPr>
+              <w:t>…</w:t>
+            </w:r>
+            <w:r>
+              <w:t xml:space="preserve"> </w:t>
+            </w:r>
+            <w:r>
+              <w:rPr>
+                <w:cs/>
+              </w:rPr>
+              <w:t>ஸத்வ</w:t>
+            </w:r>
+            <w:r>
+              <w:rPr>
+                <w:rFonts w:ascii="BRH Tamil Tab Extra" w:hAnsi="BRH Tamil Tab Extra"/>
+                <w:sz w:val="36"/>
+              </w:rPr>
+              <w:t>†</w:t>
+            </w:r>
+            <w:r>
+              <w:rPr>
+                <w:cs/>
+              </w:rPr>
+              <w:t>னாம்</w:t>
+            </w:r>
+          </w:p>
+        </w:tc>
+      </w:tr>
+      <w:tr>
+        <w:trPr>
+          <w:trHeight w:val="1124"/>
+        </w:trPr>
+        <w:tc>
+          <w:tcPr>
+            <w:tcW w:w="3481" w:type="dxa"/>
+          </w:tcPr>
+          <w:p>
+            <w:pPr>
+              <w:ind w:right="-166"/>
+              <w:rPr>
+                <w:rFonts w:ascii="Arial" w:hAnsi="Arial" w:cs="Arial"/>
+                <w:bCs w:val="0"/>
+                <w:sz w:val="28"/>
+                <w:szCs w:val="28"/>
+                <w:lang w:bidi="ar-SA"/>
+              </w:rPr>
+            </w:pPr>
+            <w:r>
+              <w:rPr>
+                <w:rFonts w:ascii="Arial" w:hAnsi="Arial" w:cs="Arial"/>
+                <w:bCs w:val="0"/>
+                <w:sz w:val="28"/>
+                <w:szCs w:val="28"/>
+                <w:lang w:bidi="ar-SA"/>
+              </w:rPr>
+              <w:t>16.</w:t>
+            </w:r>
+            <w:r>
+              <w:rPr>
+                <w:rFonts w:ascii="Arial" w:hAnsi="Arial" w:cs="Arial"/>
+                <w:bCs w:val="0"/>
+                <w:sz w:val="28"/>
+                <w:szCs w:val="28"/>
+                <w:lang w:bidi="ar-SA"/>
+              </w:rPr>
+              <w:t>4</w:t>
+            </w:r>
+            <w:r>
+              <w:rPr>
+                <w:rFonts w:ascii="Arial" w:hAnsi="Arial" w:cs="Arial"/>
+                <w:bCs w:val="0"/>
+                <w:sz w:val="28"/>
+                <w:szCs w:val="28"/>
+                <w:lang w:bidi="ar-SA"/>
+              </w:rPr>
+              <w:t xml:space="preserve"> Rudra Kramam </w:t>
+            </w:r>
+          </w:p>
+          <w:p>
+            <w:pPr>
+              <w:ind w:right="-166"/>
+              <w:rPr>
+                <w:rFonts w:ascii="Arial" w:hAnsi="Arial" w:cs="Arial"/>
+                <w:bCs w:val="0"/>
+                <w:sz w:val="28"/>
+                <w:szCs w:val="28"/>
+                <w:lang w:bidi="ar-SA"/>
+              </w:rPr>
+            </w:pPr>
+            <w:r>
+              <w:rPr>
+                <w:rFonts w:ascii="Arial" w:hAnsi="Arial" w:cs="Arial"/>
+                <w:bCs w:val="0"/>
+                <w:sz w:val="28"/>
+                <w:szCs w:val="28"/>
+                <w:lang w:bidi="ar-SA"/>
+              </w:rPr>
+              <w:t>Statement No. – 1</w:t>
+            </w:r>
+            <w:r>
+              <w:rPr>
+                <w:rFonts w:ascii="Arial" w:hAnsi="Arial" w:cs="Arial"/>
+                <w:bCs w:val="0"/>
+                <w:sz w:val="28"/>
+                <w:szCs w:val="28"/>
+                <w:lang w:bidi="ar-SA"/>
+              </w:rPr>
+              <w:t>1</w:t>
+            </w:r>
+          </w:p>
+          <w:p>
+            <w:pPr>
+              <w:ind w:right="-166"/>
+              <w:rPr>
+                <w:rFonts w:ascii="Arial" w:hAnsi="Arial" w:cs="Arial"/>
+                <w:bCs w:val="0"/>
+                <w:sz w:val="28"/>
+                <w:szCs w:val="28"/>
+                <w:lang w:bidi="ar-SA"/>
+              </w:rPr>
+            </w:pPr>
+            <w:r>
+              <w:rPr>
+                <w:rFonts w:ascii="Arial" w:hAnsi="Arial" w:cs="Arial"/>
+                <w:bCs w:val="0"/>
+                <w:sz w:val="28"/>
+                <w:szCs w:val="28"/>
+                <w:lang w:bidi="ar-SA"/>
+              </w:rPr>
+              <w:t>Page No. 2</w:t>
+            </w:r>
+            <w:r>
+              <w:rPr>
+                <w:rFonts w:ascii="Arial" w:hAnsi="Arial" w:cs="Arial"/>
+                <w:bCs w:val="0"/>
+                <w:sz w:val="28"/>
+                <w:szCs w:val="28"/>
+                <w:lang w:bidi="ar-SA"/>
+              </w:rPr>
+              <w:t>81</w:t>
+            </w:r>
+          </w:p>
+          <w:p>
+            <w:pPr>
+              <w:ind w:right="-166"/>
+              <w:rPr>
+                <w:rFonts w:ascii="Arial" w:hAnsi="Arial" w:cs="Arial"/>
+                <w:bCs w:val="0"/>
+                <w:sz w:val="28"/>
+                <w:szCs w:val="28"/>
+                <w:lang w:bidi="ar-SA"/>
+              </w:rPr>
+            </w:pPr>
+            <w:r>
+              <w:rPr>
+                <w:rFonts w:ascii="Arial" w:hAnsi="Arial" w:cs="Arial"/>
+                <w:bCs w:val="0"/>
+                <w:sz w:val="28"/>
+                <w:szCs w:val="28"/>
+                <w:lang w:bidi="ar-SA"/>
+              </w:rPr>
+              <w:t>Right column</w:t>
+            </w:r>
+          </w:p>
+        </w:tc>
+        <w:tc>
+          <w:tcPr>
+            <w:tcW w:w="4633" w:type="dxa"/>
+          </w:tcPr>
+          <w:p>
+            <w:pPr>
+              <w:ind w:right="0"/>
+              <w:rPr>
+                <w:cs/>
+              </w:rPr>
+            </w:pPr>
+            <w:r>
+              <w:rPr>
+                <w:cs/>
+              </w:rPr>
+              <w:t>க்ஷ</w:t>
+            </w:r>
+            <w:r>
+              <w:rPr>
+                <w:rFonts w:ascii="BRH Tamil Tab Extra" w:hAnsi="BRH Tamil Tab Extra"/>
+                <w:sz w:val="32"/>
+              </w:rPr>
+              <w:t>…</w:t>
+            </w:r>
+            <w:r>
+              <w:rPr>
+                <w:cs/>
+              </w:rPr>
+              <w:t>த்த்</w:t>
+            </w:r>
+            <w:r>
+              <w:rPr>
+                <w:i/>
+                <w:iCs/>
+                <w:cs/>
+              </w:rPr>
+              <w:t>ரு</w:t>
+            </w:r>
+            <w:r>
+              <w:rPr>
+                <w:cs/>
+              </w:rPr>
+              <w:t>ப்</w:t>
+            </w:r>
+            <w:r>
+              <w:rPr>
+                <w:position w:val="-12"/>
+                <w:cs/>
+              </w:rPr>
+              <w:t>4</w:t>
+            </w:r>
+            <w:r>
+              <w:rPr>
+                <w:color w:val="EE0000"/>
+                <w:highlight w:val="yellow"/>
+                <w:cs/>
+              </w:rPr>
+              <w:t>ய</w:t>
+            </w:r>
+            <w:r>
+              <w:rPr>
+                <w:rFonts w:ascii="BRH Tamil Tab Extra" w:hAnsi="BRH Tamil Tab Extra"/>
+                <w:color w:val="EE0000"/>
+                <w:sz w:val="32"/>
+                <w:highlight w:val="yellow"/>
+              </w:rPr>
+              <w:t>…</w:t>
+            </w:r>
+            <w:r>
+              <w:rPr>
+                <w:color w:val="EE0000"/>
+                <w:sz w:val="32"/>
+                <w:szCs w:val="32"/>
+                <w:highlight w:val="yellow"/>
+                <w:cs/>
+              </w:rPr>
+              <w:t>:</w:t>
+            </w:r>
+            <w:r>
+              <w:rPr>
+                <w:color w:val="EE0000"/>
+                <w:cs/>
+              </w:rPr>
+              <w:t xml:space="preserve"> </w:t>
+            </w:r>
+            <w:r>
+              <w:rPr>
+                <w:cs/>
+              </w:rPr>
+              <w:t>இதி</w:t>
+            </w:r>
+            <w:r>
+              <w:rPr>
+                <w:rFonts w:ascii="BRH Tamil Tab Extra" w:hAnsi="BRH Tamil Tab Extra"/>
+                <w:sz w:val="36"/>
+              </w:rPr>
+              <w:t>†</w:t>
+            </w:r>
+            <w:r>
+              <w:t xml:space="preserve"> </w:t>
+            </w:r>
+            <w:r>
+              <w:rPr>
+                <w:cs/>
+              </w:rPr>
+              <w:t>க்ஷ</w:t>
+            </w:r>
+            <w:r>
+              <w:rPr>
+                <w:rFonts w:ascii="BRH Tamil Tab Extra" w:hAnsi="BRH Tamil Tab Extra"/>
+                <w:sz w:val="32"/>
+              </w:rPr>
+              <w:t>…</w:t>
+            </w:r>
+            <w:r>
+              <w:rPr>
+                <w:cs/>
+              </w:rPr>
+              <w:t>த்த்</w:t>
+            </w:r>
+            <w:r>
+              <w:rPr>
+                <w:i/>
+                <w:iCs/>
+                <w:cs/>
+              </w:rPr>
+              <w:t>ரு</w:t>
+            </w:r>
+            <w:r>
+              <w:rPr>
+                <w:cs/>
+              </w:rPr>
+              <w:t xml:space="preserve"> </w:t>
+            </w:r>
+            <w:r>
+              <w:t xml:space="preserve">--- </w:t>
+            </w:r>
+            <w:r>
+              <w:rPr>
+                <w:cs/>
+              </w:rPr>
+              <w:t>ப்</w:t>
+            </w:r>
+            <w:r>
+              <w:rPr>
+                <w:position w:val="-12"/>
+                <w:cs/>
+              </w:rPr>
+              <w:t>4</w:t>
+            </w:r>
+            <w:r>
+              <w:rPr>
+                <w:cs/>
+              </w:rPr>
+              <w:t>ய</w:t>
+            </w:r>
+            <w:r>
+              <w:rPr>
+                <w:rFonts w:ascii="BRH Tamil Tab Extra" w:hAnsi="BRH Tamil Tab Extra"/>
+                <w:sz w:val="32"/>
+              </w:rPr>
+              <w:t>…</w:t>
+            </w:r>
+            <w:r>
+              <w:rPr>
+                <w:sz w:val="32"/>
+                <w:szCs w:val="32"/>
+                <w:cs/>
+              </w:rPr>
+              <w:t>:</w:t>
+            </w:r>
+            <w:r>
+              <w:rPr>
+                <w:cs/>
+              </w:rPr>
+              <w:t xml:space="preserve">  </w:t>
+            </w:r>
+          </w:p>
+        </w:tc>
+        <w:tc>
+          <w:tcPr>
+            <w:tcW w:w="5220" w:type="dxa"/>
+          </w:tcPr>
+          <w:p>
+            <w:pPr>
+              <w:ind w:right="0"/>
+              <w:rPr>
+                <w:cs/>
+              </w:rPr>
+            </w:pPr>
+            <w:r>
+              <w:rPr>
+                <w:cs/>
+              </w:rPr>
+              <w:t>க்ஷ</w:t>
+            </w:r>
+            <w:r>
+              <w:rPr>
+                <w:rFonts w:ascii="BRH Tamil Tab Extra" w:hAnsi="BRH Tamil Tab Extra"/>
+                <w:sz w:val="32"/>
+              </w:rPr>
+              <w:t>…</w:t>
+            </w:r>
+            <w:r>
+              <w:rPr>
+                <w:cs/>
+              </w:rPr>
+              <w:t>த்த்</w:t>
+            </w:r>
+            <w:r>
+              <w:rPr>
+                <w:i/>
+                <w:iCs/>
+                <w:cs/>
+              </w:rPr>
+              <w:t>ரு</w:t>
+            </w:r>
+            <w:r>
+              <w:rPr>
+                <w:cs/>
+              </w:rPr>
+              <w:t>ப்</w:t>
+            </w:r>
+            <w:r>
+              <w:rPr>
+                <w:position w:val="-12"/>
+                <w:cs/>
+              </w:rPr>
+              <w:t>4</w:t>
+            </w:r>
+            <w:r>
+              <w:rPr>
+                <w:highlight w:val="green"/>
+                <w:cs/>
+              </w:rPr>
+              <w:t>ய</w:t>
+            </w:r>
+            <w:r>
+              <w:rPr>
+                <w:rFonts w:ascii="BRH Tamil Tab Extra" w:hAnsi="BRH Tamil Tab Extra"/>
+                <w:color w:val="EE0000"/>
+                <w:sz w:val="32"/>
+                <w:highlight w:val="green"/>
+              </w:rPr>
+              <w:t>…</w:t>
+            </w:r>
+            <w:r>
+              <w:rPr>
+                <w:color w:val="EE0000"/>
+                <w:cs/>
+              </w:rPr>
+              <w:t xml:space="preserve"> </w:t>
+            </w:r>
+            <w:r>
+              <w:rPr>
+                <w:cs/>
+              </w:rPr>
+              <w:t>இதி</w:t>
+            </w:r>
+            <w:r>
+              <w:rPr>
+                <w:rFonts w:ascii="BRH Tamil Tab Extra" w:hAnsi="BRH Tamil Tab Extra"/>
+                <w:sz w:val="36"/>
+              </w:rPr>
+              <w:t>†</w:t>
+            </w:r>
+            <w:r>
+              <w:t xml:space="preserve"> </w:t>
+            </w:r>
+            <w:r>
+              <w:rPr>
+                <w:cs/>
+              </w:rPr>
+              <w:t>க்ஷ</w:t>
+            </w:r>
+            <w:r>
+              <w:rPr>
+                <w:rFonts w:ascii="BRH Tamil Tab Extra" w:hAnsi="BRH Tamil Tab Extra"/>
+                <w:sz w:val="32"/>
+              </w:rPr>
+              <w:t>…</w:t>
+            </w:r>
+            <w:r>
+              <w:rPr>
+                <w:cs/>
+              </w:rPr>
+              <w:t>த்த்</w:t>
+            </w:r>
+            <w:r>
+              <w:rPr>
+                <w:i/>
+                <w:iCs/>
+                <w:cs/>
+              </w:rPr>
+              <w:t>ரு</w:t>
+            </w:r>
+            <w:r>
+              <w:rPr>
+                <w:cs/>
+              </w:rPr>
+              <w:t xml:space="preserve"> </w:t>
+            </w:r>
+            <w:r>
+              <w:t xml:space="preserve">--- </w:t>
+            </w:r>
+            <w:r>
+              <w:rPr>
+                <w:cs/>
+              </w:rPr>
+              <w:t>ப்</w:t>
+            </w:r>
+            <w:r>
+              <w:rPr>
+                <w:position w:val="-12"/>
+                <w:cs/>
+              </w:rPr>
+              <w:t>4</w:t>
+            </w:r>
+            <w:r>
+              <w:rPr>
+                <w:cs/>
+              </w:rPr>
+              <w:t>ய</w:t>
+            </w:r>
+            <w:r>
+              <w:rPr>
+                <w:rFonts w:ascii="BRH Tamil Tab Extra" w:hAnsi="BRH Tamil Tab Extra"/>
+                <w:sz w:val="32"/>
+              </w:rPr>
+              <w:t>…</w:t>
+            </w:r>
+            <w:r>
+              <w:rPr>
+                <w:sz w:val="32"/>
+                <w:szCs w:val="32"/>
+                <w:cs/>
+              </w:rPr>
+              <w:t>:</w:t>
+            </w:r>
+            <w:r>
+              <w:rPr>
+                <w:cs/>
+              </w:rPr>
+              <w:t xml:space="preserve">  </w:t>
+            </w:r>
+            <w:r>
+              <w:br/>
+            </w:r>
+            <w:r>
+              <w:rPr>
+                <w:sz w:val="28"/>
+                <w:szCs w:val="28"/>
+              </w:rPr>
+              <w:t xml:space="preserve">(No </w:t>
+            </w:r>
+            <w:proofErr w:type="spellStart"/>
+            <w:r>
+              <w:rPr>
+                <w:sz w:val="28"/>
+                <w:szCs w:val="28"/>
+              </w:rPr>
+              <w:t>visargam</w:t>
+            </w:r>
+            <w:proofErr w:type="spellEnd"/>
+            <w:r>
+              <w:rPr>
+                <w:sz w:val="28"/>
+                <w:szCs w:val="28"/>
+              </w:rPr>
+              <w:t>)</w:t>
+            </w:r>
+          </w:p>
+        </w:tc>
+      </w:tr>
+      <w:tr>
+        <w:trPr>
+          <w:trHeight w:val="1124"/>
+        </w:trPr>
+        <w:tc>
+          <w:tcPr>
+            <w:tcW w:w="3481" w:type="dxa"/>
+          </w:tcPr>
+          <w:p>
+            <w:pPr>
+              <w:ind w:right="-166"/>
+              <w:rPr>
+                <w:rFonts w:ascii="Arial" w:hAnsi="Arial" w:cs="Arial"/>
+                <w:bCs w:val="0"/>
+                <w:sz w:val="28"/>
+                <w:szCs w:val="28"/>
+                <w:lang w:bidi="ar-SA"/>
+              </w:rPr>
+            </w:pPr>
+            <w:r>
+              <w:rPr>
+                <w:rFonts w:ascii="Arial" w:hAnsi="Arial" w:cs="Arial"/>
+                <w:bCs w:val="0"/>
+                <w:sz w:val="28"/>
+                <w:szCs w:val="28"/>
+                <w:lang w:bidi="ar-SA"/>
+              </w:rPr>
+              <w:t xml:space="preserve">16.4 Rudra Kramam </w:t>
+            </w:r>
+          </w:p>
+          <w:p>
+            <w:pPr>
+              <w:ind w:right="-166"/>
+              <w:rPr>
+                <w:rFonts w:ascii="Arial" w:hAnsi="Arial" w:cs="Arial"/>
+                <w:bCs w:val="0"/>
+                <w:sz w:val="28"/>
+                <w:szCs w:val="28"/>
+                <w:lang w:bidi="ar-SA"/>
+              </w:rPr>
+            </w:pPr>
+            <w:r>
+              <w:rPr>
+                <w:rFonts w:ascii="Arial" w:hAnsi="Arial" w:cs="Arial"/>
+                <w:bCs w:val="0"/>
+                <w:sz w:val="28"/>
+                <w:szCs w:val="28"/>
+                <w:lang w:bidi="ar-SA"/>
+              </w:rPr>
+              <w:t xml:space="preserve">Statement No. – </w:t>
+            </w:r>
+            <w:r>
+              <w:rPr>
+                <w:rFonts w:ascii="Arial" w:hAnsi="Arial" w:cs="Arial"/>
+                <w:bCs w:val="0"/>
+                <w:sz w:val="28"/>
+                <w:szCs w:val="28"/>
+                <w:lang w:bidi="ar-SA"/>
+              </w:rPr>
+              <w:t>3</w:t>
+            </w:r>
+          </w:p>
+          <w:p>
+            <w:pPr>
+              <w:ind w:right="-166"/>
+              <w:rPr>
+                <w:rFonts w:ascii="Arial" w:hAnsi="Arial" w:cs="Arial"/>
+                <w:bCs w:val="0"/>
+                <w:sz w:val="28"/>
+                <w:szCs w:val="28"/>
+                <w:lang w:bidi="ar-SA"/>
+              </w:rPr>
+            </w:pPr>
+            <w:r>
+              <w:rPr>
+                <w:rFonts w:ascii="Arial" w:hAnsi="Arial" w:cs="Arial"/>
+                <w:bCs w:val="0"/>
+                <w:sz w:val="28"/>
+                <w:szCs w:val="28"/>
+                <w:lang w:bidi="ar-SA"/>
+              </w:rPr>
+              <w:t>Page No. 2</w:t>
+            </w:r>
+            <w:r>
+              <w:rPr>
+                <w:rFonts w:ascii="Arial" w:hAnsi="Arial" w:cs="Arial"/>
+                <w:bCs w:val="0"/>
+                <w:sz w:val="28"/>
+                <w:szCs w:val="28"/>
+                <w:lang w:bidi="ar-SA"/>
+              </w:rPr>
+              <w:t>8</w:t>
+            </w:r>
+            <w:r>
+              <w:rPr>
+                <w:rFonts w:ascii="Arial" w:hAnsi="Arial" w:cs="Arial"/>
+                <w:bCs w:val="0"/>
+                <w:sz w:val="28"/>
+                <w:szCs w:val="28"/>
+                <w:lang w:bidi="ar-SA"/>
+              </w:rPr>
+              <w:t>3</w:t>
+            </w:r>
+          </w:p>
+          <w:p>
+            <w:pPr>
+              <w:ind w:right="-166"/>
+              <w:rPr>
+                <w:rFonts w:ascii="Arial" w:hAnsi="Arial" w:cs="Arial"/>
+                <w:bCs w:val="0"/>
+                <w:sz w:val="28"/>
+                <w:szCs w:val="28"/>
+                <w:lang w:bidi="ar-SA"/>
+              </w:rPr>
+            </w:pPr>
+            <w:r>
+              <w:rPr>
+                <w:rFonts w:ascii="Arial" w:hAnsi="Arial" w:cs="Arial"/>
+                <w:bCs w:val="0"/>
+                <w:sz w:val="28"/>
+                <w:szCs w:val="28"/>
+                <w:lang w:bidi="ar-SA"/>
+              </w:rPr>
+              <w:t>Right column</w:t>
+            </w:r>
+          </w:p>
+        </w:tc>
+        <w:tc>
+          <w:tcPr>
+            <w:tcW w:w="4633" w:type="dxa"/>
+          </w:tcPr>
+          <w:p>
+            <w:pPr>
+              <w:ind w:right="0"/>
+              <w:rPr>
+                <w:cs/>
+              </w:rPr>
+            </w:pPr>
+            <w:r>
+              <w:rPr>
+                <w:cs/>
+              </w:rPr>
+              <w:t>ஶ்வப்</w:t>
+            </w:r>
+            <w:r>
+              <w:rPr>
+                <w:position w:val="-12"/>
+                <w:cs/>
+              </w:rPr>
+              <w:t>4</w:t>
+            </w:r>
+            <w:r>
+              <w:rPr>
+                <w:color w:val="EE0000"/>
+                <w:highlight w:val="yellow"/>
+                <w:cs/>
+              </w:rPr>
+              <w:t>ய</w:t>
+            </w:r>
+            <w:r>
+              <w:rPr>
+                <w:rFonts w:ascii="BRH Tamil Tab Extra" w:hAnsi="BRH Tamil Tab Extra"/>
+                <w:color w:val="EE0000"/>
+                <w:sz w:val="32"/>
+                <w:highlight w:val="yellow"/>
+              </w:rPr>
+              <w:t>…</w:t>
+            </w:r>
+            <w:r>
+              <w:rPr>
+                <w:color w:val="EE0000"/>
+                <w:sz w:val="32"/>
+                <w:szCs w:val="32"/>
+                <w:highlight w:val="yellow"/>
+                <w:cs/>
+              </w:rPr>
+              <w:t>:</w:t>
+            </w:r>
+            <w:r>
+              <w:rPr>
+                <w:color w:val="EE0000"/>
+                <w:cs/>
+              </w:rPr>
+              <w:t xml:space="preserve"> </w:t>
+            </w:r>
+            <w:r>
+              <w:rPr>
+                <w:cs/>
+              </w:rPr>
+              <w:t>இதி</w:t>
+            </w:r>
+            <w:r>
+              <w:rPr>
+                <w:rFonts w:ascii="BRH Tamil Tab Extra" w:hAnsi="BRH Tamil Tab Extra"/>
+                <w:sz w:val="32"/>
+              </w:rPr>
+              <w:t>…</w:t>
+            </w:r>
+            <w:r>
+              <w:t xml:space="preserve"> </w:t>
+            </w:r>
+            <w:r>
+              <w:rPr>
+                <w:cs/>
+              </w:rPr>
+              <w:t xml:space="preserve">ஶ்வ </w:t>
+            </w:r>
+            <w:r>
+              <w:t xml:space="preserve">--- </w:t>
+            </w:r>
+            <w:r>
+              <w:rPr>
+                <w:cs/>
+              </w:rPr>
+              <w:t>ப்</w:t>
+            </w:r>
+            <w:r>
+              <w:rPr>
+                <w:position w:val="-12"/>
+                <w:cs/>
+              </w:rPr>
+              <w:t>4</w:t>
+            </w:r>
+            <w:r>
+              <w:rPr>
+                <w:cs/>
+              </w:rPr>
+              <w:t>ய</w:t>
+            </w:r>
+            <w:r>
+              <w:rPr>
+                <w:rFonts w:ascii="BRH Tamil Tab Extra" w:hAnsi="BRH Tamil Tab Extra"/>
+                <w:sz w:val="32"/>
+              </w:rPr>
+              <w:t>…</w:t>
+            </w:r>
+            <w:r>
+              <w:rPr>
+                <w:sz w:val="32"/>
+                <w:szCs w:val="32"/>
+                <w:cs/>
+              </w:rPr>
+              <w:t>:</w:t>
+            </w:r>
+            <w:r>
+              <w:tab/>
+            </w:r>
+          </w:p>
+        </w:tc>
+        <w:tc>
+          <w:tcPr>
+            <w:tcW w:w="5220" w:type="dxa"/>
+          </w:tcPr>
+          <w:p>
+            <w:pPr>
+              <w:ind w:right="0"/>
+              <w:rPr>
+                <w:cs/>
+              </w:rPr>
+            </w:pPr>
+            <w:r>
+              <w:rPr>
+                <w:cs/>
+              </w:rPr>
+              <w:t>ஶ்வப்</w:t>
+            </w:r>
+            <w:r>
+              <w:rPr>
+                <w:position w:val="-12"/>
+                <w:cs/>
+              </w:rPr>
+              <w:t>4</w:t>
+            </w:r>
+            <w:r>
+              <w:rPr>
+                <w:highlight w:val="green"/>
+                <w:cs/>
+              </w:rPr>
+              <w:t>ய</w:t>
+            </w:r>
+            <w:r>
+              <w:rPr>
+                <w:rFonts w:ascii="BRH Tamil Tab Extra" w:hAnsi="BRH Tamil Tab Extra"/>
+                <w:sz w:val="32"/>
+                <w:highlight w:val="green"/>
+              </w:rPr>
+              <w:t>…</w:t>
+            </w:r>
+            <w:r>
+              <w:rPr>
+                <w:cs/>
+              </w:rPr>
+              <w:t xml:space="preserve"> இதி</w:t>
+            </w:r>
+            <w:r>
+              <w:rPr>
+                <w:rFonts w:ascii="BRH Tamil Tab Extra" w:hAnsi="BRH Tamil Tab Extra"/>
+                <w:sz w:val="32"/>
+              </w:rPr>
+              <w:t>…</w:t>
+            </w:r>
+            <w:r>
+              <w:t xml:space="preserve"> </w:t>
+            </w:r>
+            <w:r>
+              <w:rPr>
+                <w:cs/>
+              </w:rPr>
+              <w:t xml:space="preserve">ஶ்வ </w:t>
+            </w:r>
+            <w:r>
+              <w:t xml:space="preserve">--- </w:t>
+            </w:r>
+            <w:r>
+              <w:rPr>
+                <w:cs/>
+              </w:rPr>
+              <w:t>ப்</w:t>
+            </w:r>
+            <w:r>
+              <w:rPr>
+                <w:position w:val="-12"/>
+                <w:cs/>
+              </w:rPr>
+              <w:t>4</w:t>
+            </w:r>
+            <w:r>
+              <w:rPr>
+                <w:cs/>
+              </w:rPr>
+              <w:t>ய</w:t>
+            </w:r>
+            <w:r>
+              <w:rPr>
+                <w:rFonts w:ascii="BRH Tamil Tab Extra" w:hAnsi="BRH Tamil Tab Extra"/>
+                <w:sz w:val="32"/>
+              </w:rPr>
+              <w:t>…</w:t>
+            </w:r>
+            <w:r>
+              <w:rPr>
+                <w:sz w:val="32"/>
+                <w:szCs w:val="32"/>
+                <w:cs/>
+              </w:rPr>
+              <w:t>:</w:t>
+            </w:r>
+            <w:r>
+              <w:tab/>
+            </w:r>
+            <w:r>
+              <w:t xml:space="preserve">No </w:t>
+            </w:r>
+            <w:proofErr w:type="spellStart"/>
+            <w:r>
+              <w:t>visargam</w:t>
+            </w:r>
+            <w:proofErr w:type="spellEnd"/>
+          </w:p>
+        </w:tc>
+      </w:tr>
+      <w:tr>
+        <w:trPr>
+          <w:trHeight w:val="1124"/>
+        </w:trPr>
+        <w:tc>
+          <w:tcPr>
+            <w:tcW w:w="3481" w:type="dxa"/>
+          </w:tcPr>
+          <w:p>
+            <w:pPr>
+              <w:ind w:right="-166"/>
+              <w:rPr>
+                <w:rFonts w:ascii="Arial" w:hAnsi="Arial" w:cs="Arial"/>
+                <w:bCs w:val="0"/>
+                <w:sz w:val="28"/>
+                <w:szCs w:val="28"/>
+                <w:lang w:bidi="ar-SA"/>
+              </w:rPr>
+            </w:pPr>
+            <w:r>
+              <w:rPr>
+                <w:rFonts w:ascii="Arial" w:hAnsi="Arial" w:cs="Arial"/>
+                <w:bCs w:val="0"/>
+                <w:sz w:val="28"/>
+                <w:szCs w:val="28"/>
+                <w:lang w:bidi="ar-SA"/>
+              </w:rPr>
+              <w:t>16.</w:t>
+            </w:r>
+            <w:r>
+              <w:rPr>
+                <w:rFonts w:ascii="Arial" w:hAnsi="Arial" w:cs="Arial"/>
+                <w:bCs w:val="0"/>
+                <w:sz w:val="28"/>
+                <w:szCs w:val="28"/>
+                <w:lang w:val="en-IN" w:bidi="ar-SA"/>
+              </w:rPr>
+              <w:t>10</w:t>
+            </w:r>
+            <w:r>
+              <w:rPr>
+                <w:rFonts w:ascii="Arial" w:hAnsi="Arial" w:cs="Arial"/>
+                <w:bCs w:val="0"/>
+                <w:sz w:val="28"/>
+                <w:szCs w:val="28"/>
+                <w:lang w:bidi="ar-SA"/>
+              </w:rPr>
+              <w:t xml:space="preserve"> Rudra Kramam</w:t>
+            </w:r>
+            <w:r>
+              <w:rPr>
+                <w:rFonts w:ascii="Arial" w:hAnsi="Arial" w:cs="Arial"/>
+                <w:bCs w:val="0"/>
+                <w:sz w:val="28"/>
+                <w:szCs w:val="28"/>
+                <w:lang w:bidi="ar-SA"/>
+              </w:rPr>
+              <w:t xml:space="preserve"> </w:t>
+            </w:r>
+          </w:p>
+          <w:p>
+            <w:pPr>
+              <w:ind w:right="-166"/>
+              <w:rPr>
+                <w:rFonts w:ascii="Arial" w:hAnsi="Arial" w:cs="Arial"/>
+                <w:bCs w:val="0"/>
+                <w:sz w:val="28"/>
+                <w:szCs w:val="28"/>
+                <w:lang w:bidi="ar-SA"/>
+              </w:rPr>
+            </w:pPr>
+            <w:r>
+              <w:rPr>
+                <w:rFonts w:ascii="Arial" w:hAnsi="Arial" w:cs="Arial"/>
+                <w:bCs w:val="0"/>
+                <w:sz w:val="28"/>
+                <w:szCs w:val="28"/>
+                <w:lang w:bidi="ar-SA"/>
+              </w:rPr>
+              <w:t xml:space="preserve">Statement No. – </w:t>
+            </w:r>
+            <w:r>
+              <w:rPr>
+                <w:rFonts w:ascii="Arial" w:hAnsi="Arial" w:cs="Arial"/>
+                <w:bCs w:val="0"/>
+                <w:sz w:val="28"/>
+                <w:szCs w:val="28"/>
+                <w:lang w:bidi="ar-SA"/>
+              </w:rPr>
+              <w:t>2</w:t>
+            </w:r>
+          </w:p>
+          <w:p>
+            <w:pPr>
+              <w:ind w:right="-166"/>
+              <w:rPr>
+                <w:rFonts w:ascii="Arial" w:hAnsi="Arial" w:cs="Arial"/>
+                <w:bCs w:val="0"/>
+                <w:sz w:val="28"/>
+                <w:szCs w:val="28"/>
+                <w:lang w:bidi="ar-SA"/>
+              </w:rPr>
+            </w:pPr>
+            <w:r>
+              <w:rPr>
+                <w:rFonts w:ascii="Arial" w:hAnsi="Arial" w:cs="Arial"/>
+                <w:bCs w:val="0"/>
+                <w:sz w:val="28"/>
+                <w:szCs w:val="28"/>
+                <w:lang w:bidi="ar-SA"/>
+              </w:rPr>
+              <w:t xml:space="preserve">Page No. </w:t>
+            </w:r>
+            <w:r>
+              <w:rPr>
+                <w:rFonts w:ascii="Arial" w:hAnsi="Arial" w:cs="Arial"/>
+                <w:bCs w:val="0"/>
+                <w:sz w:val="28"/>
+                <w:szCs w:val="28"/>
+                <w:lang w:bidi="ar-SA"/>
+              </w:rPr>
+              <w:t>304</w:t>
+            </w:r>
+          </w:p>
+          <w:p>
+            <w:pPr>
+              <w:ind w:right="-166"/>
+              <w:rPr>
+                <w:rFonts w:ascii="Arial" w:hAnsi="Arial" w:cs="Arial"/>
+                <w:bCs w:val="0"/>
+                <w:sz w:val="28"/>
+                <w:szCs w:val="28"/>
+                <w:lang w:bidi="ar-SA"/>
+              </w:rPr>
+            </w:pPr>
+            <w:r>
+              <w:rPr>
+                <w:rFonts w:ascii="Arial" w:hAnsi="Arial" w:cs="Arial"/>
+                <w:bCs w:val="0"/>
+                <w:sz w:val="28"/>
+                <w:szCs w:val="28"/>
+                <w:lang w:bidi="ar-SA"/>
+              </w:rPr>
+              <w:t>Left Column</w:t>
+            </w:r>
+          </w:p>
+        </w:tc>
+        <w:tc>
+          <w:tcPr>
+            <w:tcW w:w="4633" w:type="dxa"/>
+          </w:tcPr>
+          <w:p>
+            <w:pPr>
+              <w:ind w:right="0"/>
+              <w:rPr>
+                <w:cs/>
+              </w:rPr>
+            </w:pPr>
+            <w:r>
+              <w:rPr>
+                <w:cs/>
+              </w:rPr>
+              <w:t>ஸ</w:t>
+            </w:r>
+            <w:r>
+              <w:rPr>
+                <w:rFonts w:ascii="BRH Tamil Tab Extra" w:hAnsi="BRH Tamil Tab Extra"/>
+                <w:sz w:val="32"/>
+              </w:rPr>
+              <w:t>…</w:t>
+            </w:r>
+            <w:r>
+              <w:rPr>
+                <w:cs/>
+              </w:rPr>
+              <w:t>ஹஸ்</w:t>
+            </w:r>
+            <w:r>
+              <w:rPr>
+                <w:highlight w:val="yellow"/>
+                <w:cs/>
+              </w:rPr>
+              <w:t>ர</w:t>
+            </w:r>
+            <w:r>
+              <w:rPr>
+                <w:rFonts w:ascii="BRH Tamil Tab Extra" w:hAnsi="BRH Tamil Tab Extra"/>
+                <w:sz w:val="36"/>
+                <w:highlight w:val="yellow"/>
+              </w:rPr>
+              <w:t>†</w:t>
+            </w:r>
+            <w:r>
+              <w:t xml:space="preserve"> </w:t>
+            </w:r>
+            <w:r>
+              <w:rPr>
+                <w:cs/>
+              </w:rPr>
+              <w:t>ஹே</w:t>
+            </w:r>
+            <w:r>
+              <w:rPr>
+                <w:rFonts w:ascii="BRH Tamil Tab Extra" w:hAnsi="BRH Tamil Tab Extra"/>
+                <w:sz w:val="32"/>
+              </w:rPr>
+              <w:t>…</w:t>
+            </w:r>
+            <w:r>
+              <w:rPr>
+                <w:cs/>
+              </w:rPr>
+              <w:t>தய</w:t>
+            </w:r>
+            <w:r>
+              <w:rPr>
+                <w:rFonts w:ascii="BRH Tamil Tab Extra" w:hAnsi="BRH Tamil Tab Extra"/>
+                <w:sz w:val="36"/>
+              </w:rPr>
+              <w:t>†</w:t>
+            </w:r>
+            <w:r>
+              <w:rPr>
+                <w:sz w:val="32"/>
+                <w:szCs w:val="32"/>
+                <w:cs/>
+              </w:rPr>
+              <w:t>:</w:t>
+            </w:r>
+          </w:p>
+        </w:tc>
+        <w:tc>
+          <w:tcPr>
+            <w:tcW w:w="5220" w:type="dxa"/>
+          </w:tcPr>
+          <w:p>
+            <w:pPr>
+              <w:ind w:right="0"/>
+              <w:rPr>
+                <w:cs/>
+              </w:rPr>
+            </w:pPr>
+            <w:r>
+              <w:rPr>
+                <w:cs/>
+              </w:rPr>
+              <w:t>ஸ</w:t>
+            </w:r>
+            <w:r>
+              <w:rPr>
+                <w:rFonts w:ascii="BRH Tamil Tab Extra" w:hAnsi="BRH Tamil Tab Extra"/>
+                <w:sz w:val="32"/>
+              </w:rPr>
+              <w:t>…</w:t>
+            </w:r>
+            <w:r>
+              <w:rPr>
+                <w:cs/>
+              </w:rPr>
+              <w:t>ஹஸ்</w:t>
+            </w:r>
+            <w:r>
+              <w:rPr>
+                <w:highlight w:val="green"/>
+                <w:cs/>
+              </w:rPr>
+              <w:t>ர</w:t>
+            </w:r>
+            <w:r>
+              <w:rPr>
+                <w:rFonts w:ascii="BRH Devanagari Extra" w:hAnsi="BRH Devanagari Extra"/>
+                <w:sz w:val="36"/>
+                <w:highlight w:val="green"/>
+              </w:rPr>
+              <w:t>óè</w:t>
+            </w:r>
+            <w:r>
+              <w:rPr>
+                <w:rFonts w:ascii="BRH Tamil Tab Extra" w:hAnsi="BRH Tamil Tab Extra"/>
+                <w:sz w:val="36"/>
+                <w:highlight w:val="green"/>
+              </w:rPr>
+              <w:t>†</w:t>
+            </w:r>
+            <w:r>
+              <w:t xml:space="preserve"> </w:t>
+            </w:r>
+            <w:r>
+              <w:rPr>
+                <w:cs/>
+              </w:rPr>
+              <w:t>ஹே</w:t>
+            </w:r>
+            <w:r>
+              <w:rPr>
+                <w:rFonts w:ascii="BRH Tamil Tab Extra" w:hAnsi="BRH Tamil Tab Extra"/>
+                <w:sz w:val="32"/>
+              </w:rPr>
+              <w:t>…</w:t>
+            </w:r>
+            <w:r>
+              <w:rPr>
+                <w:cs/>
+              </w:rPr>
+              <w:t>தய</w:t>
+            </w:r>
+            <w:r>
+              <w:rPr>
+                <w:rFonts w:ascii="BRH Tamil Tab Extra" w:hAnsi="BRH Tamil Tab Extra"/>
+                <w:sz w:val="36"/>
+              </w:rPr>
+              <w:t>†</w:t>
+            </w:r>
+            <w:r>
+              <w:rPr>
+                <w:sz w:val="32"/>
+                <w:szCs w:val="32"/>
+                <w:cs/>
+              </w:rPr>
+              <w:t>:</w:t>
+            </w:r>
+          </w:p>
+        </w:tc>
+      </w:tr>
+      <w:tr>
+        <w:trPr>
+          <w:trHeight w:val="1124"/>
+        </w:trPr>
+        <w:tc>
+          <w:tcPr>
+            <w:tcW w:w="3481" w:type="dxa"/>
+          </w:tcPr>
+          <w:p>
+            <w:pPr>
+              <w:ind w:right="-166"/>
+              <w:rPr>
+                <w:rFonts w:ascii="Arial" w:hAnsi="Arial" w:cs="Arial"/>
+                <w:bCs w:val="0"/>
+                <w:sz w:val="28"/>
+                <w:szCs w:val="28"/>
+                <w:lang w:bidi="ar-SA"/>
+              </w:rPr>
+            </w:pPr>
+            <w:r>
+              <w:rPr>
+                <w:rFonts w:ascii="Arial" w:hAnsi="Arial" w:cs="Arial"/>
+                <w:bCs w:val="0"/>
+                <w:sz w:val="28"/>
+                <w:szCs w:val="28"/>
+                <w:lang w:bidi="ar-SA"/>
+              </w:rPr>
+              <w:t>16.</w:t>
+            </w:r>
+            <w:r>
+              <w:rPr>
+                <w:rFonts w:ascii="Arial" w:hAnsi="Arial" w:cs="Arial"/>
+                <w:bCs w:val="0"/>
+                <w:sz w:val="28"/>
+                <w:szCs w:val="28"/>
+                <w:lang w:val="en-IN" w:bidi="ar-SA"/>
+              </w:rPr>
+              <w:t xml:space="preserve">11 </w:t>
+            </w:r>
+            <w:r>
+              <w:rPr>
+                <w:rFonts w:ascii="Arial" w:hAnsi="Arial" w:cs="Arial"/>
+                <w:bCs w:val="0"/>
+                <w:sz w:val="28"/>
+                <w:szCs w:val="28"/>
+                <w:lang w:bidi="ar-SA"/>
+              </w:rPr>
+              <w:t>Rudra Kramam</w:t>
+            </w:r>
+            <w:r>
+              <w:rPr>
+                <w:rFonts w:ascii="Arial" w:hAnsi="Arial" w:cs="Arial"/>
+                <w:bCs w:val="0"/>
+                <w:sz w:val="28"/>
+                <w:szCs w:val="28"/>
+                <w:lang w:bidi="ar-SA"/>
+              </w:rPr>
+              <w:t xml:space="preserve"> </w:t>
+            </w:r>
+          </w:p>
+          <w:p>
+            <w:pPr>
+              <w:ind w:right="-166"/>
+              <w:rPr>
+                <w:rFonts w:ascii="Arial" w:hAnsi="Arial" w:cs="Arial"/>
+                <w:bCs w:val="0"/>
+                <w:sz w:val="28"/>
+                <w:szCs w:val="28"/>
+                <w:lang w:bidi="ar-SA"/>
+              </w:rPr>
+            </w:pPr>
+            <w:r>
+              <w:rPr>
+                <w:rFonts w:ascii="Arial" w:hAnsi="Arial" w:cs="Arial"/>
+                <w:bCs w:val="0"/>
+                <w:sz w:val="28"/>
+                <w:szCs w:val="28"/>
+                <w:lang w:bidi="ar-SA"/>
+              </w:rPr>
+              <w:t xml:space="preserve">Statement No. – </w:t>
+            </w:r>
+            <w:r>
+              <w:rPr>
+                <w:rFonts w:ascii="Arial" w:hAnsi="Arial" w:cs="Arial"/>
+                <w:bCs w:val="0"/>
+                <w:sz w:val="28"/>
+                <w:szCs w:val="28"/>
+                <w:lang w:bidi="ar-SA"/>
+              </w:rPr>
+              <w:t>Last</w:t>
+            </w:r>
+          </w:p>
+          <w:p>
+            <w:pPr>
+              <w:ind w:right="-166"/>
+              <w:rPr>
+                <w:rFonts w:ascii="Arial" w:hAnsi="Arial" w:cs="Arial"/>
+                <w:bCs w:val="0"/>
+                <w:sz w:val="28"/>
+                <w:szCs w:val="28"/>
+                <w:lang w:bidi="ar-SA"/>
+              </w:rPr>
+            </w:pPr>
+            <w:r>
+              <w:rPr>
+                <w:rFonts w:ascii="Arial" w:hAnsi="Arial" w:cs="Arial"/>
+                <w:bCs w:val="0"/>
+                <w:sz w:val="28"/>
+                <w:szCs w:val="28"/>
+                <w:lang w:bidi="ar-SA"/>
+              </w:rPr>
+              <w:t xml:space="preserve">Page No. </w:t>
+            </w:r>
+            <w:r>
+              <w:rPr>
+                <w:rFonts w:ascii="Arial" w:hAnsi="Arial" w:cs="Arial"/>
+                <w:bCs w:val="0"/>
+                <w:sz w:val="28"/>
+                <w:szCs w:val="28"/>
+                <w:lang w:bidi="ar-SA"/>
+              </w:rPr>
+              <w:t>305</w:t>
+            </w:r>
+          </w:p>
+          <w:p>
+            <w:pPr>
+              <w:ind w:right="-166"/>
+              <w:rPr>
+                <w:rFonts w:ascii="Arial" w:hAnsi="Arial" w:cs="Arial"/>
+                <w:bCs w:val="0"/>
+                <w:sz w:val="28"/>
+                <w:szCs w:val="28"/>
+                <w:lang w:bidi="ar-SA"/>
+              </w:rPr>
+            </w:pPr>
+            <w:r>
+              <w:rPr>
+                <w:rFonts w:ascii="Arial" w:hAnsi="Arial" w:cs="Arial"/>
+                <w:bCs w:val="0"/>
+                <w:sz w:val="28"/>
+                <w:szCs w:val="28"/>
+                <w:lang w:bidi="ar-SA"/>
+              </w:rPr>
+              <w:t xml:space="preserve">Left Column </w:t>
+            </w:r>
+          </w:p>
+        </w:tc>
+        <w:tc>
+          <w:tcPr>
+            <w:tcW w:w="4633" w:type="dxa"/>
+          </w:tcPr>
+          <w:p>
+            <w:pPr>
+              <w:ind w:right="0"/>
+              <w:rPr>
+                <w:cs/>
+              </w:rPr>
+            </w:pPr>
+            <w:r>
+              <w:rPr>
+                <w:cs/>
+              </w:rPr>
+              <w:t>தி</w:t>
+            </w:r>
+            <w:r>
+              <w:rPr>
+                <w:position w:val="-12"/>
+                <w:cs/>
+              </w:rPr>
+              <w:t>3</w:t>
+            </w:r>
+            <w:r>
+              <w:rPr>
+                <w:highlight w:val="yellow"/>
+                <w:cs/>
+              </w:rPr>
+              <w:t>வ</w:t>
+            </w:r>
+            <w:r>
+              <w:rPr>
+                <w:rFonts w:ascii="BRH Tamil Tab Extra" w:hAnsi="BRH Tamil Tab Extra"/>
+                <w:sz w:val="36"/>
+              </w:rPr>
+              <w:t>†</w:t>
+            </w:r>
+            <w:r>
+              <w:t xml:space="preserve"> </w:t>
+            </w:r>
+            <w:r>
+              <w:rPr>
+                <w:cs/>
+              </w:rPr>
+              <w:t>ரு</w:t>
+            </w:r>
+            <w:r>
+              <w:rPr>
+                <w:rFonts w:ascii="BRH Tamil Tab Extra" w:hAnsi="BRH Tamil Tab Extra"/>
+                <w:sz w:val="32"/>
+              </w:rPr>
+              <w:t>…</w:t>
+            </w:r>
+            <w:r>
+              <w:rPr>
+                <w:cs/>
+              </w:rPr>
+              <w:t>த்</w:t>
+            </w:r>
+            <w:r>
+              <w:rPr>
+                <w:position w:val="-12"/>
+                <w:cs/>
+              </w:rPr>
+              <w:t>3</w:t>
+            </w:r>
+            <w:r>
+              <w:rPr>
+                <w:cs/>
+              </w:rPr>
+              <w:t>ரா</w:t>
+            </w:r>
+            <w:r>
+              <w:rPr>
+                <w:sz w:val="32"/>
+                <w:szCs w:val="32"/>
+                <w:cs/>
+              </w:rPr>
+              <w:t>:</w:t>
+            </w:r>
+          </w:p>
+        </w:tc>
+        <w:tc>
+          <w:tcPr>
+            <w:tcW w:w="5220" w:type="dxa"/>
+          </w:tcPr>
+          <w:p>
+            <w:pPr>
+              <w:ind w:right="0"/>
+              <w:rPr>
+                <w:cs/>
+              </w:rPr>
+            </w:pPr>
+            <w:r>
+              <w:rPr>
+                <w:cs/>
+              </w:rPr>
+              <w:t>தி</w:t>
+            </w:r>
+            <w:r>
+              <w:rPr>
+                <w:position w:val="-12"/>
+                <w:cs/>
+              </w:rPr>
+              <w:t>3</w:t>
+            </w:r>
+            <w:r>
+              <w:rPr>
+                <w:highlight w:val="green"/>
+                <w:cs/>
+              </w:rPr>
+              <w:t>வ</w:t>
+            </w:r>
+            <w:r>
+              <w:rPr>
+                <w:rFonts w:ascii="BRH Devanagari Extra" w:hAnsi="BRH Devanagari Extra"/>
+                <w:sz w:val="36"/>
+                <w:highlight w:val="green"/>
+              </w:rPr>
+              <w:t>ó</w:t>
+            </w:r>
+            <w:r>
+              <w:rPr>
+                <w:rFonts w:ascii="BRH Devanagari Extra" w:hAnsi="BRH Devanagari Extra"/>
+                <w:sz w:val="36"/>
+                <w:highlight w:val="green"/>
+              </w:rPr>
+              <w:t>è</w:t>
+            </w:r>
+            <w:r>
+              <w:rPr>
+                <w:rFonts w:ascii="BRH Tamil Tab Extra" w:hAnsi="BRH Tamil Tab Extra"/>
+                <w:sz w:val="36"/>
+                <w:highlight w:val="green"/>
+              </w:rPr>
+              <w:t>†</w:t>
+            </w:r>
+            <w:r>
+              <w:rPr>
+                <w:rFonts w:ascii="BRH Tamil Tab Extra" w:hAnsi="BRH Tamil Tab Extra"/>
+                <w:sz w:val="36"/>
+              </w:rPr>
+              <w:t>†</w:t>
+            </w:r>
+            <w:r>
+              <w:t xml:space="preserve"> </w:t>
+            </w:r>
+            <w:r>
+              <w:rPr>
+                <w:cs/>
+              </w:rPr>
+              <w:t>ரு</w:t>
+            </w:r>
+            <w:r>
+              <w:rPr>
+                <w:rFonts w:ascii="BRH Tamil Tab Extra" w:hAnsi="BRH Tamil Tab Extra"/>
+                <w:sz w:val="32"/>
+              </w:rPr>
+              <w:t>…</w:t>
+            </w:r>
+            <w:r>
+              <w:rPr>
+                <w:cs/>
+              </w:rPr>
+              <w:t>த்</w:t>
+            </w:r>
+            <w:r>
+              <w:rPr>
+                <w:position w:val="-12"/>
+                <w:cs/>
+              </w:rPr>
+              <w:t>3</w:t>
+            </w:r>
+            <w:r>
+              <w:rPr>
+                <w:cs/>
+              </w:rPr>
+              <w:t>ரா</w:t>
+            </w:r>
+            <w:r>
+              <w:rPr>
+                <w:sz w:val="32"/>
+                <w:szCs w:val="32"/>
+                <w:cs/>
+              </w:rPr>
+              <w:t>:</w:t>
+            </w:r>
+          </w:p>
+        </w:tc>
+      </w:tr>
+      <w:tr>
+        <w:trPr>
+          <w:trHeight w:val="1124"/>
+        </w:trPr>
+        <w:tc>
+          <w:tcPr>
+            <w:tcW w:w="3481" w:type="dxa"/>
+          </w:tcPr>
+          <w:p>
+            <w:pPr>
+              <w:ind w:right="-166"/>
+              <w:rPr>
+                <w:rFonts w:ascii="Arial" w:hAnsi="Arial" w:cs="Arial"/>
+                <w:bCs w:val="0"/>
+                <w:sz w:val="28"/>
+                <w:szCs w:val="28"/>
+                <w:lang w:bidi="ar-SA"/>
+              </w:rPr>
+            </w:pPr>
+            <w:r>
+              <w:rPr>
+                <w:rFonts w:ascii="Arial" w:hAnsi="Arial" w:cs="Arial"/>
+                <w:bCs w:val="0"/>
+                <w:sz w:val="28"/>
+                <w:szCs w:val="28"/>
+                <w:lang w:bidi="ar-SA"/>
+              </w:rPr>
               <w:t>17.2</w:t>
             </w:r>
             <w:r>
@@ -1995,21 +4532,22 @@
                 <w:szCs w:val="28"/>
                 <w:lang w:val="en-IN" w:bidi="ar-SA"/>
               </w:rPr>
+              <w:t xml:space="preserve"> Kramam</w:t>
+            </w:r>
+            <w:r>
+              <w:rPr>
+                <w:rFonts w:ascii="Arial" w:hAnsi="Arial" w:cs="Arial"/>
+                <w:bCs w:val="0"/>
+                <w:sz w:val="28"/>
+                <w:szCs w:val="28"/>
+                <w:lang w:bidi="ar-SA"/>
+              </w:rPr>
               <w:t xml:space="preserve"> </w:t>
             </w:r>
-            <w:proofErr w:type="spellStart"/>
-            <w:r>
-              <w:rPr>
-                <w:rFonts w:ascii="Arial" w:hAnsi="Arial" w:cs="Arial"/>
-                <w:bCs w:val="0"/>
-                <w:sz w:val="28"/>
-                <w:szCs w:val="28"/>
-                <w:lang w:val="en-IN" w:bidi="ar-SA"/>
-              </w:rPr>
-              <w:t>Kramam</w:t>
-            </w:r>
-            <w:proofErr w:type="spellEnd"/>
-            <w:r>
+          </w:p>
+          <w:p>
+            <w:pPr>
+              <w:ind w:right="-166"/>
               <w:rPr>
                 <w:rFonts w:ascii="Arial" w:hAnsi="Arial" w:cs="Arial"/>
                 <w:bCs w:val="0"/>
@@ -2017,7 +4555,16 @@
                 <w:szCs w:val="28"/>
                 <w:lang w:bidi="ar-SA"/>
               </w:rPr>
-              <w:t xml:space="preserve"> </w:t>
+            </w:pPr>
+            <w:r>
+              <w:rPr>
+                <w:rFonts w:ascii="Arial" w:hAnsi="Arial" w:cs="Arial"/>
+                <w:bCs w:val="0"/>
+                <w:sz w:val="28"/>
+                <w:szCs w:val="28"/>
+                <w:lang w:bidi="ar-SA"/>
+              </w:rPr>
+              <w:t>Missing Line</w:t>
             </w:r>
           </w:p>
           <w:p>
@@ -2039,56 +4586,24 @@
                 <w:szCs w:val="28"/>
                 <w:lang w:bidi="ar-SA"/>
               </w:rPr>
-              <w:t>Missing Line</w:t>
+              <w:t xml:space="preserve">Page No. </w:t>
+            </w:r>
+            <w:r>
+              <w:rPr>
+                <w:rFonts w:ascii="Arial" w:hAnsi="Arial" w:cs="Arial"/>
+                <w:bCs w:val="0"/>
+                <w:sz w:val="28"/>
+                <w:szCs w:val="28"/>
+                <w:lang w:bidi="ar-SA"/>
+              </w:rPr>
+              <w:t>317 added now</w:t>
             </w:r>
           </w:p>
           <w:p>
             <w:pPr>
               <w:ind w:right="-166"/>
               <w:rPr>
-                <w:rFonts w:ascii="Arial" w:hAnsi="Arial" w:cs="Arial"/>
-                <w:bCs w:val="0"/>
-                <w:sz w:val="28"/>
-                <w:szCs w:val="28"/>
-                <w:lang w:bidi="ar-SA"/>
-              </w:rPr>
-            </w:pPr>
-            <w:r>
-              <w:rPr>
-                <w:rFonts w:ascii="Arial" w:hAnsi="Arial" w:cs="Arial"/>
-                <w:bCs w:val="0"/>
-                <w:sz w:val="28"/>
-                <w:szCs w:val="28"/>
-                <w:lang w:bidi="ar-SA"/>
-              </w:rPr>
-              <w:t xml:space="preserve">Page No. </w:t>
-            </w:r>
-            <w:r>
-              <w:rPr>
-                <w:rFonts w:ascii="Arial" w:hAnsi="Arial" w:cs="Arial"/>
-                <w:bCs w:val="0"/>
-                <w:sz w:val="28"/>
-                <w:szCs w:val="28"/>
-                <w:lang w:bidi="ar-SA"/>
-              </w:rPr>
-              <w:t>3</w:t>
-            </w:r>
-            <w:r>
-              <w:rPr>
-                <w:rFonts w:ascii="Arial" w:hAnsi="Arial" w:cs="Arial"/>
-                <w:bCs w:val="0"/>
-                <w:sz w:val="28"/>
-                <w:szCs w:val="28"/>
-                <w:lang w:bidi="ar-SA"/>
-              </w:rPr>
-              <w:t>17 added now</w:t>
-            </w:r>
-          </w:p>
-          <w:p>
-            <w:pPr>
-              <w:ind w:right="-166"/>
-              <w:rPr>
-                <w:rFonts w:ascii="Arial" w:hAnsi="Arial" w:cs="Vijaya" w:hint="cs"/>
+                <w:rFonts w:ascii="Arial" w:hAnsi="Arial" w:cs="Vijaya"/>
                 <w:bCs w:val="0"/>
                 <w:sz w:val="28"/>
                 <w:szCs w:val="28"/>
@@ -2239,6 +4754,7 @@
     <w:p>
       <w:pPr>
         <w:ind w:right="0"/>
+        <w:jc w:val="center"/>
         <w:rPr>
           <w:rFonts w:ascii="Arial" w:hAnsi="Arial" w:cs="Arial"/>
           <w:bCs w:val="0"/>
@@ -2247,6 +4763,16 @@
           <w:lang w:bidi="ar-SA"/>
         </w:rPr>
       </w:pPr>
+      <w:r>
+        <w:rPr>
+          <w:rFonts w:ascii="Arial" w:hAnsi="Arial" w:cs="Arial"/>
+          <w:bCs w:val="0"/>
+          <w:sz w:val="32"/>
+          <w:u w:val="single"/>
+          <w:lang w:bidi="ar-SA"/>
+        </w:rPr>
+        <w:t>--------------------------------------------------------------------------------</w:t>
+      </w:r>
     </w:p>
     <w:p>
       <w:pPr>
@@ -2267,22 +4793,8 @@
           <w:u w:val="single"/>
           <w:lang w:bidi="ar-SA"/>
         </w:rPr>
-        <w:lastRenderedPageBreak/>
         <w:br w:type="page"/>
       </w:r>
-    </w:p>
-    <w:p>
-      <w:pPr>
-        <w:ind w:right="0"/>
-        <w:jc w:val="center"/>
-        <w:rPr>
-          <w:rFonts w:ascii="Arial" w:hAnsi="Arial" w:cs="Arial"/>
-          <w:bCs w:val="0"/>
-          <w:sz w:val="32"/>
-          <w:u w:val="single"/>
-          <w:lang w:bidi="ar-SA"/>
-        </w:rPr>
-      </w:pPr>
       <w:r>
         <w:rPr>
           <w:rFonts w:ascii="Arial" w:hAnsi="Arial" w:cs="Arial"/>
@@ -6986,20 +9498,8 @@
                 <w:szCs w:val="28"/>
                 <w:lang w:bidi="ar-SA"/>
               </w:rPr>
-              <w:t xml:space="preserve"> </w:t>
-            </w:r>
-            <w:proofErr w:type="spellStart"/>
-            <w:r>
-              <w:rPr>
-                <w:rFonts w:ascii="Arial" w:hAnsi="Arial" w:cs="Arial"/>
-                <w:bCs w:val="0"/>
-                <w:sz w:val="28"/>
-                <w:szCs w:val="28"/>
-                <w:lang w:bidi="ar-SA"/>
-              </w:rPr>
-              <w:t>Kramam</w:t>
-            </w:r>
-            <w:proofErr w:type="spellEnd"/>
+              <w:t xml:space="preserve"> Kramam</w:t>
+            </w:r>
           </w:p>
           <w:p>
             <w:pPr>
@@ -8524,14 +11024,14 @@
             <w:r>
               <w:t xml:space="preserve">3.2.2 - </w:t>
             </w:r>
-            <w:bookmarkStart w:id="0" w:name="_Toc4351439"/>
+            <w:bookmarkStart w:id="1" w:name="_Toc4351439"/>
             <w:r>
               <w:rPr>
                 <w:cs/>
               </w:rPr>
               <w:t>ஆசமனம் ஸங்கல்பம்</w:t>
             </w:r>
-            <w:bookmarkEnd w:id="0"/>
+            <w:bookmarkEnd w:id="1"/>
           </w:p>
           <w:p>
             <w:pPr>
@@ -11199,7 +13699,7 @@
               </w:rPr>
               <w:t>…</w:t>
             </w:r>
-            <w:bookmarkStart w:id="1" w:name="_Hlk74321195"/>
+            <w:bookmarkStart w:id="2" w:name="_Hlk74321195"/>
             <w:r>
               <w:rPr>
                 <w:highlight w:val="green"/>
@@ -11214,7 +13714,7 @@
               </w:rPr>
               <w:t>ஷ்</w:t>
             </w:r>
-            <w:bookmarkEnd w:id="1"/>
+            <w:bookmarkEnd w:id="2"/>
             <w:r>
               <w:rPr>
                 <w:highlight w:val="green"/>
@@ -24379,29 +26879,7 @@
                 <w:sz w:val="28"/>
                 <w:szCs w:val="28"/>
               </w:rPr>
-              <w:t xml:space="preserve"> </w:t>
-            </w:r>
-            <w:proofErr w:type="spellStart"/>
-            <w:r>
-              <w:rPr>
-                <w:rFonts w:ascii="Arial" w:hAnsi="Arial" w:cs="Arial"/>
-                <w:b w:val="0"/>
-                <w:bCs w:val="0"/>
-                <w:sz w:val="28"/>
-                <w:szCs w:val="28"/>
-              </w:rPr>
-              <w:t>Kramam</w:t>
-            </w:r>
-            <w:proofErr w:type="spellEnd"/>
-            <w:r>
-              <w:rPr>
-                <w:rFonts w:ascii="Arial" w:hAnsi="Arial" w:cs="Arial"/>
-                <w:b w:val="0"/>
-                <w:bCs w:val="0"/>
-                <w:sz w:val="28"/>
-                <w:szCs w:val="28"/>
-              </w:rPr>
-              <w:t xml:space="preserve"> 3rd </w:t>
+              <w:t xml:space="preserve"> Kramam 3rd </w:t>
             </w:r>
             <w:proofErr w:type="spellStart"/>
             <w:r>
@@ -24644,29 +27122,7 @@
                 <w:sz w:val="28"/>
                 <w:szCs w:val="28"/>
               </w:rPr>
-              <w:t xml:space="preserve"> </w:t>
-            </w:r>
-            <w:proofErr w:type="spellStart"/>
-            <w:r>
-              <w:rPr>
-                <w:rFonts w:ascii="Arial" w:hAnsi="Arial" w:cs="Arial"/>
-                <w:b w:val="0"/>
-                <w:bCs w:val="0"/>
-                <w:sz w:val="28"/>
-                <w:szCs w:val="28"/>
-              </w:rPr>
-              <w:t>Kramam</w:t>
-            </w:r>
-            <w:proofErr w:type="spellEnd"/>
-            <w:r>
-              <w:rPr>
-                <w:rFonts w:ascii="Arial" w:hAnsi="Arial" w:cs="Arial"/>
-                <w:b w:val="0"/>
-                <w:bCs w:val="0"/>
-                <w:sz w:val="28"/>
-                <w:szCs w:val="28"/>
-              </w:rPr>
-              <w:t xml:space="preserve"> 7th </w:t>
+              <w:t xml:space="preserve"> Kramam 7th </w:t>
             </w:r>
             <w:proofErr w:type="spellStart"/>
             <w:r>
@@ -24869,29 +27325,7 @@
                 <w:sz w:val="28"/>
                 <w:szCs w:val="28"/>
               </w:rPr>
-              <w:t xml:space="preserve"> </w:t>
-            </w:r>
-            <w:proofErr w:type="spellStart"/>
-            <w:r>
-              <w:rPr>
-                <w:rFonts w:ascii="Arial" w:hAnsi="Arial" w:cs="Arial"/>
-                <w:b w:val="0"/>
-                <w:bCs w:val="0"/>
-                <w:sz w:val="28"/>
-                <w:szCs w:val="28"/>
-              </w:rPr>
-              <w:t>Kramam</w:t>
-            </w:r>
-            <w:proofErr w:type="spellEnd"/>
-            <w:r>
-              <w:rPr>
-                <w:rFonts w:ascii="Arial" w:hAnsi="Arial" w:cs="Arial"/>
-                <w:b w:val="0"/>
-                <w:bCs w:val="0"/>
-                <w:sz w:val="28"/>
-                <w:szCs w:val="28"/>
-              </w:rPr>
-              <w:t xml:space="preserve"> 8th </w:t>
+              <w:t xml:space="preserve"> Kramam 8th </w:t>
             </w:r>
             <w:proofErr w:type="spellStart"/>
             <w:r>
@@ -25202,29 +27636,7 @@
                 <w:sz w:val="28"/>
                 <w:szCs w:val="28"/>
               </w:rPr>
-              <w:t xml:space="preserve"> </w:t>
-            </w:r>
-            <w:proofErr w:type="spellStart"/>
-            <w:r>
-              <w:rPr>
-                <w:rFonts w:ascii="Arial" w:hAnsi="Arial" w:cs="Arial"/>
-                <w:b w:val="0"/>
-                <w:bCs w:val="0"/>
-                <w:sz w:val="28"/>
-                <w:szCs w:val="28"/>
-              </w:rPr>
-              <w:t>Kramam</w:t>
-            </w:r>
-            <w:proofErr w:type="spellEnd"/>
-            <w:r>
-              <w:rPr>
-                <w:rFonts w:ascii="Arial" w:hAnsi="Arial" w:cs="Arial"/>
-                <w:b w:val="0"/>
-                <w:bCs w:val="0"/>
-                <w:sz w:val="28"/>
-                <w:szCs w:val="28"/>
-              </w:rPr>
-              <w:t xml:space="preserve"> 9th </w:t>
+              <w:t xml:space="preserve"> Kramam 9th </w:t>
             </w:r>
             <w:proofErr w:type="spellStart"/>
             <w:r>
@@ -25455,29 +27867,7 @@
                 <w:sz w:val="28"/>
                 <w:szCs w:val="28"/>
               </w:rPr>
-              <w:t xml:space="preserve"> </w:t>
-            </w:r>
-            <w:proofErr w:type="spellStart"/>
-            <w:r>
-              <w:rPr>
-                <w:rFonts w:ascii="Arial" w:hAnsi="Arial" w:cs="Arial"/>
-                <w:b w:val="0"/>
-                <w:bCs w:val="0"/>
-                <w:sz w:val="28"/>
-                <w:szCs w:val="28"/>
-              </w:rPr>
-              <w:t>Kramam</w:t>
-            </w:r>
-            <w:proofErr w:type="spellEnd"/>
-            <w:r>
-              <w:rPr>
-                <w:rFonts w:ascii="Arial" w:hAnsi="Arial" w:cs="Arial"/>
-                <w:b w:val="0"/>
-                <w:bCs w:val="0"/>
-                <w:sz w:val="28"/>
-                <w:szCs w:val="28"/>
-              </w:rPr>
-              <w:t xml:space="preserve"> 11th </w:t>
+              <w:t xml:space="preserve"> Kramam 11th </w:t>
             </w:r>
             <w:proofErr w:type="spellStart"/>
             <w:r>
@@ -30288,7 +32678,6 @@
               </w:rPr>
               <w:t>…</w:t>
             </w:r>
-            <w:proofErr w:type="spellStart"/>
             <w:r>
               <w:rPr>
                 <w:rFonts w:ascii="BRH Devanagari Extra" w:hAnsi="BRH Devanagari Extra"/>
@@ -30296,7 +32685,6 @@
               </w:rPr>
               <w:t>óè</w:t>
             </w:r>
-            <w:proofErr w:type="spellEnd"/>
             <w:r>
               <w:t xml:space="preserve"> </w:t>
             </w:r>
@@ -33031,7 +35419,6 @@
                 <w:sz w:val="28"/>
                 <w:szCs w:val="28"/>
               </w:rPr>
-              <w:lastRenderedPageBreak/>
               <w:t>16.3 Rudra Kramam</w:t>
             </w:r>
           </w:p>
@@ -36155,18 +38542,8 @@
                 <w:sz w:val="28"/>
                 <w:szCs w:val="28"/>
               </w:rPr>
-              <w:t xml:space="preserve"> </w:t>
-            </w:r>
-            <w:proofErr w:type="spellStart"/>
-            <w:r>
-              <w:rPr>
-                <w:rFonts w:ascii="Arial" w:hAnsi="Arial" w:cs="Arial"/>
-                <w:sz w:val="28"/>
-                <w:szCs w:val="28"/>
-              </w:rPr>
-              <w:t>Kramam</w:t>
-            </w:r>
-            <w:proofErr w:type="spellEnd"/>
+              <w:t xml:space="preserve"> Kramam</w:t>
+            </w:r>
           </w:p>
         </w:tc>
         <w:tc>
@@ -36357,18 +38734,8 @@
                 <w:sz w:val="28"/>
                 <w:szCs w:val="28"/>
               </w:rPr>
-              <w:t xml:space="preserve"> </w:t>
-            </w:r>
-            <w:proofErr w:type="spellStart"/>
-            <w:r>
-              <w:rPr>
-                <w:rFonts w:ascii="Arial" w:hAnsi="Arial" w:cs="Arial"/>
-                <w:sz w:val="28"/>
-                <w:szCs w:val="28"/>
-              </w:rPr>
-              <w:t>Kramam</w:t>
-            </w:r>
-            <w:proofErr w:type="spellEnd"/>
+              <w:t xml:space="preserve"> Kramam</w:t>
+            </w:r>
           </w:p>
         </w:tc>
         <w:tc>
@@ -36522,18 +38889,8 @@
                 <w:sz w:val="28"/>
                 <w:szCs w:val="28"/>
               </w:rPr>
-              <w:t xml:space="preserve"> </w:t>
-            </w:r>
-            <w:proofErr w:type="spellStart"/>
-            <w:r>
-              <w:rPr>
-                <w:rFonts w:ascii="Arial" w:hAnsi="Arial" w:cs="Arial"/>
-                <w:sz w:val="28"/>
-                <w:szCs w:val="28"/>
-              </w:rPr>
-              <w:t>Kramam</w:t>
-            </w:r>
-            <w:proofErr w:type="spellEnd"/>
+              <w:t xml:space="preserve"> Kramam</w:t>
+            </w:r>
           </w:p>
         </w:tc>
         <w:tc>
@@ -36756,18 +39113,8 @@
                 <w:sz w:val="28"/>
                 <w:szCs w:val="28"/>
               </w:rPr>
-              <w:t xml:space="preserve"> </w:t>
-            </w:r>
-            <w:proofErr w:type="spellStart"/>
-            <w:r>
-              <w:rPr>
-                <w:rFonts w:ascii="Arial" w:hAnsi="Arial" w:cs="Arial"/>
-                <w:sz w:val="28"/>
-                <w:szCs w:val="28"/>
-              </w:rPr>
-              <w:t>Kramam</w:t>
-            </w:r>
-            <w:proofErr w:type="spellEnd"/>
+              <w:t xml:space="preserve"> Kramam</w:t>
+            </w:r>
           </w:p>
         </w:tc>
         <w:tc>
@@ -37138,18 +39485,8 @@
                 <w:sz w:val="28"/>
                 <w:szCs w:val="28"/>
               </w:rPr>
-              <w:t xml:space="preserve"> </w:t>
-            </w:r>
-            <w:proofErr w:type="spellStart"/>
-            <w:r>
-              <w:rPr>
-                <w:rFonts w:ascii="Arial" w:hAnsi="Arial" w:cs="Arial"/>
-                <w:sz w:val="28"/>
-                <w:szCs w:val="28"/>
-              </w:rPr>
-              <w:t>Kramam</w:t>
-            </w:r>
-            <w:proofErr w:type="spellEnd"/>
+              <w:t xml:space="preserve"> Kramam</w:t>
+            </w:r>
           </w:p>
         </w:tc>
         <w:tc>
@@ -40541,7 +42878,7 @@
             <w:r>
               <w:t xml:space="preserve">3.2.1 </w:t>
             </w:r>
-            <w:bookmarkStart w:id="2" w:name="_Toc507367316"/>
+            <w:bookmarkStart w:id="3" w:name="_Toc507367316"/>
             <w:r>
               <w:rPr>
                 <w:rFonts w:ascii="Nirmala UI" w:hAnsi="Nirmala UI" w:cs="Nirmala UI" w:hint="cs"/>
@@ -40583,7 +42920,7 @@
               </w:rPr>
               <w:t>பூஜா</w:t>
             </w:r>
-            <w:bookmarkEnd w:id="2"/>
+            <w:bookmarkEnd w:id="3"/>
           </w:p>
           <w:p>
             <w:pPr>
@@ -42674,25 +45011,7 @@
                 <w:sz w:val="28"/>
                 <w:szCs w:val="28"/>
               </w:rPr>
-              <w:t xml:space="preserve"> </w:t>
-            </w:r>
-            <w:proofErr w:type="spellStart"/>
-            <w:r>
-              <w:rPr>
-                <w:rFonts w:ascii="Arial" w:hAnsi="Arial" w:cs="Arial"/>
-                <w:sz w:val="28"/>
-                <w:szCs w:val="28"/>
-              </w:rPr>
-              <w:t>nyasam</w:t>
-            </w:r>
-            <w:proofErr w:type="spellEnd"/>
-            <w:r>
-              <w:rPr>
-                <w:rFonts w:ascii="Arial" w:hAnsi="Arial" w:cs="Arial"/>
-                <w:sz w:val="28"/>
-                <w:szCs w:val="28"/>
-              </w:rPr>
-              <w:t xml:space="preserve"> para 10</w:t>
+              <w:t xml:space="preserve"> nyasam para 10</w:t>
             </w:r>
           </w:p>
         </w:tc>
@@ -42933,7 +45252,7 @@
                 <w:szCs w:val="28"/>
               </w:rPr>
             </w:pPr>
-            <w:bookmarkStart w:id="3" w:name="_Toc507367373"/>
+            <w:bookmarkStart w:id="4" w:name="_Toc507367373"/>
             <w:r>
               <w:rPr>
                 <w:rFonts w:ascii="Arial" w:hAnsi="Arial" w:cs="Arial"/>
@@ -42950,7 +45269,7 @@
               </w:rPr>
               <w:t>புருஷ ஸூக்தம்</w:t>
             </w:r>
-            <w:bookmarkEnd w:id="3"/>
+            <w:bookmarkEnd w:id="4"/>
             <w:r>
               <w:rPr>
                 <w:sz w:val="28"/>
@@ -43133,7 +45452,7 @@
             <w:tcW w:w="3092" w:type="dxa"/>
           </w:tcPr>
           <w:p>
-            <w:bookmarkStart w:id="4" w:name="_Toc507367376"/>
+            <w:bookmarkStart w:id="5" w:name="_Toc507367376"/>
             <w:r>
               <w:rPr>
                 <w:szCs w:val="28"/>
@@ -43185,7 +45504,7 @@
               </w:rPr>
               <w:t>வயம்</w:t>
             </w:r>
-            <w:bookmarkEnd w:id="4"/>
+            <w:bookmarkEnd w:id="5"/>
             <w:r>
               <w:rPr>
                 <w:cs/>
@@ -44415,25 +46734,7 @@
                 <w:sz w:val="28"/>
                 <w:szCs w:val="28"/>
               </w:rPr>
-              <w:t xml:space="preserve"> </w:t>
-            </w:r>
-            <w:proofErr w:type="spellStart"/>
-            <w:r>
-              <w:rPr>
-                <w:rFonts w:ascii="Arial" w:hAnsi="Arial" w:cs="Arial"/>
-                <w:sz w:val="28"/>
-                <w:szCs w:val="28"/>
-              </w:rPr>
-              <w:t>Kramam</w:t>
-            </w:r>
-            <w:proofErr w:type="spellEnd"/>
-            <w:r>
-              <w:rPr>
-                <w:rFonts w:ascii="Arial" w:hAnsi="Arial" w:cs="Arial"/>
-                <w:sz w:val="28"/>
-                <w:szCs w:val="28"/>
-              </w:rPr>
-              <w:t xml:space="preserve"> 7th </w:t>
+              <w:t xml:space="preserve"> Kramam 7th </w:t>
             </w:r>
             <w:proofErr w:type="spellStart"/>
             <w:r>
@@ -46421,29 +48722,7 @@
                 <w:sz w:val="28"/>
                 <w:szCs w:val="28"/>
               </w:rPr>
-              <w:t xml:space="preserve"> (</w:t>
-            </w:r>
-            <w:proofErr w:type="spellStart"/>
-            <w:r>
-              <w:rPr>
-                <w:rFonts w:ascii="Arial" w:hAnsi="Arial" w:cs="Arial"/>
-                <w:b w:val="0"/>
-                <w:bCs w:val="0"/>
-                <w:sz w:val="28"/>
-                <w:szCs w:val="28"/>
-              </w:rPr>
-              <w:t>ddha</w:t>
-            </w:r>
-            <w:proofErr w:type="spellEnd"/>
-            <w:r>
-              <w:rPr>
-                <w:rFonts w:ascii="Arial" w:hAnsi="Arial" w:cs="Arial"/>
-                <w:b w:val="0"/>
-                <w:bCs w:val="0"/>
-                <w:sz w:val="28"/>
-                <w:szCs w:val="28"/>
-              </w:rPr>
-              <w:t xml:space="preserve"> coded or replaced incorrectly) </w:t>
+              <w:t xml:space="preserve"> (ddha coded or replaced incorrectly) </w:t>
             </w:r>
           </w:p>
         </w:tc>
@@ -47560,7 +49839,6 @@
               </w:rPr>
               <w:t>ம்</w:t>
             </w:r>
-            <w:proofErr w:type="spellStart"/>
             <w:r>
               <w:rPr>
                 <w:rFonts w:ascii="BRH Devanagari Extra" w:hAnsi="BRH Devanagari Extra"/>
@@ -47578,7 +49856,6 @@
               </w:rPr>
               <w:t>è</w:t>
             </w:r>
-            <w:proofErr w:type="spellEnd"/>
             <w:r>
               <w:t xml:space="preserve"> </w:t>
             </w:r>
@@ -47657,7 +49934,6 @@
               </w:rPr>
               <w:t>3</w:t>
             </w:r>
-            <w:proofErr w:type="spellStart"/>
             <w:r>
               <w:rPr>
                 <w:rFonts w:ascii="BRH Devanagari Extra" w:hAnsi="BRH Devanagari Extra"/>
@@ -47667,7 +49943,6 @@
               </w:rPr>
               <w:t>óè</w:t>
             </w:r>
-            <w:proofErr w:type="spellEnd"/>
             <w:r>
               <w:t xml:space="preserve"> </w:t>
             </w:r>
@@ -50100,7 +52375,6 @@
               </w:rPr>
               <w:t>…</w:t>
             </w:r>
-            <w:proofErr w:type="spellStart"/>
             <w:r>
               <w:rPr>
                 <w:rFonts w:ascii="BRH Devanagari Extra" w:hAnsi="BRH Devanagari Extra"/>
@@ -50109,7 +52383,6 @@
               </w:rPr>
               <w:t>óè</w:t>
             </w:r>
-            <w:proofErr w:type="spellEnd"/>
             <w:r>
               <w:rPr>
                 <w:rFonts w:ascii="BRH Tamil Tab Extra" w:hAnsi="BRH Tamil Tab Extra"/>
@@ -50204,7 +52477,6 @@
               </w:rPr>
               <w:t>…</w:t>
             </w:r>
-            <w:proofErr w:type="spellStart"/>
             <w:r>
               <w:rPr>
                 <w:rFonts w:ascii="BRH Devanagari Extra" w:hAnsi="BRH Devanagari Extra"/>
@@ -50213,7 +52485,6 @@
               </w:rPr>
               <w:t>óè</w:t>
             </w:r>
-            <w:proofErr w:type="spellEnd"/>
             <w:r>
               <w:rPr>
                 <w:rFonts w:ascii="BRH Tamil Tab Extra" w:hAnsi="BRH Tamil Tab Extra"/>
@@ -50356,7 +52627,6 @@
               </w:rPr>
               <w:t>…</w:t>
             </w:r>
-            <w:proofErr w:type="spellStart"/>
             <w:r>
               <w:rPr>
                 <w:rFonts w:ascii="BRH Devanagari Extra" w:hAnsi="BRH Devanagari Extra"/>
@@ -50365,7 +52635,6 @@
               </w:rPr>
               <w:t>óè</w:t>
             </w:r>
-            <w:proofErr w:type="spellEnd"/>
             <w:r>
               <w:rPr>
                 <w:rFonts w:ascii="BRH Tamil Tab Extra" w:hAnsi="BRH Tamil Tab Extra"/>
@@ -50465,7 +52734,6 @@
               </w:rPr>
               <w:t>…</w:t>
             </w:r>
-            <w:proofErr w:type="spellStart"/>
             <w:r>
               <w:rPr>
                 <w:rFonts w:ascii="BRH Devanagari Extra" w:hAnsi="BRH Devanagari Extra"/>
@@ -50474,7 +52742,6 @@
               </w:rPr>
               <w:t>óè</w:t>
             </w:r>
-            <w:proofErr w:type="spellEnd"/>
             <w:r>
               <w:rPr>
                 <w:rFonts w:ascii="BRH Tamil Tab Extra" w:hAnsi="BRH Tamil Tab Extra"/>
@@ -51047,7 +53314,6 @@
               </w:rPr>
               <w:t>…</w:t>
             </w:r>
-            <w:proofErr w:type="spellStart"/>
             <w:r>
               <w:rPr>
                 <w:rFonts w:ascii="BRH Devanagari Extra" w:hAnsi="BRH Devanagari Extra"/>
@@ -51056,7 +53322,6 @@
               </w:rPr>
               <w:t>óè</w:t>
             </w:r>
-            <w:proofErr w:type="spellEnd"/>
             <w:r>
               <w:rPr>
                 <w:rFonts w:ascii="BRH Tamil Tab Extra" w:hAnsi="BRH Tamil Tab Extra"/>
@@ -51151,7 +53416,6 @@
               </w:rPr>
               <w:t>…</w:t>
             </w:r>
-            <w:proofErr w:type="spellStart"/>
             <w:r>
               <w:rPr>
                 <w:rFonts w:ascii="BRH Devanagari Extra" w:hAnsi="BRH Devanagari Extra"/>
@@ -51160,7 +53424,6 @@
               </w:rPr>
               <w:t>óè</w:t>
             </w:r>
-            <w:proofErr w:type="spellEnd"/>
             <w:r>
               <w:rPr>
                 <w:rFonts w:ascii="BRH Tamil Tab Extra" w:hAnsi="BRH Tamil Tab Extra"/>
@@ -51306,7 +53569,6 @@
               </w:rPr>
               <w:t>…</w:t>
             </w:r>
-            <w:proofErr w:type="spellStart"/>
             <w:r>
               <w:rPr>
                 <w:rFonts w:ascii="BRH Devanagari Extra" w:hAnsi="BRH Devanagari Extra"/>
@@ -51315,7 +53577,6 @@
               </w:rPr>
               <w:t>óè</w:t>
             </w:r>
-            <w:proofErr w:type="spellEnd"/>
             <w:r>
               <w:rPr>
                 <w:rFonts w:ascii="BRH Tamil Tab Extra" w:hAnsi="BRH Tamil Tab Extra"/>
@@ -51497,7 +53758,6 @@
               </w:rPr>
               <w:t>…</w:t>
             </w:r>
-            <w:proofErr w:type="spellStart"/>
             <w:r>
               <w:rPr>
                 <w:rFonts w:ascii="BRH Devanagari Extra" w:hAnsi="BRH Devanagari Extra"/>
@@ -51506,7 +53766,6 @@
               </w:rPr>
               <w:t>óè</w:t>
             </w:r>
-            <w:proofErr w:type="spellEnd"/>
             <w:r>
               <w:rPr>
                 <w:rFonts w:ascii="BRH Tamil Tab Extra" w:hAnsi="BRH Tamil Tab Extra"/>
@@ -52582,7 +54841,7 @@
   <w:style w:type="paragraph" w:default="1" w:styleId="Normal">
     <w:name w:val="Normal"/>
     <w:qFormat/>
-    <w:rsid w:val="00611257"/>
+    <w:rsid w:val="00A76BC5"/>
     <w:pPr>
       <w:ind w:right="-18"/>
     </w:pPr>
